--- a/Configure Laravel to Accept Auth0 Tokens instead of SANCTUM.docx
+++ b/Configure Laravel to Accept Auth0 Tokens instead of SANCTUM.docx
@@ -101,8 +101,20 @@
           <w:highlight w:val="lightGray"/>
           <w:lang w:val="en-US"/>
         </w:rPr>
-        <w:t>composer require firebase/php-jwt</w:t>
-      </w:r>
+        <w:t>composer require firebase/php-</w:t>
+      </w:r>
+      <w:proofErr w:type="spellStart"/>
+      <w:r>
+        <w:rPr>
+          <w:rFonts w:ascii="Arial" w:eastAsia="Times New Roman" w:hAnsi="Arial" w:cs="Arial"/>
+          <w:bCs/>
+          <w:color w:val="0F1115"/>
+          <w:highlight w:val="lightGray"/>
+          <w:lang w:val="en-US"/>
+        </w:rPr>
+        <w:t>jwt</w:t>
+      </w:r>
+      <w:proofErr w:type="spellEnd"/>
     </w:p>
     <w:p>
       <w:pPr>
@@ -182,8 +194,44 @@
           <w:highlight w:val="lightGray"/>
           <w:lang w:val="en-US"/>
         </w:rPr>
-        <w:t>php artisan db:seed --class=ProductSeeder</w:t>
-      </w:r>
+        <w:t xml:space="preserve">php artisan </w:t>
+      </w:r>
+      <w:proofErr w:type="spellStart"/>
+      <w:proofErr w:type="gramStart"/>
+      <w:r>
+        <w:rPr>
+          <w:rFonts w:ascii="Arial" w:eastAsia="Times New Roman" w:hAnsi="Arial" w:cs="Arial"/>
+          <w:bCs/>
+          <w:color w:val="0F1115"/>
+          <w:highlight w:val="lightGray"/>
+          <w:lang w:val="en-US"/>
+        </w:rPr>
+        <w:t>db:seed</w:t>
+      </w:r>
+      <w:proofErr w:type="spellEnd"/>
+      <w:proofErr w:type="gramEnd"/>
+      <w:r>
+        <w:rPr>
+          <w:rFonts w:ascii="Arial" w:eastAsia="Times New Roman" w:hAnsi="Arial" w:cs="Arial"/>
+          <w:bCs/>
+          <w:color w:val="0F1115"/>
+          <w:highlight w:val="lightGray"/>
+          <w:lang w:val="en-US"/>
+        </w:rPr>
+        <w:t xml:space="preserve"> --class=</w:t>
+      </w:r>
+      <w:proofErr w:type="spellStart"/>
+      <w:r>
+        <w:rPr>
+          <w:rFonts w:ascii="Arial" w:eastAsia="Times New Roman" w:hAnsi="Arial" w:cs="Arial"/>
+          <w:bCs/>
+          <w:color w:val="0F1115"/>
+          <w:highlight w:val="lightGray"/>
+          <w:lang w:val="en-US"/>
+        </w:rPr>
+        <w:t>ProductSeeder</w:t>
+      </w:r>
+      <w:proofErr w:type="spellEnd"/>
     </w:p>
     <w:p>
       <w:pPr>
@@ -268,7 +316,27 @@
           <w:color w:val="0F1115"/>
           <w:lang w:val="en-US"/>
         </w:rPr>
-        <w:t>composer show | findstr auth0</w:t>
+        <w:t xml:space="preserve">composer show | </w:t>
+      </w:r>
+      <w:proofErr w:type="spellStart"/>
+      <w:r>
+        <w:rPr>
+          <w:rFonts w:ascii="Arial" w:eastAsia="Times New Roman" w:hAnsi="Arial" w:cs="Arial"/>
+          <w:bCs/>
+          <w:color w:val="0F1115"/>
+          <w:lang w:val="en-US"/>
+        </w:rPr>
+        <w:t>findstr</w:t>
+      </w:r>
+      <w:proofErr w:type="spellEnd"/>
+      <w:r>
+        <w:rPr>
+          <w:rFonts w:ascii="Arial" w:eastAsia="Times New Roman" w:hAnsi="Arial" w:cs="Arial"/>
+          <w:bCs/>
+          <w:color w:val="0F1115"/>
+          <w:lang w:val="en-US"/>
+        </w:rPr>
+        <w:t xml:space="preserve"> auth0</w:t>
       </w:r>
     </w:p>
     <w:p>
@@ -316,8 +384,39 @@
           <w:color w:val="0F1115"/>
           <w:lang w:val="en-US"/>
         </w:rPr>
-        <w:t>composer show | findstr jwt</w:t>
-      </w:r>
+        <w:t xml:space="preserve">composer show | </w:t>
+      </w:r>
+      <w:proofErr w:type="spellStart"/>
+      <w:r>
+        <w:rPr>
+          <w:rFonts w:ascii="Arial" w:eastAsia="Times New Roman" w:hAnsi="Arial" w:cs="Arial"/>
+          <w:bCs/>
+          <w:color w:val="0F1115"/>
+          <w:lang w:val="en-US"/>
+        </w:rPr>
+        <w:t>findstr</w:t>
+      </w:r>
+      <w:proofErr w:type="spellEnd"/>
+      <w:r>
+        <w:rPr>
+          <w:rFonts w:ascii="Arial" w:eastAsia="Times New Roman" w:hAnsi="Arial" w:cs="Arial"/>
+          <w:bCs/>
+          <w:color w:val="0F1115"/>
+          <w:lang w:val="en-US"/>
+        </w:rPr>
+        <w:t xml:space="preserve"> </w:t>
+      </w:r>
+      <w:proofErr w:type="spellStart"/>
+      <w:r>
+        <w:rPr>
+          <w:rFonts w:ascii="Arial" w:eastAsia="Times New Roman" w:hAnsi="Arial" w:cs="Arial"/>
+          <w:bCs/>
+          <w:color w:val="0F1115"/>
+          <w:lang w:val="en-US"/>
+        </w:rPr>
+        <w:t>jwt</w:t>
+      </w:r>
+      <w:proofErr w:type="spellEnd"/>
     </w:p>
     <w:p>
       <w:pPr>
@@ -365,8 +464,22 @@
           <w:highlight w:val="lightGray"/>
           <w:lang w:val="en-US"/>
         </w:rPr>
-        <w:t>php artisan route:list</w:t>
-      </w:r>
+        <w:t xml:space="preserve">php artisan </w:t>
+      </w:r>
+      <w:proofErr w:type="spellStart"/>
+      <w:proofErr w:type="gramStart"/>
+      <w:r>
+        <w:rPr>
+          <w:rFonts w:ascii="Arial" w:eastAsia="Times New Roman" w:hAnsi="Arial" w:cs="Arial"/>
+          <w:bCs/>
+          <w:color w:val="0F1115"/>
+          <w:highlight w:val="lightGray"/>
+          <w:lang w:val="en-US"/>
+        </w:rPr>
+        <w:t>route:list</w:t>
+      </w:r>
+      <w:proofErr w:type="spellEnd"/>
+      <w:proofErr w:type="gramEnd"/>
     </w:p>
     <w:p>
       <w:pPr>
@@ -532,7 +645,29 @@
           <w:color w:val="0F1115"/>
           <w:lang w:val="en-US"/>
         </w:rPr>
-        <w:t>Make sure your Laravel config/cors.php has</w:t>
+        <w:t>Make sure your Laravel config/</w:t>
+      </w:r>
+      <w:proofErr w:type="spellStart"/>
+      <w:r>
+        <w:rPr>
+          <w:rFonts w:ascii="Arial" w:eastAsia="Times New Roman" w:hAnsi="Arial" w:cs="Arial"/>
+          <w:b/>
+          <w:bCs/>
+          <w:color w:val="0F1115"/>
+          <w:lang w:val="en-US"/>
+        </w:rPr>
+        <w:t>cors.php</w:t>
+      </w:r>
+      <w:proofErr w:type="spellEnd"/>
+      <w:r>
+        <w:rPr>
+          <w:rFonts w:ascii="Arial" w:eastAsia="Times New Roman" w:hAnsi="Arial" w:cs="Arial"/>
+          <w:b/>
+          <w:bCs/>
+          <w:color w:val="0F1115"/>
+          <w:lang w:val="en-US"/>
+        </w:rPr>
+        <w:t xml:space="preserve"> has</w:t>
       </w:r>
       <w:r>
         <w:rPr>
@@ -560,83 +695,183 @@
           <w:color w:val="0F1115"/>
           <w:lang w:val="en-US"/>
         </w:rPr>
-        <w:t>'paths' =&gt; ['api/*'],</w:t>
-      </w:r>
-    </w:p>
-    <w:p>
-      <w:pPr>
-        <w:rPr>
-          <w:rFonts w:ascii="Arial" w:eastAsia="Times New Roman" w:hAnsi="Arial" w:cs="Arial"/>
-          <w:bCs/>
-          <w:color w:val="0F1115"/>
-          <w:lang w:val="en-US"/>
-        </w:rPr>
-      </w:pPr>
-      <w:r>
-        <w:rPr>
-          <w:rFonts w:ascii="Arial" w:eastAsia="Times New Roman" w:hAnsi="Arial" w:cs="Arial"/>
-          <w:bCs/>
-          <w:color w:val="0F1115"/>
-          <w:lang w:val="en-US"/>
-        </w:rPr>
-        <w:t>'allowed_origins' =&gt; ['http://localhost:5173'],</w:t>
-      </w:r>
-    </w:p>
-    <w:p>
-      <w:pPr>
-        <w:rPr>
-          <w:rFonts w:ascii="Arial" w:eastAsia="Times New Roman" w:hAnsi="Arial" w:cs="Arial"/>
-          <w:bCs/>
-          <w:color w:val="0F1115"/>
-          <w:lang w:val="en-US"/>
-        </w:rPr>
-      </w:pPr>
-      <w:r>
-        <w:rPr>
-          <w:rFonts w:ascii="Arial" w:eastAsia="Times New Roman" w:hAnsi="Arial" w:cs="Arial"/>
-          <w:bCs/>
-          <w:color w:val="0F1115"/>
-          <w:lang w:val="en-US"/>
-        </w:rPr>
-        <w:t>'allowed_methods' =&gt; ['*'],</w:t>
-      </w:r>
-    </w:p>
-    <w:p>
-      <w:pPr>
-        <w:rPr>
-          <w:rFonts w:ascii="Arial" w:eastAsia="Times New Roman" w:hAnsi="Arial" w:cs="Arial"/>
-          <w:bCs/>
-          <w:color w:val="0F1115"/>
-          <w:lang w:val="en-US"/>
-        </w:rPr>
-      </w:pPr>
-      <w:r>
-        <w:rPr>
-          <w:rFonts w:ascii="Arial" w:eastAsia="Times New Roman" w:hAnsi="Arial" w:cs="Arial"/>
-          <w:bCs/>
-          <w:color w:val="0F1115"/>
-          <w:lang w:val="en-US"/>
-        </w:rPr>
-        <w:t>'allowed_headers' =&gt; ['*'],</w:t>
-      </w:r>
-    </w:p>
-    <w:p>
-      <w:pPr>
-        <w:rPr>
-          <w:rFonts w:ascii="Arial" w:eastAsia="Times New Roman" w:hAnsi="Arial" w:cs="Arial"/>
-          <w:bCs/>
-          <w:color w:val="0F1115"/>
-          <w:lang w:val="en-US"/>
-        </w:rPr>
-      </w:pPr>
-      <w:r>
-        <w:rPr>
-          <w:rFonts w:ascii="Arial" w:eastAsia="Times New Roman" w:hAnsi="Arial" w:cs="Arial"/>
-          <w:bCs/>
-          <w:color w:val="0F1115"/>
-          <w:lang w:val="en-US"/>
-        </w:rPr>
-        <w:t>'supports_credentials' =&gt; true,</w:t>
+        <w:t>'paths' =&gt; ['</w:t>
+      </w:r>
+      <w:proofErr w:type="spellStart"/>
+      <w:r>
+        <w:rPr>
+          <w:rFonts w:ascii="Arial" w:eastAsia="Times New Roman" w:hAnsi="Arial" w:cs="Arial"/>
+          <w:bCs/>
+          <w:color w:val="0F1115"/>
+          <w:lang w:val="en-US"/>
+        </w:rPr>
+        <w:t>api</w:t>
+      </w:r>
+      <w:proofErr w:type="spellEnd"/>
+      <w:r>
+        <w:rPr>
+          <w:rFonts w:ascii="Arial" w:eastAsia="Times New Roman" w:hAnsi="Arial" w:cs="Arial"/>
+          <w:bCs/>
+          <w:color w:val="0F1115"/>
+          <w:lang w:val="en-US"/>
+        </w:rPr>
+        <w:t>/*'],</w:t>
+      </w:r>
+    </w:p>
+    <w:p>
+      <w:pPr>
+        <w:rPr>
+          <w:rFonts w:ascii="Arial" w:eastAsia="Times New Roman" w:hAnsi="Arial" w:cs="Arial"/>
+          <w:bCs/>
+          <w:color w:val="0F1115"/>
+          <w:lang w:val="en-US"/>
+        </w:rPr>
+      </w:pPr>
+      <w:r>
+        <w:rPr>
+          <w:rFonts w:ascii="Arial" w:eastAsia="Times New Roman" w:hAnsi="Arial" w:cs="Arial"/>
+          <w:bCs/>
+          <w:color w:val="0F1115"/>
+          <w:lang w:val="en-US"/>
+        </w:rPr>
+        <w:t>'</w:t>
+      </w:r>
+      <w:proofErr w:type="spellStart"/>
+      <w:r>
+        <w:rPr>
+          <w:rFonts w:ascii="Arial" w:eastAsia="Times New Roman" w:hAnsi="Arial" w:cs="Arial"/>
+          <w:bCs/>
+          <w:color w:val="0F1115"/>
+          <w:lang w:val="en-US"/>
+        </w:rPr>
+        <w:t>allowed_origins</w:t>
+      </w:r>
+      <w:proofErr w:type="spellEnd"/>
+      <w:r>
+        <w:rPr>
+          <w:rFonts w:ascii="Arial" w:eastAsia="Times New Roman" w:hAnsi="Arial" w:cs="Arial"/>
+          <w:bCs/>
+          <w:color w:val="0F1115"/>
+          <w:lang w:val="en-US"/>
+        </w:rPr>
+        <w:t>' =&gt; ['http://localhost:5173'],</w:t>
+      </w:r>
+    </w:p>
+    <w:p>
+      <w:pPr>
+        <w:rPr>
+          <w:rFonts w:ascii="Arial" w:eastAsia="Times New Roman" w:hAnsi="Arial" w:cs="Arial"/>
+          <w:bCs/>
+          <w:color w:val="0F1115"/>
+          <w:lang w:val="en-US"/>
+        </w:rPr>
+      </w:pPr>
+      <w:r>
+        <w:rPr>
+          <w:rFonts w:ascii="Arial" w:eastAsia="Times New Roman" w:hAnsi="Arial" w:cs="Arial"/>
+          <w:bCs/>
+          <w:color w:val="0F1115"/>
+          <w:lang w:val="en-US"/>
+        </w:rPr>
+        <w:t>'</w:t>
+      </w:r>
+      <w:proofErr w:type="spellStart"/>
+      <w:r>
+        <w:rPr>
+          <w:rFonts w:ascii="Arial" w:eastAsia="Times New Roman" w:hAnsi="Arial" w:cs="Arial"/>
+          <w:bCs/>
+          <w:color w:val="0F1115"/>
+          <w:lang w:val="en-US"/>
+        </w:rPr>
+        <w:t>allowed_methods</w:t>
+      </w:r>
+      <w:proofErr w:type="spellEnd"/>
+      <w:r>
+        <w:rPr>
+          <w:rFonts w:ascii="Arial" w:eastAsia="Times New Roman" w:hAnsi="Arial" w:cs="Arial"/>
+          <w:bCs/>
+          <w:color w:val="0F1115"/>
+          <w:lang w:val="en-US"/>
+        </w:rPr>
+        <w:t>' =&gt; ['*'],</w:t>
+      </w:r>
+    </w:p>
+    <w:p>
+      <w:pPr>
+        <w:rPr>
+          <w:rFonts w:ascii="Arial" w:eastAsia="Times New Roman" w:hAnsi="Arial" w:cs="Arial"/>
+          <w:bCs/>
+          <w:color w:val="0F1115"/>
+          <w:lang w:val="en-US"/>
+        </w:rPr>
+      </w:pPr>
+      <w:r>
+        <w:rPr>
+          <w:rFonts w:ascii="Arial" w:eastAsia="Times New Roman" w:hAnsi="Arial" w:cs="Arial"/>
+          <w:bCs/>
+          <w:color w:val="0F1115"/>
+          <w:lang w:val="en-US"/>
+        </w:rPr>
+        <w:t>'</w:t>
+      </w:r>
+      <w:proofErr w:type="spellStart"/>
+      <w:r>
+        <w:rPr>
+          <w:rFonts w:ascii="Arial" w:eastAsia="Times New Roman" w:hAnsi="Arial" w:cs="Arial"/>
+          <w:bCs/>
+          <w:color w:val="0F1115"/>
+          <w:lang w:val="en-US"/>
+        </w:rPr>
+        <w:t>allowed_headers</w:t>
+      </w:r>
+      <w:proofErr w:type="spellEnd"/>
+      <w:r>
+        <w:rPr>
+          <w:rFonts w:ascii="Arial" w:eastAsia="Times New Roman" w:hAnsi="Arial" w:cs="Arial"/>
+          <w:bCs/>
+          <w:color w:val="0F1115"/>
+          <w:lang w:val="en-US"/>
+        </w:rPr>
+        <w:t>' =&gt; ['*'],</w:t>
+      </w:r>
+    </w:p>
+    <w:p>
+      <w:pPr>
+        <w:rPr>
+          <w:rFonts w:ascii="Arial" w:eastAsia="Times New Roman" w:hAnsi="Arial" w:cs="Arial"/>
+          <w:bCs/>
+          <w:color w:val="0F1115"/>
+          <w:lang w:val="en-US"/>
+        </w:rPr>
+      </w:pPr>
+      <w:r>
+        <w:rPr>
+          <w:rFonts w:ascii="Arial" w:eastAsia="Times New Roman" w:hAnsi="Arial" w:cs="Arial"/>
+          <w:bCs/>
+          <w:color w:val="0F1115"/>
+          <w:lang w:val="en-US"/>
+        </w:rPr>
+        <w:t>'</w:t>
+      </w:r>
+      <w:proofErr w:type="spellStart"/>
+      <w:r>
+        <w:rPr>
+          <w:rFonts w:ascii="Arial" w:eastAsia="Times New Roman" w:hAnsi="Arial" w:cs="Arial"/>
+          <w:bCs/>
+          <w:color w:val="0F1115"/>
+          <w:lang w:val="en-US"/>
+        </w:rPr>
+        <w:t>supports_credentials</w:t>
+      </w:r>
+      <w:proofErr w:type="spellEnd"/>
+      <w:r>
+        <w:rPr>
+          <w:rFonts w:ascii="Arial" w:eastAsia="Times New Roman" w:hAnsi="Arial" w:cs="Arial"/>
+          <w:bCs/>
+          <w:color w:val="0F1115"/>
+          <w:lang w:val="en-US"/>
+        </w:rPr>
+        <w:t>' =&gt; true,</w:t>
       </w:r>
     </w:p>
     <w:p>
@@ -726,11 +961,11 @@
           <w:highlight w:val="lightGray"/>
           <w:lang w:val="en-US"/>
         </w:rPr>
-        <w:t>php artisan config:clear</w:t>
-      </w:r>
-    </w:p>
-    <w:p>
-      <w:pPr>
+        <w:t xml:space="preserve">php artisan </w:t>
+      </w:r>
+      <w:proofErr w:type="spellStart"/>
+      <w:proofErr w:type="gramStart"/>
+      <w:r>
         <w:rPr>
           <w:rFonts w:ascii="Arial" w:eastAsia="Times New Roman" w:hAnsi="Arial" w:cs="Arial"/>
           <w:bCs/>
@@ -738,8 +973,13 @@
           <w:highlight w:val="lightGray"/>
           <w:lang w:val="en-US"/>
         </w:rPr>
-      </w:pPr>
-      <w:r>
+        <w:t>config:clear</w:t>
+      </w:r>
+      <w:proofErr w:type="spellEnd"/>
+      <w:proofErr w:type="gramEnd"/>
+    </w:p>
+    <w:p>
+      <w:pPr>
         <w:rPr>
           <w:rFonts w:ascii="Arial" w:eastAsia="Times New Roman" w:hAnsi="Arial" w:cs="Arial"/>
           <w:bCs/>
@@ -747,11 +987,8 @@
           <w:highlight w:val="lightGray"/>
           <w:lang w:val="en-US"/>
         </w:rPr>
-        <w:t>php artisan cache:clear</w:t>
-      </w:r>
-    </w:p>
-    <w:p>
-      <w:pPr>
+      </w:pPr>
+      <w:r>
         <w:rPr>
           <w:rFonts w:ascii="Arial" w:eastAsia="Times New Roman" w:hAnsi="Arial" w:cs="Arial"/>
           <w:bCs/>
@@ -759,7 +996,10 @@
           <w:highlight w:val="lightGray"/>
           <w:lang w:val="en-US"/>
         </w:rPr>
-      </w:pPr>
+        <w:t xml:space="preserve">php artisan </w:t>
+      </w:r>
+      <w:proofErr w:type="spellStart"/>
+      <w:proofErr w:type="gramStart"/>
       <w:r>
         <w:rPr>
           <w:rFonts w:ascii="Arial" w:eastAsia="Times New Roman" w:hAnsi="Arial" w:cs="Arial"/>
@@ -768,19 +1008,13 @@
           <w:highlight w:val="lightGray"/>
           <w:lang w:val="en-US"/>
         </w:rPr>
-        <w:t>php artisan view:clear</w:t>
-      </w:r>
-    </w:p>
-    <w:p>
-      <w:pPr>
-        <w:rPr>
-          <w:rFonts w:ascii="Arial" w:eastAsia="Times New Roman" w:hAnsi="Arial" w:cs="Arial"/>
-          <w:bCs/>
-          <w:color w:val="0F1115"/>
-          <w:lang w:val="en-US"/>
-        </w:rPr>
-      </w:pPr>
-      <w:r>
+        <w:t>cache:clear</w:t>
+      </w:r>
+      <w:proofErr w:type="spellEnd"/>
+      <w:proofErr w:type="gramEnd"/>
+    </w:p>
+    <w:p>
+      <w:pPr>
         <w:rPr>
           <w:rFonts w:ascii="Arial" w:eastAsia="Times New Roman" w:hAnsi="Arial" w:cs="Arial"/>
           <w:bCs/>
@@ -788,8 +1022,65 @@
           <w:highlight w:val="lightGray"/>
           <w:lang w:val="en-US"/>
         </w:rPr>
-        <w:t>php artisan route:clear</w:t>
-      </w:r>
+      </w:pPr>
+      <w:r>
+        <w:rPr>
+          <w:rFonts w:ascii="Arial" w:eastAsia="Times New Roman" w:hAnsi="Arial" w:cs="Arial"/>
+          <w:bCs/>
+          <w:color w:val="0F1115"/>
+          <w:highlight w:val="lightGray"/>
+          <w:lang w:val="en-US"/>
+        </w:rPr>
+        <w:t xml:space="preserve">php artisan </w:t>
+      </w:r>
+      <w:proofErr w:type="spellStart"/>
+      <w:proofErr w:type="gramStart"/>
+      <w:r>
+        <w:rPr>
+          <w:rFonts w:ascii="Arial" w:eastAsia="Times New Roman" w:hAnsi="Arial" w:cs="Arial"/>
+          <w:bCs/>
+          <w:color w:val="0F1115"/>
+          <w:highlight w:val="lightGray"/>
+          <w:lang w:val="en-US"/>
+        </w:rPr>
+        <w:t>view:clear</w:t>
+      </w:r>
+      <w:proofErr w:type="spellEnd"/>
+      <w:proofErr w:type="gramEnd"/>
+    </w:p>
+    <w:p>
+      <w:pPr>
+        <w:rPr>
+          <w:rFonts w:ascii="Arial" w:eastAsia="Times New Roman" w:hAnsi="Arial" w:cs="Arial"/>
+          <w:bCs/>
+          <w:color w:val="0F1115"/>
+          <w:lang w:val="en-US"/>
+        </w:rPr>
+      </w:pPr>
+      <w:r>
+        <w:rPr>
+          <w:rFonts w:ascii="Arial" w:eastAsia="Times New Roman" w:hAnsi="Arial" w:cs="Arial"/>
+          <w:bCs/>
+          <w:color w:val="0F1115"/>
+          <w:highlight w:val="lightGray"/>
+          <w:lang w:val="en-US"/>
+        </w:rPr>
+        <w:t xml:space="preserve">php artisan </w:t>
+      </w:r>
+      <w:proofErr w:type="spellStart"/>
+      <w:proofErr w:type="gramStart"/>
+      <w:r>
+        <w:rPr>
+          <w:rFonts w:ascii="Arial" w:eastAsia="Times New Roman" w:hAnsi="Arial" w:cs="Arial"/>
+          <w:bCs/>
+          <w:color w:val="0F1115"/>
+          <w:highlight w:val="lightGray"/>
+          <w:lang w:val="en-US"/>
+        </w:rPr>
+        <w:t>route:clear</w:t>
+      </w:r>
+      <w:proofErr w:type="spellEnd"/>
+      <w:proofErr w:type="gramEnd"/>
     </w:p>
     <w:p>
       <w:pPr>
@@ -869,6 +1160,18 @@
           <w:lang w:val="en-US"/>
         </w:rPr>
       </w:pPr>
+      <w:bookmarkStart w:id="0" w:name="_Hlk226825296"/>
+      <w:r>
+        <w:rPr>
+          <w:rFonts w:ascii="Arial" w:eastAsia="Times New Roman" w:hAnsi="Arial" w:cs="Arial"/>
+          <w:bCs/>
+          <w:color w:val="0F1115"/>
+          <w:lang w:val="en-US"/>
+        </w:rPr>
+        <w:t>check status of migration</w:t>
+      </w:r>
+      <w:bookmarkStart w:id="1" w:name="_GoBack"/>
+      <w:bookmarkEnd w:id="1"/>
     </w:p>
     <w:p>
       <w:pPr>
@@ -877,6 +1180,7 @@
           <w:b/>
           <w:bCs/>
           <w:color w:val="0F1115"/>
+          <w:sz w:val="24"/>
           <w:lang w:val="en-US"/>
         </w:rPr>
       </w:pPr>
@@ -886,6 +1190,300 @@
           <w:b/>
           <w:bCs/>
           <w:color w:val="0F1115"/>
+          <w:sz w:val="24"/>
+          <w:lang w:val="en-US"/>
+        </w:rPr>
+        <w:t xml:space="preserve">php artisan </w:t>
+      </w:r>
+      <w:proofErr w:type="spellStart"/>
+      <w:proofErr w:type="gramStart"/>
+      <w:r>
+        <w:rPr>
+          <w:rFonts w:ascii="Arial" w:eastAsia="Times New Roman" w:hAnsi="Arial" w:cs="Arial"/>
+          <w:b/>
+          <w:bCs/>
+          <w:color w:val="0F1115"/>
+          <w:sz w:val="24"/>
+          <w:lang w:val="en-US"/>
+        </w:rPr>
+        <w:t>migrate:status</w:t>
+      </w:r>
+      <w:proofErr w:type="spellEnd"/>
+      <w:proofErr w:type="gramEnd"/>
+    </w:p>
+    <w:p>
+      <w:pPr>
+        <w:rPr>
+          <w:rFonts w:ascii="Arial" w:eastAsia="Times New Roman" w:hAnsi="Arial" w:cs="Arial"/>
+          <w:bCs/>
+          <w:color w:val="0F1115"/>
+          <w:sz w:val="18"/>
+          <w:highlight w:val="lightGray"/>
+          <w:lang w:val="en-US"/>
+        </w:rPr>
+      </w:pPr>
+      <w:r>
+        <w:rPr>
+          <w:rFonts w:ascii="Arial" w:eastAsia="Times New Roman" w:hAnsi="Arial" w:cs="Arial"/>
+          <w:bCs/>
+          <w:color w:val="0F1115"/>
+          <w:sz w:val="18"/>
+          <w:lang w:val="en-US"/>
+        </w:rPr>
+        <w:t xml:space="preserve">  </w:t>
+      </w:r>
+      <w:r>
+        <w:rPr>
+          <w:rFonts w:ascii="Arial" w:eastAsia="Times New Roman" w:hAnsi="Arial" w:cs="Arial"/>
+          <w:bCs/>
+          <w:color w:val="0F1115"/>
+          <w:sz w:val="18"/>
+          <w:highlight w:val="lightGray"/>
+          <w:lang w:val="en-US"/>
+        </w:rPr>
+        <w:t>Migration name ...................................................................................... Batch / Status</w:t>
+      </w:r>
+    </w:p>
+    <w:p>
+      <w:pPr>
+        <w:rPr>
+          <w:rFonts w:ascii="Arial" w:eastAsia="Times New Roman" w:hAnsi="Arial" w:cs="Arial"/>
+          <w:bCs/>
+          <w:color w:val="0F1115"/>
+          <w:sz w:val="18"/>
+          <w:highlight w:val="lightGray"/>
+          <w:lang w:val="en-US"/>
+        </w:rPr>
+      </w:pPr>
+      <w:r>
+        <w:rPr>
+          <w:rFonts w:ascii="Arial" w:eastAsia="Times New Roman" w:hAnsi="Arial" w:cs="Arial"/>
+          <w:bCs/>
+          <w:color w:val="0F1115"/>
+          <w:sz w:val="18"/>
+          <w:highlight w:val="lightGray"/>
+          <w:lang w:val="en-US"/>
+        </w:rPr>
+        <w:t xml:space="preserve">  0001_01_01_000000_create_users_table ....................................................................... [1] Ran</w:t>
+      </w:r>
+    </w:p>
+    <w:p>
+      <w:pPr>
+        <w:rPr>
+          <w:rFonts w:ascii="Arial" w:eastAsia="Times New Roman" w:hAnsi="Arial" w:cs="Arial"/>
+          <w:bCs/>
+          <w:color w:val="0F1115"/>
+          <w:sz w:val="18"/>
+          <w:highlight w:val="lightGray"/>
+          <w:lang w:val="en-US"/>
+        </w:rPr>
+      </w:pPr>
+      <w:r>
+        <w:rPr>
+          <w:rFonts w:ascii="Arial" w:eastAsia="Times New Roman" w:hAnsi="Arial" w:cs="Arial"/>
+          <w:bCs/>
+          <w:color w:val="0F1115"/>
+          <w:sz w:val="18"/>
+          <w:highlight w:val="lightGray"/>
+          <w:lang w:val="en-US"/>
+        </w:rPr>
+        <w:lastRenderedPageBreak/>
+        <w:t xml:space="preserve">  0001_01_01_000001_create_cache_table ....................................................................... [1] Ran</w:t>
+      </w:r>
+    </w:p>
+    <w:p>
+      <w:pPr>
+        <w:rPr>
+          <w:rFonts w:ascii="Arial" w:eastAsia="Times New Roman" w:hAnsi="Arial" w:cs="Arial"/>
+          <w:bCs/>
+          <w:color w:val="0F1115"/>
+          <w:sz w:val="18"/>
+          <w:highlight w:val="lightGray"/>
+          <w:lang w:val="en-US"/>
+        </w:rPr>
+      </w:pPr>
+      <w:r>
+        <w:rPr>
+          <w:rFonts w:ascii="Arial" w:eastAsia="Times New Roman" w:hAnsi="Arial" w:cs="Arial"/>
+          <w:bCs/>
+          <w:color w:val="0F1115"/>
+          <w:sz w:val="18"/>
+          <w:highlight w:val="lightGray"/>
+          <w:lang w:val="en-US"/>
+        </w:rPr>
+        <w:t xml:space="preserve">  0001_01_01_000002_create_jobs_table ........................................................................ [1] Ran</w:t>
+      </w:r>
+    </w:p>
+    <w:p>
+      <w:pPr>
+        <w:rPr>
+          <w:rFonts w:ascii="Arial" w:eastAsia="Times New Roman" w:hAnsi="Arial" w:cs="Arial"/>
+          <w:bCs/>
+          <w:color w:val="0F1115"/>
+          <w:sz w:val="18"/>
+          <w:highlight w:val="lightGray"/>
+          <w:lang w:val="en-US"/>
+        </w:rPr>
+      </w:pPr>
+      <w:r>
+        <w:rPr>
+          <w:rFonts w:ascii="Arial" w:eastAsia="Times New Roman" w:hAnsi="Arial" w:cs="Arial"/>
+          <w:bCs/>
+          <w:color w:val="0F1115"/>
+          <w:sz w:val="18"/>
+          <w:highlight w:val="lightGray"/>
+          <w:lang w:val="en-US"/>
+        </w:rPr>
+        <w:t xml:space="preserve">  0001_01_01_000003_create_insurance_products_table .......................................................... [1] Ran</w:t>
+      </w:r>
+    </w:p>
+    <w:p>
+      <w:pPr>
+        <w:rPr>
+          <w:rFonts w:ascii="Arial" w:eastAsia="Times New Roman" w:hAnsi="Arial" w:cs="Arial"/>
+          <w:bCs/>
+          <w:color w:val="0F1115"/>
+          <w:sz w:val="18"/>
+          <w:highlight w:val="lightGray"/>
+          <w:lang w:val="en-US"/>
+        </w:rPr>
+      </w:pPr>
+      <w:r>
+        <w:rPr>
+          <w:rFonts w:ascii="Arial" w:eastAsia="Times New Roman" w:hAnsi="Arial" w:cs="Arial"/>
+          <w:bCs/>
+          <w:color w:val="0F1115"/>
+          <w:sz w:val="18"/>
+          <w:highlight w:val="lightGray"/>
+          <w:lang w:val="en-US"/>
+        </w:rPr>
+        <w:t xml:space="preserve">  0001_01_01_000004_create_quotes_table ...................................................................... [1] Ran</w:t>
+      </w:r>
+    </w:p>
+    <w:p>
+      <w:pPr>
+        <w:rPr>
+          <w:rFonts w:ascii="Arial" w:eastAsia="Times New Roman" w:hAnsi="Arial" w:cs="Arial"/>
+          <w:bCs/>
+          <w:color w:val="0F1115"/>
+          <w:sz w:val="18"/>
+          <w:highlight w:val="lightGray"/>
+          <w:lang w:val="en-US"/>
+        </w:rPr>
+      </w:pPr>
+      <w:r>
+        <w:rPr>
+          <w:rFonts w:ascii="Arial" w:eastAsia="Times New Roman" w:hAnsi="Arial" w:cs="Arial"/>
+          <w:bCs/>
+          <w:color w:val="0F1115"/>
+          <w:sz w:val="18"/>
+          <w:highlight w:val="lightGray"/>
+          <w:lang w:val="en-US"/>
+        </w:rPr>
+        <w:t xml:space="preserve">  0001_01_01_000005_create_policies_table .................................................................... [1] Ran</w:t>
+      </w:r>
+    </w:p>
+    <w:p>
+      <w:pPr>
+        <w:rPr>
+          <w:rFonts w:ascii="Arial" w:eastAsia="Times New Roman" w:hAnsi="Arial" w:cs="Arial"/>
+          <w:bCs/>
+          <w:color w:val="0F1115"/>
+          <w:sz w:val="18"/>
+          <w:lang w:val="en-US"/>
+        </w:rPr>
+      </w:pPr>
+      <w:r>
+        <w:rPr>
+          <w:rFonts w:ascii="Arial" w:eastAsia="Times New Roman" w:hAnsi="Arial" w:cs="Arial"/>
+          <w:bCs/>
+          <w:color w:val="0F1115"/>
+          <w:sz w:val="18"/>
+          <w:highlight w:val="lightGray"/>
+          <w:lang w:val="en-US"/>
+        </w:rPr>
+        <w:t xml:space="preserve">  0001_01_01_000006_create_claims_table ...................................................................... [1] Ran</w:t>
+      </w:r>
+    </w:p>
+    <w:p>
+      <w:pPr>
+        <w:rPr>
+          <w:rFonts w:ascii="Arial" w:eastAsia="Times New Roman" w:hAnsi="Arial" w:cs="Arial"/>
+          <w:bCs/>
+          <w:color w:val="0F1115"/>
+          <w:sz w:val="18"/>
+          <w:lang w:val="en-US"/>
+        </w:rPr>
+      </w:pPr>
+      <w:r>
+        <w:rPr>
+          <w:rFonts w:ascii="Arial" w:eastAsia="Times New Roman" w:hAnsi="Arial" w:cs="Arial"/>
+          <w:bCs/>
+          <w:color w:val="0F1115"/>
+          <w:sz w:val="18"/>
+          <w:lang w:val="en-US"/>
+        </w:rPr>
+        <w:t xml:space="preserve">  2026_03_15_140930_create_personal_access_tokens_table ...................................................... [1] Ran</w:t>
+      </w:r>
+    </w:p>
+    <w:p>
+      <w:pPr>
+        <w:rPr>
+          <w:rFonts w:ascii="Arial" w:eastAsia="Times New Roman" w:hAnsi="Arial" w:cs="Arial"/>
+          <w:bCs/>
+          <w:color w:val="0F1115"/>
+          <w:sz w:val="18"/>
+          <w:lang w:val="en-US"/>
+        </w:rPr>
+      </w:pPr>
+      <w:r>
+        <w:rPr>
+          <w:rFonts w:ascii="Arial" w:eastAsia="Times New Roman" w:hAnsi="Arial" w:cs="Arial"/>
+          <w:bCs/>
+          <w:color w:val="0F1115"/>
+          <w:sz w:val="18"/>
+          <w:lang w:val="en-US"/>
+        </w:rPr>
+        <w:t xml:space="preserve">  2026_04_11_223653_create_sessions_table .................................................................... [1] Ran</w:t>
+      </w:r>
+    </w:p>
+    <w:bookmarkEnd w:id="0"/>
+    <w:p>
+      <w:pPr>
+        <w:rPr>
+          <w:rFonts w:ascii="Arial" w:eastAsia="Times New Roman" w:hAnsi="Arial" w:cs="Arial"/>
+          <w:bCs/>
+          <w:color w:val="0F1115"/>
+          <w:lang w:val="en-US"/>
+        </w:rPr>
+      </w:pPr>
+    </w:p>
+    <w:p>
+      <w:pPr>
+        <w:rPr>
+          <w:rFonts w:ascii="Arial" w:eastAsia="Times New Roman" w:hAnsi="Arial" w:cs="Arial"/>
+          <w:bCs/>
+          <w:color w:val="0F1115"/>
+          <w:lang w:val="en-US"/>
+        </w:rPr>
+      </w:pPr>
+    </w:p>
+    <w:p>
+      <w:pPr>
+        <w:rPr>
+          <w:rFonts w:ascii="Arial" w:eastAsia="Times New Roman" w:hAnsi="Arial" w:cs="Arial"/>
+          <w:b/>
+          <w:bCs/>
+          <w:color w:val="0F1115"/>
+          <w:lang w:val="en-US"/>
+        </w:rPr>
+      </w:pPr>
+      <w:r>
+        <w:rPr>
+          <w:rFonts w:ascii="Arial" w:eastAsia="Times New Roman" w:hAnsi="Arial" w:cs="Arial"/>
+          <w:b/>
+          <w:bCs/>
+          <w:color w:val="0F1115"/>
           <w:lang w:val="en-US"/>
         </w:rPr>
         <w:t>Start Both Servers</w:t>
@@ -928,7 +1526,6 @@
           <w:color w:val="0F1115"/>
           <w:lang w:val="en-US"/>
         </w:rPr>
-        <w:lastRenderedPageBreak/>
         <w:t xml:space="preserve">cd </w:t>
       </w:r>
       <w:r>
@@ -949,8 +1546,20 @@
           <w:color w:val="0F1115"/>
           <w:lang w:val="en-US"/>
         </w:rPr>
-        <w:t>insurance-api</w:t>
-      </w:r>
+        <w:t>insurance-</w:t>
+      </w:r>
+      <w:proofErr w:type="spellStart"/>
+      <w:r>
+        <w:rPr>
+          <w:rFonts w:ascii="Arial" w:eastAsia="Times New Roman" w:hAnsi="Arial" w:cs="Arial"/>
+          <w:b/>
+          <w:bCs/>
+          <w:color w:val="0F1115"/>
+          <w:lang w:val="en-US"/>
+        </w:rPr>
+        <w:t>api</w:t>
+      </w:r>
+      <w:proofErr w:type="spellEnd"/>
     </w:p>
     <w:p>
       <w:pPr>
@@ -1042,6 +1651,7 @@
           <w:lang w:val="en-US"/>
         </w:rPr>
       </w:pPr>
+      <w:proofErr w:type="spellStart"/>
       <w:r>
         <w:rPr>
           <w:rFonts w:ascii="Arial" w:eastAsia="Times New Roman" w:hAnsi="Arial" w:cs="Arial"/>
@@ -1050,7 +1660,18 @@
           <w:highlight w:val="lightGray"/>
           <w:lang w:val="en-US"/>
         </w:rPr>
-        <w:t>npm run dev</w:t>
+        <w:t>npm</w:t>
+      </w:r>
+      <w:proofErr w:type="spellEnd"/>
+      <w:r>
+        <w:rPr>
+          <w:rFonts w:ascii="Arial" w:eastAsia="Times New Roman" w:hAnsi="Arial" w:cs="Arial"/>
+          <w:bCs/>
+          <w:color w:val="0F1115"/>
+          <w:highlight w:val="lightGray"/>
+          <w:lang w:val="en-US"/>
+        </w:rPr>
+        <w:t xml:space="preserve"> run dev</w:t>
       </w:r>
     </w:p>
     <w:p>
@@ -1157,52 +1778,126 @@
           <w:rFonts w:ascii="Arial" w:hAnsi="Arial" w:cs="Arial"/>
           <w:lang w:val="en-US"/>
         </w:rPr>
-        <w:t xml:space="preserve">  `id` bigint(20) unsigned NOT NULL AUTO_INCREMENT,</w:t>
-      </w:r>
-    </w:p>
-    <w:p>
-      <w:pPr>
-        <w:rPr>
-          <w:rFonts w:ascii="Arial" w:hAnsi="Arial" w:cs="Arial"/>
-          <w:lang w:val="en-US"/>
-        </w:rPr>
-      </w:pPr>
-      <w:r>
-        <w:rPr>
-          <w:rFonts w:ascii="Arial" w:hAnsi="Arial" w:cs="Arial"/>
-          <w:lang w:val="en-US"/>
-        </w:rPr>
-        <w:t xml:space="preserve">  `name` varchar(255) NOT NULL,</w:t>
-      </w:r>
-    </w:p>
-    <w:p>
-      <w:pPr>
-        <w:rPr>
-          <w:rFonts w:ascii="Arial" w:hAnsi="Arial" w:cs="Arial"/>
-          <w:lang w:val="en-US"/>
-        </w:rPr>
-      </w:pPr>
-      <w:r>
-        <w:rPr>
-          <w:rFonts w:ascii="Arial" w:hAnsi="Arial" w:cs="Arial"/>
-          <w:lang w:val="en-US"/>
-        </w:rPr>
-        <w:t xml:space="preserve">  `email` varchar(255) NOT NULL,</w:t>
-      </w:r>
-    </w:p>
-    <w:p>
-      <w:pPr>
-        <w:rPr>
-          <w:rFonts w:ascii="Arial" w:hAnsi="Arial" w:cs="Arial"/>
-          <w:lang w:val="en-US"/>
-        </w:rPr>
-      </w:pPr>
-      <w:r>
-        <w:rPr>
-          <w:rFonts w:ascii="Arial" w:hAnsi="Arial" w:cs="Arial"/>
-          <w:lang w:val="en-US"/>
-        </w:rPr>
-        <w:t xml:space="preserve">  `phone` varchar(255) DEFAULT NULL,</w:t>
+        <w:t xml:space="preserve">  `id` </w:t>
+      </w:r>
+      <w:proofErr w:type="spellStart"/>
+      <w:proofErr w:type="gramStart"/>
+      <w:r>
+        <w:rPr>
+          <w:rFonts w:ascii="Arial" w:hAnsi="Arial" w:cs="Arial"/>
+          <w:lang w:val="en-US"/>
+        </w:rPr>
+        <w:t>bigint</w:t>
+      </w:r>
+      <w:proofErr w:type="spellEnd"/>
+      <w:r>
+        <w:rPr>
+          <w:rFonts w:ascii="Arial" w:hAnsi="Arial" w:cs="Arial"/>
+          <w:lang w:val="en-US"/>
+        </w:rPr>
+        <w:t>(</w:t>
+      </w:r>
+      <w:proofErr w:type="gramEnd"/>
+      <w:r>
+        <w:rPr>
+          <w:rFonts w:ascii="Arial" w:hAnsi="Arial" w:cs="Arial"/>
+          <w:lang w:val="en-US"/>
+        </w:rPr>
+        <w:t>20) unsigned NOT NULL AUTO_INCREMENT,</w:t>
+      </w:r>
+    </w:p>
+    <w:p>
+      <w:pPr>
+        <w:rPr>
+          <w:rFonts w:ascii="Arial" w:hAnsi="Arial" w:cs="Arial"/>
+          <w:lang w:val="en-US"/>
+        </w:rPr>
+      </w:pPr>
+      <w:r>
+        <w:rPr>
+          <w:rFonts w:ascii="Arial" w:hAnsi="Arial" w:cs="Arial"/>
+          <w:lang w:val="en-US"/>
+        </w:rPr>
+        <w:t xml:space="preserve">  `name` </w:t>
+      </w:r>
+      <w:proofErr w:type="gramStart"/>
+      <w:r>
+        <w:rPr>
+          <w:rFonts w:ascii="Arial" w:hAnsi="Arial" w:cs="Arial"/>
+          <w:lang w:val="en-US"/>
+        </w:rPr>
+        <w:t>varchar(</w:t>
+      </w:r>
+      <w:proofErr w:type="gramEnd"/>
+      <w:r>
+        <w:rPr>
+          <w:rFonts w:ascii="Arial" w:hAnsi="Arial" w:cs="Arial"/>
+          <w:lang w:val="en-US"/>
+        </w:rPr>
+        <w:t>255) NOT NULL,</w:t>
+      </w:r>
+    </w:p>
+    <w:p>
+      <w:pPr>
+        <w:rPr>
+          <w:rFonts w:ascii="Arial" w:hAnsi="Arial" w:cs="Arial"/>
+          <w:lang w:val="en-US"/>
+        </w:rPr>
+      </w:pPr>
+      <w:r>
+        <w:rPr>
+          <w:rFonts w:ascii="Arial" w:hAnsi="Arial" w:cs="Arial"/>
+          <w:lang w:val="en-US"/>
+        </w:rPr>
+        <w:t xml:space="preserve">  `email` </w:t>
+      </w:r>
+      <w:proofErr w:type="gramStart"/>
+      <w:r>
+        <w:rPr>
+          <w:rFonts w:ascii="Arial" w:hAnsi="Arial" w:cs="Arial"/>
+          <w:lang w:val="en-US"/>
+        </w:rPr>
+        <w:t>varchar(</w:t>
+      </w:r>
+      <w:proofErr w:type="gramEnd"/>
+      <w:r>
+        <w:rPr>
+          <w:rFonts w:ascii="Arial" w:hAnsi="Arial" w:cs="Arial"/>
+          <w:lang w:val="en-US"/>
+        </w:rPr>
+        <w:t>255) NOT NULL,</w:t>
+      </w:r>
+    </w:p>
+    <w:p>
+      <w:pPr>
+        <w:rPr>
+          <w:rFonts w:ascii="Arial" w:hAnsi="Arial" w:cs="Arial"/>
+          <w:lang w:val="en-US"/>
+        </w:rPr>
+      </w:pPr>
+      <w:r>
+        <w:rPr>
+          <w:rFonts w:ascii="Arial" w:hAnsi="Arial" w:cs="Arial"/>
+          <w:lang w:val="en-US"/>
+        </w:rPr>
+        <w:lastRenderedPageBreak/>
+        <w:t xml:space="preserve">  `phone` </w:t>
+      </w:r>
+      <w:proofErr w:type="gramStart"/>
+      <w:r>
+        <w:rPr>
+          <w:rFonts w:ascii="Arial" w:hAnsi="Arial" w:cs="Arial"/>
+          <w:lang w:val="en-US"/>
+        </w:rPr>
+        <w:t>varchar(</w:t>
+      </w:r>
+      <w:proofErr w:type="gramEnd"/>
+      <w:r>
+        <w:rPr>
+          <w:rFonts w:ascii="Arial" w:hAnsi="Arial" w:cs="Arial"/>
+          <w:lang w:val="en-US"/>
+        </w:rPr>
+        <w:t>255) DEFAULT NULL,</w:t>
       </w:r>
     </w:p>
     <w:p>
@@ -1232,22 +1927,54 @@
           <w:rFonts w:ascii="Arial" w:hAnsi="Arial" w:cs="Arial"/>
           <w:lang w:val="en-US"/>
         </w:rPr>
-        <w:t xml:space="preserve">  `city` varchar(255) DEFAULT NULL,</w:t>
-      </w:r>
-    </w:p>
-    <w:p>
-      <w:pPr>
-        <w:rPr>
-          <w:rFonts w:ascii="Arial" w:hAnsi="Arial" w:cs="Arial"/>
-          <w:lang w:val="en-US"/>
-        </w:rPr>
-      </w:pPr>
-      <w:r>
-        <w:rPr>
-          <w:rFonts w:ascii="Arial" w:hAnsi="Arial" w:cs="Arial"/>
-          <w:lang w:val="en-US"/>
-        </w:rPr>
-        <w:t xml:space="preserve">  `state` varchar(255) DEFAULT NULL,</w:t>
+        <w:t xml:space="preserve">  `city` </w:t>
+      </w:r>
+      <w:proofErr w:type="gramStart"/>
+      <w:r>
+        <w:rPr>
+          <w:rFonts w:ascii="Arial" w:hAnsi="Arial" w:cs="Arial"/>
+          <w:lang w:val="en-US"/>
+        </w:rPr>
+        <w:t>varchar(</w:t>
+      </w:r>
+      <w:proofErr w:type="gramEnd"/>
+      <w:r>
+        <w:rPr>
+          <w:rFonts w:ascii="Arial" w:hAnsi="Arial" w:cs="Arial"/>
+          <w:lang w:val="en-US"/>
+        </w:rPr>
+        <w:t>255) DEFAULT NULL,</w:t>
+      </w:r>
+    </w:p>
+    <w:p>
+      <w:pPr>
+        <w:rPr>
+          <w:rFonts w:ascii="Arial" w:hAnsi="Arial" w:cs="Arial"/>
+          <w:lang w:val="en-US"/>
+        </w:rPr>
+      </w:pPr>
+      <w:r>
+        <w:rPr>
+          <w:rFonts w:ascii="Arial" w:hAnsi="Arial" w:cs="Arial"/>
+          <w:lang w:val="en-US"/>
+        </w:rPr>
+        <w:t xml:space="preserve">  `state` </w:t>
+      </w:r>
+      <w:proofErr w:type="gramStart"/>
+      <w:r>
+        <w:rPr>
+          <w:rFonts w:ascii="Arial" w:hAnsi="Arial" w:cs="Arial"/>
+          <w:lang w:val="en-US"/>
+        </w:rPr>
+        <w:t>varchar(</w:t>
+      </w:r>
+      <w:proofErr w:type="gramEnd"/>
+      <w:r>
+        <w:rPr>
+          <w:rFonts w:ascii="Arial" w:hAnsi="Arial" w:cs="Arial"/>
+          <w:lang w:val="en-US"/>
+        </w:rPr>
+        <w:t>255) DEFAULT NULL,</w:t>
       </w:r>
     </w:p>
     <w:p>
@@ -1269,21 +1996,53 @@
           <w:rFonts w:ascii="Arial" w:hAnsi="Arial" w:cs="Arial"/>
           <w:lang w:val="fr-FR"/>
         </w:rPr>
-        <w:t>`zip_code` varchar(255) DEFAULT NULL,</w:t>
-      </w:r>
-    </w:p>
-    <w:p>
-      <w:pPr>
-        <w:rPr>
-          <w:rFonts w:ascii="Arial" w:hAnsi="Arial" w:cs="Arial"/>
-          <w:lang w:val="en-US"/>
-        </w:rPr>
-      </w:pPr>
+        <w:t>`</w:t>
+      </w:r>
+      <w:proofErr w:type="spellStart"/>
       <w:r>
         <w:rPr>
           <w:rFonts w:ascii="Arial" w:hAnsi="Arial" w:cs="Arial"/>
           <w:lang w:val="fr-FR"/>
         </w:rPr>
+        <w:t>zip_code</w:t>
+      </w:r>
+      <w:proofErr w:type="spellEnd"/>
+      <w:r>
+        <w:rPr>
+          <w:rFonts w:ascii="Arial" w:hAnsi="Arial" w:cs="Arial"/>
+          <w:lang w:val="fr-FR"/>
+        </w:rPr>
+        <w:t xml:space="preserve">` </w:t>
+      </w:r>
+      <w:proofErr w:type="gramStart"/>
+      <w:r>
+        <w:rPr>
+          <w:rFonts w:ascii="Arial" w:hAnsi="Arial" w:cs="Arial"/>
+          <w:lang w:val="fr-FR"/>
+        </w:rPr>
+        <w:t>varchar(</w:t>
+      </w:r>
+      <w:proofErr w:type="gramEnd"/>
+      <w:r>
+        <w:rPr>
+          <w:rFonts w:ascii="Arial" w:hAnsi="Arial" w:cs="Arial"/>
+          <w:lang w:val="fr-FR"/>
+        </w:rPr>
+        <w:t>255) DEFAULT NULL,</w:t>
+      </w:r>
+    </w:p>
+    <w:p>
+      <w:pPr>
+        <w:rPr>
+          <w:rFonts w:ascii="Arial" w:hAnsi="Arial" w:cs="Arial"/>
+          <w:lang w:val="en-US"/>
+        </w:rPr>
+      </w:pPr>
+      <w:r>
+        <w:rPr>
+          <w:rFonts w:ascii="Arial" w:hAnsi="Arial" w:cs="Arial"/>
+          <w:lang w:val="fr-FR"/>
+        </w:rPr>
         <w:t xml:space="preserve">  </w:t>
       </w:r>
       <w:r>
@@ -1291,82 +2050,663 @@
           <w:rFonts w:ascii="Arial" w:hAnsi="Arial" w:cs="Arial"/>
           <w:lang w:val="en-US"/>
         </w:rPr>
-        <w:t>`auth0_id` varchar(255) DEFAULT NULL,</w:t>
-      </w:r>
-    </w:p>
-    <w:p>
-      <w:pPr>
-        <w:rPr>
-          <w:rFonts w:ascii="Arial" w:hAnsi="Arial" w:cs="Arial"/>
-          <w:lang w:val="en-US"/>
-        </w:rPr>
-      </w:pPr>
-      <w:r>
-        <w:rPr>
-          <w:rFonts w:ascii="Arial" w:hAnsi="Arial" w:cs="Arial"/>
-          <w:lang w:val="en-US"/>
-        </w:rPr>
-        <w:t xml:space="preserve">  `avatar` varchar(255) DEFAULT NULL,</w:t>
-      </w:r>
-    </w:p>
-    <w:p>
-      <w:pPr>
-        <w:rPr>
-          <w:rFonts w:ascii="Arial" w:hAnsi="Arial" w:cs="Arial"/>
-          <w:lang w:val="en-US"/>
-        </w:rPr>
-      </w:pPr>
-      <w:r>
-        <w:rPr>
-          <w:rFonts w:ascii="Arial" w:hAnsi="Arial" w:cs="Arial"/>
-          <w:lang w:val="en-US"/>
-        </w:rPr>
-        <w:t xml:space="preserve">  `status` enum('active','inactive','suspended') NOT NULL DEFAULT 'active',</w:t>
-      </w:r>
-    </w:p>
-    <w:p>
-      <w:pPr>
-        <w:rPr>
-          <w:rFonts w:ascii="Arial" w:hAnsi="Arial" w:cs="Arial"/>
-          <w:lang w:val="en-US"/>
-        </w:rPr>
-      </w:pPr>
-      <w:r>
-        <w:rPr>
-          <w:rFonts w:ascii="Arial" w:hAnsi="Arial" w:cs="Arial"/>
-          <w:lang w:val="en-US"/>
-        </w:rPr>
-        <w:t xml:space="preserve">  `email_verified_at` timestamp NULL DEFAULT NULL,</w:t>
-      </w:r>
-    </w:p>
-    <w:p>
-      <w:pPr>
-        <w:rPr>
-          <w:rFonts w:ascii="Arial" w:hAnsi="Arial" w:cs="Arial"/>
-          <w:lang w:val="en-US"/>
-        </w:rPr>
-      </w:pPr>
-      <w:r>
-        <w:rPr>
-          <w:rFonts w:ascii="Arial" w:hAnsi="Arial" w:cs="Arial"/>
-          <w:lang w:val="en-US"/>
-        </w:rPr>
-        <w:t xml:space="preserve">  `password` varchar(255) NOT NULL,</w:t>
-      </w:r>
-    </w:p>
-    <w:p>
-      <w:pPr>
-        <w:rPr>
-          <w:rFonts w:ascii="Arial" w:hAnsi="Arial" w:cs="Arial"/>
-          <w:lang w:val="en-US"/>
-        </w:rPr>
-      </w:pPr>
-      <w:r>
-        <w:rPr>
-          <w:rFonts w:ascii="Arial" w:hAnsi="Arial" w:cs="Arial"/>
-          <w:lang w:val="en-US"/>
-        </w:rPr>
-        <w:t xml:space="preserve">  `remember_token` varchar(100) DEFAULT NULL,</w:t>
+        <w:t xml:space="preserve">`auth0_id` </w:t>
+      </w:r>
+      <w:proofErr w:type="gramStart"/>
+      <w:r>
+        <w:rPr>
+          <w:rFonts w:ascii="Arial" w:hAnsi="Arial" w:cs="Arial"/>
+          <w:lang w:val="en-US"/>
+        </w:rPr>
+        <w:t>varchar(</w:t>
+      </w:r>
+      <w:proofErr w:type="gramEnd"/>
+      <w:r>
+        <w:rPr>
+          <w:rFonts w:ascii="Arial" w:hAnsi="Arial" w:cs="Arial"/>
+          <w:lang w:val="en-US"/>
+        </w:rPr>
+        <w:t>255) DEFAULT NULL,</w:t>
+      </w:r>
+    </w:p>
+    <w:p>
+      <w:pPr>
+        <w:rPr>
+          <w:rFonts w:ascii="Arial" w:hAnsi="Arial" w:cs="Arial"/>
+          <w:lang w:val="en-US"/>
+        </w:rPr>
+      </w:pPr>
+      <w:r>
+        <w:rPr>
+          <w:rFonts w:ascii="Arial" w:hAnsi="Arial" w:cs="Arial"/>
+          <w:lang w:val="en-US"/>
+        </w:rPr>
+        <w:t xml:space="preserve">  `avatar` </w:t>
+      </w:r>
+      <w:proofErr w:type="gramStart"/>
+      <w:r>
+        <w:rPr>
+          <w:rFonts w:ascii="Arial" w:hAnsi="Arial" w:cs="Arial"/>
+          <w:lang w:val="en-US"/>
+        </w:rPr>
+        <w:t>varchar(</w:t>
+      </w:r>
+      <w:proofErr w:type="gramEnd"/>
+      <w:r>
+        <w:rPr>
+          <w:rFonts w:ascii="Arial" w:hAnsi="Arial" w:cs="Arial"/>
+          <w:lang w:val="en-US"/>
+        </w:rPr>
+        <w:t>255) DEFAULT NULL,</w:t>
+      </w:r>
+    </w:p>
+    <w:p>
+      <w:pPr>
+        <w:rPr>
+          <w:rFonts w:ascii="Arial" w:hAnsi="Arial" w:cs="Arial"/>
+          <w:lang w:val="en-US"/>
+        </w:rPr>
+      </w:pPr>
+      <w:r>
+        <w:rPr>
+          <w:rFonts w:ascii="Arial" w:hAnsi="Arial" w:cs="Arial"/>
+          <w:lang w:val="en-US"/>
+        </w:rPr>
+        <w:t xml:space="preserve">  `status` </w:t>
+      </w:r>
+      <w:proofErr w:type="spellStart"/>
+      <w:r>
+        <w:rPr>
+          <w:rFonts w:ascii="Arial" w:hAnsi="Arial" w:cs="Arial"/>
+          <w:lang w:val="en-US"/>
+        </w:rPr>
+        <w:t>enum</w:t>
+      </w:r>
+      <w:proofErr w:type="spellEnd"/>
+      <w:r>
+        <w:rPr>
+          <w:rFonts w:ascii="Arial" w:hAnsi="Arial" w:cs="Arial"/>
+          <w:lang w:val="en-US"/>
+        </w:rPr>
+        <w:t>('</w:t>
+      </w:r>
+      <w:proofErr w:type="spellStart"/>
+      <w:r>
+        <w:rPr>
+          <w:rFonts w:ascii="Arial" w:hAnsi="Arial" w:cs="Arial"/>
+          <w:lang w:val="en-US"/>
+        </w:rPr>
+        <w:t>active','inactive','suspended</w:t>
+      </w:r>
+      <w:proofErr w:type="spellEnd"/>
+      <w:r>
+        <w:rPr>
+          <w:rFonts w:ascii="Arial" w:hAnsi="Arial" w:cs="Arial"/>
+          <w:lang w:val="en-US"/>
+        </w:rPr>
+        <w:t>') NOT NULL DEFAULT 'active',</w:t>
+      </w:r>
+    </w:p>
+    <w:p>
+      <w:pPr>
+        <w:rPr>
+          <w:rFonts w:ascii="Arial" w:hAnsi="Arial" w:cs="Arial"/>
+          <w:lang w:val="en-US"/>
+        </w:rPr>
+      </w:pPr>
+      <w:r>
+        <w:rPr>
+          <w:rFonts w:ascii="Arial" w:hAnsi="Arial" w:cs="Arial"/>
+          <w:lang w:val="en-US"/>
+        </w:rPr>
+        <w:t xml:space="preserve">  `</w:t>
+      </w:r>
+      <w:proofErr w:type="spellStart"/>
+      <w:r>
+        <w:rPr>
+          <w:rFonts w:ascii="Arial" w:hAnsi="Arial" w:cs="Arial"/>
+          <w:lang w:val="en-US"/>
+        </w:rPr>
+        <w:t>email_verified_at</w:t>
+      </w:r>
+      <w:proofErr w:type="spellEnd"/>
+      <w:r>
+        <w:rPr>
+          <w:rFonts w:ascii="Arial" w:hAnsi="Arial" w:cs="Arial"/>
+          <w:lang w:val="en-US"/>
+        </w:rPr>
+        <w:t>` timestamp NULL DEFAULT NULL,</w:t>
+      </w:r>
+    </w:p>
+    <w:p>
+      <w:pPr>
+        <w:rPr>
+          <w:rFonts w:ascii="Arial" w:hAnsi="Arial" w:cs="Arial"/>
+          <w:lang w:val="en-US"/>
+        </w:rPr>
+      </w:pPr>
+      <w:r>
+        <w:rPr>
+          <w:rFonts w:ascii="Arial" w:hAnsi="Arial" w:cs="Arial"/>
+          <w:lang w:val="en-US"/>
+        </w:rPr>
+        <w:t xml:space="preserve">  `password` </w:t>
+      </w:r>
+      <w:proofErr w:type="gramStart"/>
+      <w:r>
+        <w:rPr>
+          <w:rFonts w:ascii="Arial" w:hAnsi="Arial" w:cs="Arial"/>
+          <w:lang w:val="en-US"/>
+        </w:rPr>
+        <w:t>varchar(</w:t>
+      </w:r>
+      <w:proofErr w:type="gramEnd"/>
+      <w:r>
+        <w:rPr>
+          <w:rFonts w:ascii="Arial" w:hAnsi="Arial" w:cs="Arial"/>
+          <w:lang w:val="en-US"/>
+        </w:rPr>
+        <w:t>255) NOT NULL,</w:t>
+      </w:r>
+    </w:p>
+    <w:p>
+      <w:pPr>
+        <w:rPr>
+          <w:rFonts w:ascii="Arial" w:hAnsi="Arial" w:cs="Arial"/>
+          <w:lang w:val="en-US"/>
+        </w:rPr>
+      </w:pPr>
+      <w:r>
+        <w:rPr>
+          <w:rFonts w:ascii="Arial" w:hAnsi="Arial" w:cs="Arial"/>
+          <w:lang w:val="en-US"/>
+        </w:rPr>
+        <w:t xml:space="preserve">  `</w:t>
+      </w:r>
+      <w:proofErr w:type="spellStart"/>
+      <w:r>
+        <w:rPr>
+          <w:rFonts w:ascii="Arial" w:hAnsi="Arial" w:cs="Arial"/>
+          <w:lang w:val="en-US"/>
+        </w:rPr>
+        <w:t>remember_token</w:t>
+      </w:r>
+      <w:proofErr w:type="spellEnd"/>
+      <w:r>
+        <w:rPr>
+          <w:rFonts w:ascii="Arial" w:hAnsi="Arial" w:cs="Arial"/>
+          <w:lang w:val="en-US"/>
+        </w:rPr>
+        <w:t xml:space="preserve">` </w:t>
+      </w:r>
+      <w:proofErr w:type="gramStart"/>
+      <w:r>
+        <w:rPr>
+          <w:rFonts w:ascii="Arial" w:hAnsi="Arial" w:cs="Arial"/>
+          <w:lang w:val="en-US"/>
+        </w:rPr>
+        <w:t>varchar(</w:t>
+      </w:r>
+      <w:proofErr w:type="gramEnd"/>
+      <w:r>
+        <w:rPr>
+          <w:rFonts w:ascii="Arial" w:hAnsi="Arial" w:cs="Arial"/>
+          <w:lang w:val="en-US"/>
+        </w:rPr>
+        <w:t>100) DEFAULT NULL,</w:t>
+      </w:r>
+    </w:p>
+    <w:p>
+      <w:pPr>
+        <w:rPr>
+          <w:rFonts w:ascii="Arial" w:hAnsi="Arial" w:cs="Arial"/>
+          <w:lang w:val="en-US"/>
+        </w:rPr>
+      </w:pPr>
+      <w:r>
+        <w:rPr>
+          <w:rFonts w:ascii="Arial" w:hAnsi="Arial" w:cs="Arial"/>
+          <w:lang w:val="en-US"/>
+        </w:rPr>
+        <w:t xml:space="preserve">  `</w:t>
+      </w:r>
+      <w:proofErr w:type="spellStart"/>
+      <w:r>
+        <w:rPr>
+          <w:rFonts w:ascii="Arial" w:hAnsi="Arial" w:cs="Arial"/>
+          <w:lang w:val="en-US"/>
+        </w:rPr>
+        <w:t>created_at</w:t>
+      </w:r>
+      <w:proofErr w:type="spellEnd"/>
+      <w:r>
+        <w:rPr>
+          <w:rFonts w:ascii="Arial" w:hAnsi="Arial" w:cs="Arial"/>
+          <w:lang w:val="en-US"/>
+        </w:rPr>
+        <w:t>` timestamp NULL DEFAULT NULL,</w:t>
+      </w:r>
+    </w:p>
+    <w:p>
+      <w:pPr>
+        <w:rPr>
+          <w:rFonts w:ascii="Arial" w:hAnsi="Arial" w:cs="Arial"/>
+          <w:lang w:val="en-US"/>
+        </w:rPr>
+      </w:pPr>
+      <w:r>
+        <w:rPr>
+          <w:rFonts w:ascii="Arial" w:hAnsi="Arial" w:cs="Arial"/>
+          <w:lang w:val="en-US"/>
+        </w:rPr>
+        <w:t xml:space="preserve">  `</w:t>
+      </w:r>
+      <w:proofErr w:type="spellStart"/>
+      <w:r>
+        <w:rPr>
+          <w:rFonts w:ascii="Arial" w:hAnsi="Arial" w:cs="Arial"/>
+          <w:lang w:val="en-US"/>
+        </w:rPr>
+        <w:t>updated_at</w:t>
+      </w:r>
+      <w:proofErr w:type="spellEnd"/>
+      <w:r>
+        <w:rPr>
+          <w:rFonts w:ascii="Arial" w:hAnsi="Arial" w:cs="Arial"/>
+          <w:lang w:val="en-US"/>
+        </w:rPr>
+        <w:t>` timestamp NULL DEFAULT NULL,</w:t>
+      </w:r>
+    </w:p>
+    <w:p>
+      <w:pPr>
+        <w:rPr>
+          <w:rFonts w:ascii="Arial" w:hAnsi="Arial" w:cs="Arial"/>
+          <w:lang w:val="en-US"/>
+        </w:rPr>
+      </w:pPr>
+      <w:r>
+        <w:rPr>
+          <w:rFonts w:ascii="Arial" w:hAnsi="Arial" w:cs="Arial"/>
+          <w:lang w:val="en-US"/>
+        </w:rPr>
+        <w:t xml:space="preserve">  `</w:t>
+      </w:r>
+      <w:proofErr w:type="spellStart"/>
+      <w:r>
+        <w:rPr>
+          <w:rFonts w:ascii="Arial" w:hAnsi="Arial" w:cs="Arial"/>
+          <w:lang w:val="en-US"/>
+        </w:rPr>
+        <w:t>deleted_at</w:t>
+      </w:r>
+      <w:proofErr w:type="spellEnd"/>
+      <w:r>
+        <w:rPr>
+          <w:rFonts w:ascii="Arial" w:hAnsi="Arial" w:cs="Arial"/>
+          <w:lang w:val="en-US"/>
+        </w:rPr>
+        <w:t>` timestamp NULL DEFAULT NULL,</w:t>
+      </w:r>
+    </w:p>
+    <w:p>
+      <w:pPr>
+        <w:rPr>
+          <w:rFonts w:ascii="Arial" w:hAnsi="Arial" w:cs="Arial"/>
+          <w:lang w:val="en-US"/>
+        </w:rPr>
+      </w:pPr>
+      <w:r>
+        <w:rPr>
+          <w:rFonts w:ascii="Arial" w:hAnsi="Arial" w:cs="Arial"/>
+          <w:lang w:val="en-US"/>
+        </w:rPr>
+        <w:t xml:space="preserve">  PRIMARY KEY (`id`),</w:t>
+      </w:r>
+    </w:p>
+    <w:p>
+      <w:pPr>
+        <w:rPr>
+          <w:rFonts w:ascii="Arial" w:hAnsi="Arial" w:cs="Arial"/>
+          <w:lang w:val="en-US"/>
+        </w:rPr>
+      </w:pPr>
+      <w:r>
+        <w:rPr>
+          <w:rFonts w:ascii="Arial" w:hAnsi="Arial" w:cs="Arial"/>
+          <w:lang w:val="en-US"/>
+        </w:rPr>
+        <w:t xml:space="preserve">  UNIQUE KEY `</w:t>
+      </w:r>
+      <w:proofErr w:type="spellStart"/>
+      <w:r>
+        <w:rPr>
+          <w:rFonts w:ascii="Arial" w:hAnsi="Arial" w:cs="Arial"/>
+          <w:lang w:val="en-US"/>
+        </w:rPr>
+        <w:t>users_email_unique</w:t>
+      </w:r>
+      <w:proofErr w:type="spellEnd"/>
+      <w:r>
+        <w:rPr>
+          <w:rFonts w:ascii="Arial" w:hAnsi="Arial" w:cs="Arial"/>
+          <w:lang w:val="en-US"/>
+        </w:rPr>
+        <w:t>` (`email`),</w:t>
+      </w:r>
+    </w:p>
+    <w:p>
+      <w:pPr>
+        <w:rPr>
+          <w:rFonts w:ascii="Arial" w:hAnsi="Arial" w:cs="Arial"/>
+          <w:lang w:val="en-US"/>
+        </w:rPr>
+      </w:pPr>
+      <w:r>
+        <w:rPr>
+          <w:rFonts w:ascii="Arial" w:hAnsi="Arial" w:cs="Arial"/>
+          <w:lang w:val="en-US"/>
+        </w:rPr>
+        <w:t xml:space="preserve">  UNIQUE KEY `users_auth0_id_unique` (`auth0_id`)</w:t>
+      </w:r>
+    </w:p>
+    <w:p>
+      <w:pPr>
+        <w:rPr>
+          <w:rFonts w:ascii="Arial" w:hAnsi="Arial" w:cs="Arial"/>
+          <w:lang w:val="en-US"/>
+        </w:rPr>
+      </w:pPr>
+      <w:r>
+        <w:rPr>
+          <w:rFonts w:ascii="Arial" w:hAnsi="Arial" w:cs="Arial"/>
+          <w:lang w:val="en-US"/>
+        </w:rPr>
+        <w:t>)</w:t>
+      </w:r>
+    </w:p>
+    <w:p>
+      <w:pPr>
+        <w:rPr>
+          <w:rFonts w:ascii="Arial" w:hAnsi="Arial" w:cs="Arial"/>
+          <w:lang w:val="en-US"/>
+        </w:rPr>
+      </w:pPr>
+    </w:p>
+    <w:p>
+      <w:pPr>
+        <w:rPr>
+          <w:rFonts w:ascii="Arial" w:hAnsi="Arial" w:cs="Arial"/>
+          <w:lang w:val="en-US"/>
+        </w:rPr>
+      </w:pPr>
+    </w:p>
+    <w:p>
+      <w:pPr>
+        <w:rPr>
+          <w:rFonts w:ascii="Arial" w:hAnsi="Arial" w:cs="Arial"/>
+          <w:lang w:val="en-US"/>
+        </w:rPr>
+      </w:pPr>
+    </w:p>
+    <w:p>
+      <w:pPr>
+        <w:rPr>
+          <w:rFonts w:ascii="Arial" w:hAnsi="Arial" w:cs="Arial"/>
+          <w:lang w:val="en-US"/>
+        </w:rPr>
+      </w:pPr>
+      <w:r>
+        <w:rPr>
+          <w:rFonts w:ascii="Arial" w:hAnsi="Arial" w:cs="Arial"/>
+          <w:lang w:val="en-US"/>
+        </w:rPr>
+        <w:t>CREATE TABLE `claims` (</w:t>
+      </w:r>
+    </w:p>
+    <w:p>
+      <w:pPr>
+        <w:rPr>
+          <w:rFonts w:ascii="Arial" w:hAnsi="Arial" w:cs="Arial"/>
+          <w:lang w:val="en-US"/>
+        </w:rPr>
+      </w:pPr>
+      <w:r>
+        <w:rPr>
+          <w:rFonts w:ascii="Arial" w:hAnsi="Arial" w:cs="Arial"/>
+          <w:lang w:val="en-US"/>
+        </w:rPr>
+        <w:t xml:space="preserve">  `id` </w:t>
+      </w:r>
+      <w:proofErr w:type="spellStart"/>
+      <w:proofErr w:type="gramStart"/>
+      <w:r>
+        <w:rPr>
+          <w:rFonts w:ascii="Arial" w:hAnsi="Arial" w:cs="Arial"/>
+          <w:lang w:val="en-US"/>
+        </w:rPr>
+        <w:t>bigint</w:t>
+      </w:r>
+      <w:proofErr w:type="spellEnd"/>
+      <w:r>
+        <w:rPr>
+          <w:rFonts w:ascii="Arial" w:hAnsi="Arial" w:cs="Arial"/>
+          <w:lang w:val="en-US"/>
+        </w:rPr>
+        <w:t>(</w:t>
+      </w:r>
+      <w:proofErr w:type="gramEnd"/>
+      <w:r>
+        <w:rPr>
+          <w:rFonts w:ascii="Arial" w:hAnsi="Arial" w:cs="Arial"/>
+          <w:lang w:val="en-US"/>
+        </w:rPr>
+        <w:t>20) unsigned NOT NULL AUTO_INCREMENT,</w:t>
+      </w:r>
+    </w:p>
+    <w:p>
+      <w:pPr>
+        <w:rPr>
+          <w:rFonts w:ascii="Arial" w:hAnsi="Arial" w:cs="Arial"/>
+          <w:lang w:val="en-US"/>
+        </w:rPr>
+      </w:pPr>
+      <w:r>
+        <w:rPr>
+          <w:rFonts w:ascii="Arial" w:hAnsi="Arial" w:cs="Arial"/>
+          <w:lang w:val="en-US"/>
+        </w:rPr>
+        <w:t xml:space="preserve">  `</w:t>
+      </w:r>
+      <w:proofErr w:type="spellStart"/>
+      <w:r>
+        <w:rPr>
+          <w:rFonts w:ascii="Arial" w:hAnsi="Arial" w:cs="Arial"/>
+          <w:lang w:val="en-US"/>
+        </w:rPr>
+        <w:t>user_id</w:t>
+      </w:r>
+      <w:proofErr w:type="spellEnd"/>
+      <w:r>
+        <w:rPr>
+          <w:rFonts w:ascii="Arial" w:hAnsi="Arial" w:cs="Arial"/>
+          <w:lang w:val="en-US"/>
+        </w:rPr>
+        <w:t xml:space="preserve">` </w:t>
+      </w:r>
+      <w:proofErr w:type="spellStart"/>
+      <w:proofErr w:type="gramStart"/>
+      <w:r>
+        <w:rPr>
+          <w:rFonts w:ascii="Arial" w:hAnsi="Arial" w:cs="Arial"/>
+          <w:lang w:val="en-US"/>
+        </w:rPr>
+        <w:t>bigint</w:t>
+      </w:r>
+      <w:proofErr w:type="spellEnd"/>
+      <w:r>
+        <w:rPr>
+          <w:rFonts w:ascii="Arial" w:hAnsi="Arial" w:cs="Arial"/>
+          <w:lang w:val="en-US"/>
+        </w:rPr>
+        <w:t>(</w:t>
+      </w:r>
+      <w:proofErr w:type="gramEnd"/>
+      <w:r>
+        <w:rPr>
+          <w:rFonts w:ascii="Arial" w:hAnsi="Arial" w:cs="Arial"/>
+          <w:lang w:val="en-US"/>
+        </w:rPr>
+        <w:t>20) unsigned NOT NULL,</w:t>
+      </w:r>
+    </w:p>
+    <w:p>
+      <w:pPr>
+        <w:rPr>
+          <w:rFonts w:ascii="Arial" w:hAnsi="Arial" w:cs="Arial"/>
+          <w:lang w:val="en-US"/>
+        </w:rPr>
+      </w:pPr>
+      <w:r>
+        <w:rPr>
+          <w:rFonts w:ascii="Arial" w:hAnsi="Arial" w:cs="Arial"/>
+          <w:lang w:val="en-US"/>
+        </w:rPr>
+        <w:t xml:space="preserve">  `</w:t>
+      </w:r>
+      <w:proofErr w:type="spellStart"/>
+      <w:r>
+        <w:rPr>
+          <w:rFonts w:ascii="Arial" w:hAnsi="Arial" w:cs="Arial"/>
+          <w:lang w:val="en-US"/>
+        </w:rPr>
+        <w:t>policy_id</w:t>
+      </w:r>
+      <w:proofErr w:type="spellEnd"/>
+      <w:r>
+        <w:rPr>
+          <w:rFonts w:ascii="Arial" w:hAnsi="Arial" w:cs="Arial"/>
+          <w:lang w:val="en-US"/>
+        </w:rPr>
+        <w:t xml:space="preserve">` </w:t>
+      </w:r>
+      <w:proofErr w:type="spellStart"/>
+      <w:proofErr w:type="gramStart"/>
+      <w:r>
+        <w:rPr>
+          <w:rFonts w:ascii="Arial" w:hAnsi="Arial" w:cs="Arial"/>
+          <w:lang w:val="en-US"/>
+        </w:rPr>
+        <w:t>bigint</w:t>
+      </w:r>
+      <w:proofErr w:type="spellEnd"/>
+      <w:r>
+        <w:rPr>
+          <w:rFonts w:ascii="Arial" w:hAnsi="Arial" w:cs="Arial"/>
+          <w:lang w:val="en-US"/>
+        </w:rPr>
+        <w:t>(</w:t>
+      </w:r>
+      <w:proofErr w:type="gramEnd"/>
+      <w:r>
+        <w:rPr>
+          <w:rFonts w:ascii="Arial" w:hAnsi="Arial" w:cs="Arial"/>
+          <w:lang w:val="en-US"/>
+        </w:rPr>
+        <w:t>20) unsigned NOT NULL,</w:t>
+      </w:r>
+    </w:p>
+    <w:p>
+      <w:pPr>
+        <w:rPr>
+          <w:rFonts w:ascii="Arial" w:hAnsi="Arial" w:cs="Arial"/>
+          <w:lang w:val="en-US"/>
+        </w:rPr>
+      </w:pPr>
+      <w:r>
+        <w:rPr>
+          <w:rFonts w:ascii="Arial" w:hAnsi="Arial" w:cs="Arial"/>
+          <w:lang w:val="en-US"/>
+        </w:rPr>
+        <w:t xml:space="preserve">  `</w:t>
+      </w:r>
+      <w:proofErr w:type="spellStart"/>
+      <w:r>
+        <w:rPr>
+          <w:rFonts w:ascii="Arial" w:hAnsi="Arial" w:cs="Arial"/>
+          <w:lang w:val="en-US"/>
+        </w:rPr>
+        <w:t>claim_number</w:t>
+      </w:r>
+      <w:proofErr w:type="spellEnd"/>
+      <w:r>
+        <w:rPr>
+          <w:rFonts w:ascii="Arial" w:hAnsi="Arial" w:cs="Arial"/>
+          <w:lang w:val="en-US"/>
+        </w:rPr>
+        <w:t xml:space="preserve">` </w:t>
+      </w:r>
+      <w:proofErr w:type="gramStart"/>
+      <w:r>
+        <w:rPr>
+          <w:rFonts w:ascii="Arial" w:hAnsi="Arial" w:cs="Arial"/>
+          <w:lang w:val="en-US"/>
+        </w:rPr>
+        <w:t>varchar(</w:t>
+      </w:r>
+      <w:proofErr w:type="gramEnd"/>
+      <w:r>
+        <w:rPr>
+          <w:rFonts w:ascii="Arial" w:hAnsi="Arial" w:cs="Arial"/>
+          <w:lang w:val="en-US"/>
+        </w:rPr>
+        <w:t>255) NOT NULL,</w:t>
+      </w:r>
+    </w:p>
+    <w:p>
+      <w:pPr>
+        <w:rPr>
+          <w:rFonts w:ascii="Arial" w:hAnsi="Arial" w:cs="Arial"/>
+          <w:lang w:val="en-US"/>
+        </w:rPr>
+      </w:pPr>
+      <w:r>
+        <w:rPr>
+          <w:rFonts w:ascii="Arial" w:hAnsi="Arial" w:cs="Arial"/>
+          <w:lang w:val="en-US"/>
+        </w:rPr>
+        <w:t xml:space="preserve">  `</w:t>
+      </w:r>
+      <w:proofErr w:type="spellStart"/>
+      <w:r>
+        <w:rPr>
+          <w:rFonts w:ascii="Arial" w:hAnsi="Arial" w:cs="Arial"/>
+          <w:lang w:val="en-US"/>
+        </w:rPr>
+        <w:t>incident_date</w:t>
+      </w:r>
+      <w:proofErr w:type="spellEnd"/>
+      <w:r>
+        <w:rPr>
+          <w:rFonts w:ascii="Arial" w:hAnsi="Arial" w:cs="Arial"/>
+          <w:lang w:val="en-US"/>
+        </w:rPr>
+        <w:t>` date NOT NULL,</w:t>
+      </w:r>
+    </w:p>
+    <w:p>
+      <w:pPr>
+        <w:rPr>
+          <w:rFonts w:ascii="Arial" w:hAnsi="Arial" w:cs="Arial"/>
+          <w:lang w:val="en-US"/>
+        </w:rPr>
+      </w:pPr>
+      <w:r>
+        <w:rPr>
+          <w:rFonts w:ascii="Arial" w:hAnsi="Arial" w:cs="Arial"/>
+          <w:lang w:val="en-US"/>
+        </w:rPr>
+        <w:t xml:space="preserve">  `description` text NOT NULL,</w:t>
       </w:r>
     </w:p>
     <w:p>
@@ -1382,82 +2722,1750 @@
           <w:lang w:val="en-US"/>
         </w:rPr>
         <w:lastRenderedPageBreak/>
-        <w:t xml:space="preserve">  `created_at` timestamp NULL DEFAULT NULL,</w:t>
-      </w:r>
-    </w:p>
-    <w:p>
-      <w:pPr>
-        <w:rPr>
-          <w:rFonts w:ascii="Arial" w:hAnsi="Arial" w:cs="Arial"/>
-          <w:lang w:val="en-US"/>
-        </w:rPr>
-      </w:pPr>
-      <w:r>
-        <w:rPr>
-          <w:rFonts w:ascii="Arial" w:hAnsi="Arial" w:cs="Arial"/>
-          <w:lang w:val="en-US"/>
-        </w:rPr>
-        <w:t xml:space="preserve">  `updated_at` timestamp NULL DEFAULT NULL,</w:t>
-      </w:r>
-    </w:p>
-    <w:p>
-      <w:pPr>
-        <w:rPr>
-          <w:rFonts w:ascii="Arial" w:hAnsi="Arial" w:cs="Arial"/>
-          <w:lang w:val="en-US"/>
-        </w:rPr>
-      </w:pPr>
-      <w:r>
-        <w:rPr>
-          <w:rFonts w:ascii="Arial" w:hAnsi="Arial" w:cs="Arial"/>
-          <w:lang w:val="en-US"/>
-        </w:rPr>
-        <w:t xml:space="preserve">  `deleted_at` timestamp NULL DEFAULT NULL,</w:t>
-      </w:r>
-    </w:p>
-    <w:p>
-      <w:pPr>
-        <w:rPr>
-          <w:rFonts w:ascii="Arial" w:hAnsi="Arial" w:cs="Arial"/>
-          <w:lang w:val="en-US"/>
-        </w:rPr>
-      </w:pPr>
-      <w:r>
-        <w:rPr>
-          <w:rFonts w:ascii="Arial" w:hAnsi="Arial" w:cs="Arial"/>
-          <w:lang w:val="en-US"/>
-        </w:rPr>
-        <w:t xml:space="preserve">  PRIMARY KEY (`id`),</w:t>
-      </w:r>
-    </w:p>
-    <w:p>
-      <w:pPr>
-        <w:rPr>
-          <w:rFonts w:ascii="Arial" w:hAnsi="Arial" w:cs="Arial"/>
-          <w:lang w:val="en-US"/>
-        </w:rPr>
-      </w:pPr>
-      <w:r>
-        <w:rPr>
-          <w:rFonts w:ascii="Arial" w:hAnsi="Arial" w:cs="Arial"/>
-          <w:lang w:val="en-US"/>
-        </w:rPr>
-        <w:t xml:space="preserve">  UNIQUE KEY `users_email_unique` (`email`),</w:t>
-      </w:r>
-    </w:p>
-    <w:p>
-      <w:pPr>
-        <w:rPr>
-          <w:rFonts w:ascii="Arial" w:hAnsi="Arial" w:cs="Arial"/>
-          <w:lang w:val="en-US"/>
-        </w:rPr>
-      </w:pPr>
-      <w:r>
-        <w:rPr>
-          <w:rFonts w:ascii="Arial" w:hAnsi="Arial" w:cs="Arial"/>
-          <w:lang w:val="en-US"/>
-        </w:rPr>
-        <w:t xml:space="preserve">  UNIQUE KEY `users_auth0_id_unique` (`auth0_id`)</w:t>
+        <w:t xml:space="preserve">  `</w:t>
+      </w:r>
+      <w:proofErr w:type="spellStart"/>
+      <w:r>
+        <w:rPr>
+          <w:rFonts w:ascii="Arial" w:hAnsi="Arial" w:cs="Arial"/>
+          <w:lang w:val="en-US"/>
+        </w:rPr>
+        <w:t>claim_amount</w:t>
+      </w:r>
+      <w:proofErr w:type="spellEnd"/>
+      <w:r>
+        <w:rPr>
+          <w:rFonts w:ascii="Arial" w:hAnsi="Arial" w:cs="Arial"/>
+          <w:lang w:val="en-US"/>
+        </w:rPr>
+        <w:t xml:space="preserve">` </w:t>
+      </w:r>
+      <w:proofErr w:type="gramStart"/>
+      <w:r>
+        <w:rPr>
+          <w:rFonts w:ascii="Arial" w:hAnsi="Arial" w:cs="Arial"/>
+          <w:lang w:val="en-US"/>
+        </w:rPr>
+        <w:t>decimal(</w:t>
+      </w:r>
+      <w:proofErr w:type="gramEnd"/>
+      <w:r>
+        <w:rPr>
+          <w:rFonts w:ascii="Arial" w:hAnsi="Arial" w:cs="Arial"/>
+          <w:lang w:val="en-US"/>
+        </w:rPr>
+        <w:t>10,2) NOT NULL,</w:t>
+      </w:r>
+    </w:p>
+    <w:p>
+      <w:pPr>
+        <w:rPr>
+          <w:rFonts w:ascii="Arial" w:hAnsi="Arial" w:cs="Arial"/>
+          <w:lang w:val="en-US"/>
+        </w:rPr>
+      </w:pPr>
+      <w:r>
+        <w:rPr>
+          <w:rFonts w:ascii="Arial" w:hAnsi="Arial" w:cs="Arial"/>
+          <w:lang w:val="en-US"/>
+        </w:rPr>
+        <w:t xml:space="preserve">  `</w:t>
+      </w:r>
+      <w:proofErr w:type="spellStart"/>
+      <w:r>
+        <w:rPr>
+          <w:rFonts w:ascii="Arial" w:hAnsi="Arial" w:cs="Arial"/>
+          <w:lang w:val="en-US"/>
+        </w:rPr>
+        <w:t>approved_amount</w:t>
+      </w:r>
+      <w:proofErr w:type="spellEnd"/>
+      <w:r>
+        <w:rPr>
+          <w:rFonts w:ascii="Arial" w:hAnsi="Arial" w:cs="Arial"/>
+          <w:lang w:val="en-US"/>
+        </w:rPr>
+        <w:t xml:space="preserve">` </w:t>
+      </w:r>
+      <w:proofErr w:type="gramStart"/>
+      <w:r>
+        <w:rPr>
+          <w:rFonts w:ascii="Arial" w:hAnsi="Arial" w:cs="Arial"/>
+          <w:lang w:val="en-US"/>
+        </w:rPr>
+        <w:t>decimal(</w:t>
+      </w:r>
+      <w:proofErr w:type="gramEnd"/>
+      <w:r>
+        <w:rPr>
+          <w:rFonts w:ascii="Arial" w:hAnsi="Arial" w:cs="Arial"/>
+          <w:lang w:val="en-US"/>
+        </w:rPr>
+        <w:t>10,2) DEFAULT NULL,</w:t>
+      </w:r>
+    </w:p>
+    <w:p>
+      <w:pPr>
+        <w:rPr>
+          <w:rFonts w:ascii="Arial" w:hAnsi="Arial" w:cs="Arial"/>
+          <w:lang w:val="en-US"/>
+        </w:rPr>
+      </w:pPr>
+      <w:r>
+        <w:rPr>
+          <w:rFonts w:ascii="Arial" w:hAnsi="Arial" w:cs="Arial"/>
+          <w:lang w:val="en-US"/>
+        </w:rPr>
+        <w:t xml:space="preserve">  `status` </w:t>
+      </w:r>
+      <w:proofErr w:type="spellStart"/>
+      <w:proofErr w:type="gramStart"/>
+      <w:r>
+        <w:rPr>
+          <w:rFonts w:ascii="Arial" w:hAnsi="Arial" w:cs="Arial"/>
+          <w:lang w:val="en-US"/>
+        </w:rPr>
+        <w:t>enum</w:t>
+      </w:r>
+      <w:proofErr w:type="spellEnd"/>
+      <w:r>
+        <w:rPr>
+          <w:rFonts w:ascii="Arial" w:hAnsi="Arial" w:cs="Arial"/>
+          <w:lang w:val="en-US"/>
+        </w:rPr>
+        <w:t>(</w:t>
+      </w:r>
+      <w:proofErr w:type="gramEnd"/>
+      <w:r>
+        <w:rPr>
+          <w:rFonts w:ascii="Arial" w:hAnsi="Arial" w:cs="Arial"/>
+          <w:lang w:val="en-US"/>
+        </w:rPr>
+        <w:t>'</w:t>
+      </w:r>
+      <w:proofErr w:type="spellStart"/>
+      <w:r>
+        <w:rPr>
+          <w:rFonts w:ascii="Arial" w:hAnsi="Arial" w:cs="Arial"/>
+          <w:lang w:val="en-US"/>
+        </w:rPr>
+        <w:t>Submitted','Under</w:t>
+      </w:r>
+      <w:proofErr w:type="spellEnd"/>
+      <w:r>
+        <w:rPr>
+          <w:rFonts w:ascii="Arial" w:hAnsi="Arial" w:cs="Arial"/>
+          <w:lang w:val="en-US"/>
+        </w:rPr>
+        <w:t xml:space="preserve"> </w:t>
+      </w:r>
+      <w:proofErr w:type="spellStart"/>
+      <w:r>
+        <w:rPr>
+          <w:rFonts w:ascii="Arial" w:hAnsi="Arial" w:cs="Arial"/>
+          <w:lang w:val="en-US"/>
+        </w:rPr>
+        <w:t>Review','Approved','Rejected','Paid</w:t>
+      </w:r>
+      <w:proofErr w:type="spellEnd"/>
+      <w:r>
+        <w:rPr>
+          <w:rFonts w:ascii="Arial" w:hAnsi="Arial" w:cs="Arial"/>
+          <w:lang w:val="en-US"/>
+        </w:rPr>
+        <w:t>') NOT NULL DEFAULT 'Submitted',</w:t>
+      </w:r>
+    </w:p>
+    <w:p>
+      <w:pPr>
+        <w:rPr>
+          <w:rFonts w:ascii="Arial" w:hAnsi="Arial" w:cs="Arial"/>
+          <w:lang w:val="en-US"/>
+        </w:rPr>
+      </w:pPr>
+      <w:r>
+        <w:rPr>
+          <w:rFonts w:ascii="Arial" w:hAnsi="Arial" w:cs="Arial"/>
+          <w:lang w:val="en-US"/>
+        </w:rPr>
+        <w:t xml:space="preserve">  `documents` text DEFAULT NULL,</w:t>
+      </w:r>
+    </w:p>
+    <w:p>
+      <w:pPr>
+        <w:rPr>
+          <w:rFonts w:ascii="Arial" w:hAnsi="Arial" w:cs="Arial"/>
+          <w:lang w:val="en-US"/>
+        </w:rPr>
+      </w:pPr>
+      <w:r>
+        <w:rPr>
+          <w:rFonts w:ascii="Arial" w:hAnsi="Arial" w:cs="Arial"/>
+          <w:lang w:val="en-US"/>
+        </w:rPr>
+        <w:t xml:space="preserve">  `</w:t>
+      </w:r>
+      <w:proofErr w:type="spellStart"/>
+      <w:r>
+        <w:rPr>
+          <w:rFonts w:ascii="Arial" w:hAnsi="Arial" w:cs="Arial"/>
+          <w:lang w:val="en-US"/>
+        </w:rPr>
+        <w:t>resolution_date</w:t>
+      </w:r>
+      <w:proofErr w:type="spellEnd"/>
+      <w:r>
+        <w:rPr>
+          <w:rFonts w:ascii="Arial" w:hAnsi="Arial" w:cs="Arial"/>
+          <w:lang w:val="en-US"/>
+        </w:rPr>
+        <w:t>` date DEFAULT NULL,</w:t>
+      </w:r>
+    </w:p>
+    <w:p>
+      <w:pPr>
+        <w:rPr>
+          <w:rFonts w:ascii="Arial" w:hAnsi="Arial" w:cs="Arial"/>
+          <w:lang w:val="en-US"/>
+        </w:rPr>
+      </w:pPr>
+      <w:r>
+        <w:rPr>
+          <w:rFonts w:ascii="Arial" w:hAnsi="Arial" w:cs="Arial"/>
+          <w:lang w:val="en-US"/>
+        </w:rPr>
+        <w:t xml:space="preserve">  `</w:t>
+      </w:r>
+      <w:proofErr w:type="spellStart"/>
+      <w:r>
+        <w:rPr>
+          <w:rFonts w:ascii="Arial" w:hAnsi="Arial" w:cs="Arial"/>
+          <w:lang w:val="en-US"/>
+        </w:rPr>
+        <w:t>created_at</w:t>
+      </w:r>
+      <w:proofErr w:type="spellEnd"/>
+      <w:r>
+        <w:rPr>
+          <w:rFonts w:ascii="Arial" w:hAnsi="Arial" w:cs="Arial"/>
+          <w:lang w:val="en-US"/>
+        </w:rPr>
+        <w:t>` timestamp NULL DEFAULT NULL,</w:t>
+      </w:r>
+    </w:p>
+    <w:p>
+      <w:pPr>
+        <w:rPr>
+          <w:rFonts w:ascii="Arial" w:hAnsi="Arial" w:cs="Arial"/>
+          <w:lang w:val="en-US"/>
+        </w:rPr>
+      </w:pPr>
+      <w:r>
+        <w:rPr>
+          <w:rFonts w:ascii="Arial" w:hAnsi="Arial" w:cs="Arial"/>
+          <w:lang w:val="en-US"/>
+        </w:rPr>
+        <w:t xml:space="preserve">  `</w:t>
+      </w:r>
+      <w:proofErr w:type="spellStart"/>
+      <w:r>
+        <w:rPr>
+          <w:rFonts w:ascii="Arial" w:hAnsi="Arial" w:cs="Arial"/>
+          <w:lang w:val="en-US"/>
+        </w:rPr>
+        <w:t>updated_at</w:t>
+      </w:r>
+      <w:proofErr w:type="spellEnd"/>
+      <w:r>
+        <w:rPr>
+          <w:rFonts w:ascii="Arial" w:hAnsi="Arial" w:cs="Arial"/>
+          <w:lang w:val="en-US"/>
+        </w:rPr>
+        <w:t>` timestamp NULL DEFAULT NULL,</w:t>
+      </w:r>
+    </w:p>
+    <w:p>
+      <w:pPr>
+        <w:rPr>
+          <w:rFonts w:ascii="Arial" w:hAnsi="Arial" w:cs="Arial"/>
+          <w:lang w:val="en-US"/>
+        </w:rPr>
+      </w:pPr>
+      <w:r>
+        <w:rPr>
+          <w:rFonts w:ascii="Arial" w:hAnsi="Arial" w:cs="Arial"/>
+          <w:lang w:val="en-US"/>
+        </w:rPr>
+        <w:t xml:space="preserve">  PRIMARY KEY (`id`),</w:t>
+      </w:r>
+    </w:p>
+    <w:p>
+      <w:pPr>
+        <w:rPr>
+          <w:rFonts w:ascii="Arial" w:hAnsi="Arial" w:cs="Arial"/>
+          <w:lang w:val="en-US"/>
+        </w:rPr>
+      </w:pPr>
+      <w:r>
+        <w:rPr>
+          <w:rFonts w:ascii="Arial" w:hAnsi="Arial" w:cs="Arial"/>
+          <w:lang w:val="en-US"/>
+        </w:rPr>
+        <w:t xml:space="preserve">  UNIQUE KEY `</w:t>
+      </w:r>
+      <w:proofErr w:type="spellStart"/>
+      <w:r>
+        <w:rPr>
+          <w:rFonts w:ascii="Arial" w:hAnsi="Arial" w:cs="Arial"/>
+          <w:lang w:val="en-US"/>
+        </w:rPr>
+        <w:t>claims_claim_number_unique</w:t>
+      </w:r>
+      <w:proofErr w:type="spellEnd"/>
+      <w:r>
+        <w:rPr>
+          <w:rFonts w:ascii="Arial" w:hAnsi="Arial" w:cs="Arial"/>
+          <w:lang w:val="en-US"/>
+        </w:rPr>
+        <w:t>` (`</w:t>
+      </w:r>
+      <w:proofErr w:type="spellStart"/>
+      <w:r>
+        <w:rPr>
+          <w:rFonts w:ascii="Arial" w:hAnsi="Arial" w:cs="Arial"/>
+          <w:lang w:val="en-US"/>
+        </w:rPr>
+        <w:t>claim_number</w:t>
+      </w:r>
+      <w:proofErr w:type="spellEnd"/>
+      <w:r>
+        <w:rPr>
+          <w:rFonts w:ascii="Arial" w:hAnsi="Arial" w:cs="Arial"/>
+          <w:lang w:val="en-US"/>
+        </w:rPr>
+        <w:t>`),</w:t>
+      </w:r>
+    </w:p>
+    <w:p>
+      <w:pPr>
+        <w:rPr>
+          <w:rFonts w:ascii="Arial" w:hAnsi="Arial" w:cs="Arial"/>
+          <w:lang w:val="en-US"/>
+        </w:rPr>
+      </w:pPr>
+      <w:r>
+        <w:rPr>
+          <w:rFonts w:ascii="Arial" w:hAnsi="Arial" w:cs="Arial"/>
+          <w:lang w:val="en-US"/>
+        </w:rPr>
+        <w:t xml:space="preserve">  KEY `</w:t>
+      </w:r>
+      <w:proofErr w:type="spellStart"/>
+      <w:r>
+        <w:rPr>
+          <w:rFonts w:ascii="Arial" w:hAnsi="Arial" w:cs="Arial"/>
+          <w:lang w:val="en-US"/>
+        </w:rPr>
+        <w:t>claims_user_id_foreign</w:t>
+      </w:r>
+      <w:proofErr w:type="spellEnd"/>
+      <w:r>
+        <w:rPr>
+          <w:rFonts w:ascii="Arial" w:hAnsi="Arial" w:cs="Arial"/>
+          <w:lang w:val="en-US"/>
+        </w:rPr>
+        <w:t>` (`</w:t>
+      </w:r>
+      <w:proofErr w:type="spellStart"/>
+      <w:r>
+        <w:rPr>
+          <w:rFonts w:ascii="Arial" w:hAnsi="Arial" w:cs="Arial"/>
+          <w:lang w:val="en-US"/>
+        </w:rPr>
+        <w:t>user_id</w:t>
+      </w:r>
+      <w:proofErr w:type="spellEnd"/>
+      <w:r>
+        <w:rPr>
+          <w:rFonts w:ascii="Arial" w:hAnsi="Arial" w:cs="Arial"/>
+          <w:lang w:val="en-US"/>
+        </w:rPr>
+        <w:t>`),</w:t>
+      </w:r>
+    </w:p>
+    <w:p>
+      <w:pPr>
+        <w:rPr>
+          <w:rFonts w:ascii="Arial" w:hAnsi="Arial" w:cs="Arial"/>
+          <w:lang w:val="en-US"/>
+        </w:rPr>
+      </w:pPr>
+      <w:r>
+        <w:rPr>
+          <w:rFonts w:ascii="Arial" w:hAnsi="Arial" w:cs="Arial"/>
+          <w:lang w:val="en-US"/>
+        </w:rPr>
+        <w:t xml:space="preserve">  KEY `</w:t>
+      </w:r>
+      <w:proofErr w:type="spellStart"/>
+      <w:r>
+        <w:rPr>
+          <w:rFonts w:ascii="Arial" w:hAnsi="Arial" w:cs="Arial"/>
+          <w:lang w:val="en-US"/>
+        </w:rPr>
+        <w:t>claims_policy_id_foreign</w:t>
+      </w:r>
+      <w:proofErr w:type="spellEnd"/>
+      <w:r>
+        <w:rPr>
+          <w:rFonts w:ascii="Arial" w:hAnsi="Arial" w:cs="Arial"/>
+          <w:lang w:val="en-US"/>
+        </w:rPr>
+        <w:t>` (`</w:t>
+      </w:r>
+      <w:proofErr w:type="spellStart"/>
+      <w:r>
+        <w:rPr>
+          <w:rFonts w:ascii="Arial" w:hAnsi="Arial" w:cs="Arial"/>
+          <w:lang w:val="en-US"/>
+        </w:rPr>
+        <w:t>policy_id</w:t>
+      </w:r>
+      <w:proofErr w:type="spellEnd"/>
+      <w:r>
+        <w:rPr>
+          <w:rFonts w:ascii="Arial" w:hAnsi="Arial" w:cs="Arial"/>
+          <w:lang w:val="en-US"/>
+        </w:rPr>
+        <w:t>`),</w:t>
+      </w:r>
+    </w:p>
+    <w:p>
+      <w:pPr>
+        <w:rPr>
+          <w:rFonts w:ascii="Arial" w:hAnsi="Arial" w:cs="Arial"/>
+          <w:lang w:val="en-US"/>
+        </w:rPr>
+      </w:pPr>
+      <w:r>
+        <w:rPr>
+          <w:rFonts w:ascii="Arial" w:hAnsi="Arial" w:cs="Arial"/>
+          <w:lang w:val="en-US"/>
+        </w:rPr>
+        <w:t xml:space="preserve">  CONSTRAINT `</w:t>
+      </w:r>
+      <w:proofErr w:type="spellStart"/>
+      <w:r>
+        <w:rPr>
+          <w:rFonts w:ascii="Arial" w:hAnsi="Arial" w:cs="Arial"/>
+          <w:lang w:val="en-US"/>
+        </w:rPr>
+        <w:t>claims_policy_id_foreign</w:t>
+      </w:r>
+      <w:proofErr w:type="spellEnd"/>
+      <w:r>
+        <w:rPr>
+          <w:rFonts w:ascii="Arial" w:hAnsi="Arial" w:cs="Arial"/>
+          <w:lang w:val="en-US"/>
+        </w:rPr>
+        <w:t>` FOREIGN KEY (`</w:t>
+      </w:r>
+      <w:proofErr w:type="spellStart"/>
+      <w:r>
+        <w:rPr>
+          <w:rFonts w:ascii="Arial" w:hAnsi="Arial" w:cs="Arial"/>
+          <w:lang w:val="en-US"/>
+        </w:rPr>
+        <w:t>policy_id</w:t>
+      </w:r>
+      <w:proofErr w:type="spellEnd"/>
+      <w:r>
+        <w:rPr>
+          <w:rFonts w:ascii="Arial" w:hAnsi="Arial" w:cs="Arial"/>
+          <w:lang w:val="en-US"/>
+        </w:rPr>
+        <w:t>`) REFERENCES `policies` (`id`) ON DELETE CASCADE,</w:t>
+      </w:r>
+    </w:p>
+    <w:p>
+      <w:pPr>
+        <w:rPr>
+          <w:rFonts w:ascii="Arial" w:hAnsi="Arial" w:cs="Arial"/>
+          <w:lang w:val="en-US"/>
+        </w:rPr>
+      </w:pPr>
+      <w:r>
+        <w:rPr>
+          <w:rFonts w:ascii="Arial" w:hAnsi="Arial" w:cs="Arial"/>
+          <w:lang w:val="en-US"/>
+        </w:rPr>
+        <w:t xml:space="preserve">  CONSTRAINT `</w:t>
+      </w:r>
+      <w:proofErr w:type="spellStart"/>
+      <w:r>
+        <w:rPr>
+          <w:rFonts w:ascii="Arial" w:hAnsi="Arial" w:cs="Arial"/>
+          <w:lang w:val="en-US"/>
+        </w:rPr>
+        <w:t>claims_user_id_foreign</w:t>
+      </w:r>
+      <w:proofErr w:type="spellEnd"/>
+      <w:r>
+        <w:rPr>
+          <w:rFonts w:ascii="Arial" w:hAnsi="Arial" w:cs="Arial"/>
+          <w:lang w:val="en-US"/>
+        </w:rPr>
+        <w:t>` FOREIGN KEY (`</w:t>
+      </w:r>
+      <w:proofErr w:type="spellStart"/>
+      <w:r>
+        <w:rPr>
+          <w:rFonts w:ascii="Arial" w:hAnsi="Arial" w:cs="Arial"/>
+          <w:lang w:val="en-US"/>
+        </w:rPr>
+        <w:t>user_id</w:t>
+      </w:r>
+      <w:proofErr w:type="spellEnd"/>
+      <w:r>
+        <w:rPr>
+          <w:rFonts w:ascii="Arial" w:hAnsi="Arial" w:cs="Arial"/>
+          <w:lang w:val="en-US"/>
+        </w:rPr>
+        <w:t>`) REFERENCES `users` (`id`) ON DELETE CASCADE</w:t>
+      </w:r>
+    </w:p>
+    <w:p>
+      <w:pPr>
+        <w:rPr>
+          <w:rFonts w:ascii="Arial" w:hAnsi="Arial" w:cs="Arial"/>
+          <w:lang w:val="en-US"/>
+        </w:rPr>
+      </w:pPr>
+      <w:r>
+        <w:rPr>
+          <w:rFonts w:ascii="Arial" w:hAnsi="Arial" w:cs="Arial"/>
+          <w:lang w:val="en-US"/>
+        </w:rPr>
+        <w:t xml:space="preserve">) </w:t>
+      </w:r>
+    </w:p>
+    <w:p>
+      <w:pPr>
+        <w:rPr>
+          <w:rFonts w:ascii="Arial" w:hAnsi="Arial" w:cs="Arial"/>
+          <w:lang w:val="en-US"/>
+        </w:rPr>
+      </w:pPr>
+    </w:p>
+    <w:p>
+      <w:pPr>
+        <w:rPr>
+          <w:rFonts w:ascii="Arial" w:hAnsi="Arial" w:cs="Arial"/>
+          <w:lang w:val="en-US"/>
+        </w:rPr>
+      </w:pPr>
+    </w:p>
+    <w:p>
+      <w:pPr>
+        <w:rPr>
+          <w:rFonts w:ascii="Arial" w:hAnsi="Arial" w:cs="Arial"/>
+          <w:lang w:val="en-US"/>
+        </w:rPr>
+      </w:pPr>
+    </w:p>
+    <w:p>
+      <w:pPr>
+        <w:rPr>
+          <w:rFonts w:ascii="Arial" w:hAnsi="Arial" w:cs="Arial"/>
+          <w:lang w:val="en-US"/>
+        </w:rPr>
+      </w:pPr>
+      <w:r>
+        <w:rPr>
+          <w:rFonts w:ascii="Arial" w:hAnsi="Arial" w:cs="Arial"/>
+          <w:lang w:val="en-US"/>
+        </w:rPr>
+        <w:t>CREATE TABLE `</w:t>
+      </w:r>
+      <w:proofErr w:type="spellStart"/>
+      <w:r>
+        <w:rPr>
+          <w:rFonts w:ascii="Arial" w:hAnsi="Arial" w:cs="Arial"/>
+          <w:lang w:val="en-US"/>
+        </w:rPr>
+        <w:t>insurance_products</w:t>
+      </w:r>
+      <w:proofErr w:type="spellEnd"/>
+      <w:r>
+        <w:rPr>
+          <w:rFonts w:ascii="Arial" w:hAnsi="Arial" w:cs="Arial"/>
+          <w:lang w:val="en-US"/>
+        </w:rPr>
+        <w:t>` (</w:t>
+      </w:r>
+    </w:p>
+    <w:p>
+      <w:pPr>
+        <w:rPr>
+          <w:rFonts w:ascii="Arial" w:hAnsi="Arial" w:cs="Arial"/>
+          <w:lang w:val="en-US"/>
+        </w:rPr>
+      </w:pPr>
+      <w:r>
+        <w:rPr>
+          <w:rFonts w:ascii="Arial" w:hAnsi="Arial" w:cs="Arial"/>
+          <w:lang w:val="en-US"/>
+        </w:rPr>
+        <w:t xml:space="preserve">  `id` </w:t>
+      </w:r>
+      <w:proofErr w:type="spellStart"/>
+      <w:proofErr w:type="gramStart"/>
+      <w:r>
+        <w:rPr>
+          <w:rFonts w:ascii="Arial" w:hAnsi="Arial" w:cs="Arial"/>
+          <w:lang w:val="en-US"/>
+        </w:rPr>
+        <w:t>bigint</w:t>
+      </w:r>
+      <w:proofErr w:type="spellEnd"/>
+      <w:r>
+        <w:rPr>
+          <w:rFonts w:ascii="Arial" w:hAnsi="Arial" w:cs="Arial"/>
+          <w:lang w:val="en-US"/>
+        </w:rPr>
+        <w:t>(</w:t>
+      </w:r>
+      <w:proofErr w:type="gramEnd"/>
+      <w:r>
+        <w:rPr>
+          <w:rFonts w:ascii="Arial" w:hAnsi="Arial" w:cs="Arial"/>
+          <w:lang w:val="en-US"/>
+        </w:rPr>
+        <w:t>20) unsigned NOT NULL AUTO_INCREMENT,</w:t>
+      </w:r>
+    </w:p>
+    <w:p>
+      <w:pPr>
+        <w:rPr>
+          <w:rFonts w:ascii="Arial" w:hAnsi="Arial" w:cs="Arial"/>
+          <w:lang w:val="en-US"/>
+        </w:rPr>
+      </w:pPr>
+      <w:r>
+        <w:rPr>
+          <w:rFonts w:ascii="Arial" w:hAnsi="Arial" w:cs="Arial"/>
+          <w:lang w:val="en-US"/>
+        </w:rPr>
+        <w:t xml:space="preserve">  `name` </w:t>
+      </w:r>
+      <w:proofErr w:type="gramStart"/>
+      <w:r>
+        <w:rPr>
+          <w:rFonts w:ascii="Arial" w:hAnsi="Arial" w:cs="Arial"/>
+          <w:lang w:val="en-US"/>
+        </w:rPr>
+        <w:t>varchar(</w:t>
+      </w:r>
+      <w:proofErr w:type="gramEnd"/>
+      <w:r>
+        <w:rPr>
+          <w:rFonts w:ascii="Arial" w:hAnsi="Arial" w:cs="Arial"/>
+          <w:lang w:val="en-US"/>
+        </w:rPr>
+        <w:t>255) NOT NULL,</w:t>
+      </w:r>
+    </w:p>
+    <w:p>
+      <w:pPr>
+        <w:rPr>
+          <w:rFonts w:ascii="Arial" w:hAnsi="Arial" w:cs="Arial"/>
+          <w:lang w:val="en-US"/>
+        </w:rPr>
+      </w:pPr>
+      <w:r>
+        <w:rPr>
+          <w:rFonts w:ascii="Arial" w:hAnsi="Arial" w:cs="Arial"/>
+          <w:lang w:val="en-US"/>
+        </w:rPr>
+        <w:t xml:space="preserve">  `</w:t>
+      </w:r>
+      <w:r>
+        <w:rPr>
+          <w:rFonts w:ascii="Arial" w:hAnsi="Arial" w:cs="Arial"/>
+          <w:lang w:val="en-US"/>
+        </w:rPr>
+        <w:t>category</w:t>
+      </w:r>
+      <w:r>
+        <w:rPr>
+          <w:rFonts w:ascii="Arial" w:hAnsi="Arial" w:cs="Arial"/>
+          <w:lang w:val="en-US"/>
+        </w:rPr>
+        <w:t>` text NOT NULL,</w:t>
+      </w:r>
+    </w:p>
+    <w:p>
+      <w:pPr>
+        <w:rPr>
+          <w:rFonts w:ascii="Arial" w:hAnsi="Arial" w:cs="Arial"/>
+          <w:lang w:val="en-US"/>
+        </w:rPr>
+      </w:pPr>
+      <w:r>
+        <w:rPr>
+          <w:rFonts w:ascii="Arial" w:hAnsi="Arial" w:cs="Arial"/>
+          <w:lang w:val="en-US"/>
+        </w:rPr>
+        <w:t xml:space="preserve">  </w:t>
+      </w:r>
+      <w:r>
+        <w:rPr>
+          <w:rFonts w:ascii="Arial" w:hAnsi="Arial" w:cs="Arial"/>
+          <w:lang w:val="en-US"/>
+        </w:rPr>
+        <w:t>`description` text NOT NULL,</w:t>
+      </w:r>
+    </w:p>
+    <w:p>
+      <w:pPr>
+        <w:rPr>
+          <w:rFonts w:ascii="Arial" w:hAnsi="Arial" w:cs="Arial"/>
+          <w:lang w:val="en-US"/>
+        </w:rPr>
+      </w:pPr>
+      <w:r>
+        <w:rPr>
+          <w:rFonts w:ascii="Arial" w:hAnsi="Arial" w:cs="Arial"/>
+          <w:lang w:val="en-US"/>
+        </w:rPr>
+        <w:t xml:space="preserve">  `</w:t>
+      </w:r>
+      <w:proofErr w:type="spellStart"/>
+      <w:r>
+        <w:rPr>
+          <w:rFonts w:ascii="Arial" w:hAnsi="Arial" w:cs="Arial"/>
+          <w:lang w:val="en-US"/>
+        </w:rPr>
+        <w:t>base_price</w:t>
+      </w:r>
+      <w:proofErr w:type="spellEnd"/>
+      <w:r>
+        <w:rPr>
+          <w:rFonts w:ascii="Arial" w:hAnsi="Arial" w:cs="Arial"/>
+          <w:lang w:val="en-US"/>
+        </w:rPr>
+        <w:t xml:space="preserve">` </w:t>
+      </w:r>
+      <w:proofErr w:type="gramStart"/>
+      <w:r>
+        <w:rPr>
+          <w:rFonts w:ascii="Arial" w:hAnsi="Arial" w:cs="Arial"/>
+          <w:lang w:val="en-US"/>
+        </w:rPr>
+        <w:t>decimal(</w:t>
+      </w:r>
+      <w:proofErr w:type="gramEnd"/>
+      <w:r>
+        <w:rPr>
+          <w:rFonts w:ascii="Arial" w:hAnsi="Arial" w:cs="Arial"/>
+          <w:lang w:val="en-US"/>
+        </w:rPr>
+        <w:t>10,2) NOT NULL,</w:t>
+      </w:r>
+    </w:p>
+    <w:p>
+      <w:pPr>
+        <w:rPr>
+          <w:rFonts w:ascii="Arial" w:hAnsi="Arial" w:cs="Arial"/>
+          <w:lang w:val="en-US"/>
+        </w:rPr>
+      </w:pPr>
+      <w:r>
+        <w:rPr>
+          <w:rFonts w:ascii="Arial" w:hAnsi="Arial" w:cs="Arial"/>
+          <w:lang w:val="en-US"/>
+        </w:rPr>
+        <w:t xml:space="preserve">  `</w:t>
+      </w:r>
+      <w:proofErr w:type="spellStart"/>
+      <w:r>
+        <w:rPr>
+          <w:rFonts w:ascii="Arial" w:hAnsi="Arial" w:cs="Arial"/>
+          <w:lang w:val="en-US"/>
+        </w:rPr>
+        <w:t>created_at</w:t>
+      </w:r>
+      <w:proofErr w:type="spellEnd"/>
+      <w:r>
+        <w:rPr>
+          <w:rFonts w:ascii="Arial" w:hAnsi="Arial" w:cs="Arial"/>
+          <w:lang w:val="en-US"/>
+        </w:rPr>
+        <w:t>` timestamp NULL DEFAULT NULL,</w:t>
+      </w:r>
+    </w:p>
+    <w:p>
+      <w:pPr>
+        <w:rPr>
+          <w:rFonts w:ascii="Arial" w:hAnsi="Arial" w:cs="Arial"/>
+          <w:lang w:val="en-US"/>
+        </w:rPr>
+      </w:pPr>
+      <w:r>
+        <w:rPr>
+          <w:rFonts w:ascii="Arial" w:hAnsi="Arial" w:cs="Arial"/>
+          <w:lang w:val="en-US"/>
+        </w:rPr>
+        <w:t xml:space="preserve">  `</w:t>
+      </w:r>
+      <w:proofErr w:type="spellStart"/>
+      <w:r>
+        <w:rPr>
+          <w:rFonts w:ascii="Arial" w:hAnsi="Arial" w:cs="Arial"/>
+          <w:lang w:val="en-US"/>
+        </w:rPr>
+        <w:t>updated_at</w:t>
+      </w:r>
+      <w:proofErr w:type="spellEnd"/>
+      <w:r>
+        <w:rPr>
+          <w:rFonts w:ascii="Arial" w:hAnsi="Arial" w:cs="Arial"/>
+          <w:lang w:val="en-US"/>
+        </w:rPr>
+        <w:t>` timestamp NULL DEFAULT NULL,</w:t>
+      </w:r>
+    </w:p>
+    <w:p>
+      <w:pPr>
+        <w:rPr>
+          <w:rFonts w:ascii="Arial" w:hAnsi="Arial" w:cs="Arial"/>
+          <w:lang w:val="en-US"/>
+        </w:rPr>
+      </w:pPr>
+      <w:r>
+        <w:rPr>
+          <w:rFonts w:ascii="Arial" w:hAnsi="Arial" w:cs="Arial"/>
+          <w:lang w:val="en-US"/>
+        </w:rPr>
+        <w:t xml:space="preserve">  PRIMARY KEY (`id`)</w:t>
+      </w:r>
+    </w:p>
+    <w:p>
+      <w:pPr>
+        <w:rPr>
+          <w:rFonts w:ascii="Arial" w:hAnsi="Arial" w:cs="Arial"/>
+          <w:lang w:val="en-US"/>
+        </w:rPr>
+      </w:pPr>
+      <w:r>
+        <w:rPr>
+          <w:rFonts w:ascii="Arial" w:hAnsi="Arial" w:cs="Arial"/>
+          <w:lang w:val="en-US"/>
+        </w:rPr>
+        <w:t xml:space="preserve">) </w:t>
+      </w:r>
+    </w:p>
+    <w:p>
+      <w:pPr>
+        <w:rPr>
+          <w:rFonts w:ascii="Arial" w:hAnsi="Arial" w:cs="Arial"/>
+          <w:lang w:val="en-US"/>
+        </w:rPr>
+      </w:pPr>
+    </w:p>
+    <w:p>
+      <w:pPr>
+        <w:rPr>
+          <w:rFonts w:ascii="Arial" w:hAnsi="Arial" w:cs="Arial"/>
+          <w:lang w:val="en-US"/>
+        </w:rPr>
+      </w:pPr>
+    </w:p>
+    <w:p>
+      <w:pPr>
+        <w:rPr>
+          <w:rFonts w:ascii="Arial" w:hAnsi="Arial" w:cs="Arial"/>
+          <w:lang w:val="en-US"/>
+        </w:rPr>
+      </w:pPr>
+    </w:p>
+    <w:p>
+      <w:pPr>
+        <w:rPr>
+          <w:rFonts w:ascii="Arial" w:hAnsi="Arial" w:cs="Arial"/>
+          <w:lang w:val="en-US"/>
+        </w:rPr>
+      </w:pPr>
+      <w:r>
+        <w:rPr>
+          <w:rFonts w:ascii="Arial" w:hAnsi="Arial" w:cs="Arial"/>
+          <w:lang w:val="en-US"/>
+        </w:rPr>
+        <w:t>CREATE TABLE `policies` (</w:t>
+      </w:r>
+    </w:p>
+    <w:p>
+      <w:pPr>
+        <w:rPr>
+          <w:rFonts w:ascii="Arial" w:hAnsi="Arial" w:cs="Arial"/>
+          <w:lang w:val="en-US"/>
+        </w:rPr>
+      </w:pPr>
+      <w:r>
+        <w:rPr>
+          <w:rFonts w:ascii="Arial" w:hAnsi="Arial" w:cs="Arial"/>
+          <w:lang w:val="en-US"/>
+        </w:rPr>
+        <w:t xml:space="preserve">  `id` </w:t>
+      </w:r>
+      <w:proofErr w:type="spellStart"/>
+      <w:proofErr w:type="gramStart"/>
+      <w:r>
+        <w:rPr>
+          <w:rFonts w:ascii="Arial" w:hAnsi="Arial" w:cs="Arial"/>
+          <w:lang w:val="en-US"/>
+        </w:rPr>
+        <w:t>bigint</w:t>
+      </w:r>
+      <w:proofErr w:type="spellEnd"/>
+      <w:r>
+        <w:rPr>
+          <w:rFonts w:ascii="Arial" w:hAnsi="Arial" w:cs="Arial"/>
+          <w:lang w:val="en-US"/>
+        </w:rPr>
+        <w:t>(</w:t>
+      </w:r>
+      <w:proofErr w:type="gramEnd"/>
+      <w:r>
+        <w:rPr>
+          <w:rFonts w:ascii="Arial" w:hAnsi="Arial" w:cs="Arial"/>
+          <w:lang w:val="en-US"/>
+        </w:rPr>
+        <w:t>20) unsigned NOT NULL AUTO_INCREMENT,</w:t>
+      </w:r>
+    </w:p>
+    <w:p>
+      <w:pPr>
+        <w:rPr>
+          <w:rFonts w:ascii="Arial" w:hAnsi="Arial" w:cs="Arial"/>
+          <w:lang w:val="en-US"/>
+        </w:rPr>
+      </w:pPr>
+      <w:r>
+        <w:rPr>
+          <w:rFonts w:ascii="Arial" w:hAnsi="Arial" w:cs="Arial"/>
+          <w:lang w:val="en-US"/>
+        </w:rPr>
+        <w:t xml:space="preserve">  `</w:t>
+      </w:r>
+      <w:proofErr w:type="spellStart"/>
+      <w:r>
+        <w:rPr>
+          <w:rFonts w:ascii="Arial" w:hAnsi="Arial" w:cs="Arial"/>
+          <w:lang w:val="en-US"/>
+        </w:rPr>
+        <w:t>user_id</w:t>
+      </w:r>
+      <w:proofErr w:type="spellEnd"/>
+      <w:r>
+        <w:rPr>
+          <w:rFonts w:ascii="Arial" w:hAnsi="Arial" w:cs="Arial"/>
+          <w:lang w:val="en-US"/>
+        </w:rPr>
+        <w:t xml:space="preserve">` </w:t>
+      </w:r>
+      <w:proofErr w:type="spellStart"/>
+      <w:proofErr w:type="gramStart"/>
+      <w:r>
+        <w:rPr>
+          <w:rFonts w:ascii="Arial" w:hAnsi="Arial" w:cs="Arial"/>
+          <w:lang w:val="en-US"/>
+        </w:rPr>
+        <w:t>bigint</w:t>
+      </w:r>
+      <w:proofErr w:type="spellEnd"/>
+      <w:r>
+        <w:rPr>
+          <w:rFonts w:ascii="Arial" w:hAnsi="Arial" w:cs="Arial"/>
+          <w:lang w:val="en-US"/>
+        </w:rPr>
+        <w:t>(</w:t>
+      </w:r>
+      <w:proofErr w:type="gramEnd"/>
+      <w:r>
+        <w:rPr>
+          <w:rFonts w:ascii="Arial" w:hAnsi="Arial" w:cs="Arial"/>
+          <w:lang w:val="en-US"/>
+        </w:rPr>
+        <w:t>20) unsigned NOT NULL,</w:t>
+      </w:r>
+    </w:p>
+    <w:p>
+      <w:pPr>
+        <w:rPr>
+          <w:rFonts w:ascii="Arial" w:hAnsi="Arial" w:cs="Arial"/>
+          <w:lang w:val="en-US"/>
+        </w:rPr>
+      </w:pPr>
+      <w:r>
+        <w:rPr>
+          <w:rFonts w:ascii="Arial" w:hAnsi="Arial" w:cs="Arial"/>
+          <w:lang w:val="en-US"/>
+        </w:rPr>
+        <w:t xml:space="preserve">  `</w:t>
+      </w:r>
+      <w:proofErr w:type="spellStart"/>
+      <w:r>
+        <w:rPr>
+          <w:rFonts w:ascii="Arial" w:hAnsi="Arial" w:cs="Arial"/>
+          <w:lang w:val="en-US"/>
+        </w:rPr>
+        <w:t>quote_id</w:t>
+      </w:r>
+      <w:proofErr w:type="spellEnd"/>
+      <w:r>
+        <w:rPr>
+          <w:rFonts w:ascii="Arial" w:hAnsi="Arial" w:cs="Arial"/>
+          <w:lang w:val="en-US"/>
+        </w:rPr>
+        <w:t xml:space="preserve">` </w:t>
+      </w:r>
+      <w:proofErr w:type="spellStart"/>
+      <w:proofErr w:type="gramStart"/>
+      <w:r>
+        <w:rPr>
+          <w:rFonts w:ascii="Arial" w:hAnsi="Arial" w:cs="Arial"/>
+          <w:lang w:val="en-US"/>
+        </w:rPr>
+        <w:t>bigint</w:t>
+      </w:r>
+      <w:proofErr w:type="spellEnd"/>
+      <w:r>
+        <w:rPr>
+          <w:rFonts w:ascii="Arial" w:hAnsi="Arial" w:cs="Arial"/>
+          <w:lang w:val="en-US"/>
+        </w:rPr>
+        <w:t>(</w:t>
+      </w:r>
+      <w:proofErr w:type="gramEnd"/>
+      <w:r>
+        <w:rPr>
+          <w:rFonts w:ascii="Arial" w:hAnsi="Arial" w:cs="Arial"/>
+          <w:lang w:val="en-US"/>
+        </w:rPr>
+        <w:t>20) unsigned NOT NULL,</w:t>
+      </w:r>
+    </w:p>
+    <w:p>
+      <w:pPr>
+        <w:rPr>
+          <w:rFonts w:ascii="Arial" w:hAnsi="Arial" w:cs="Arial"/>
+          <w:lang w:val="en-US"/>
+        </w:rPr>
+      </w:pPr>
+      <w:r>
+        <w:rPr>
+          <w:rFonts w:ascii="Arial" w:hAnsi="Arial" w:cs="Arial"/>
+          <w:lang w:val="en-US"/>
+        </w:rPr>
+        <w:t xml:space="preserve">  `</w:t>
+      </w:r>
+      <w:proofErr w:type="spellStart"/>
+      <w:r>
+        <w:rPr>
+          <w:rFonts w:ascii="Arial" w:hAnsi="Arial" w:cs="Arial"/>
+          <w:lang w:val="en-US"/>
+        </w:rPr>
+        <w:t>insurance_product_id</w:t>
+      </w:r>
+      <w:proofErr w:type="spellEnd"/>
+      <w:r>
+        <w:rPr>
+          <w:rFonts w:ascii="Arial" w:hAnsi="Arial" w:cs="Arial"/>
+          <w:lang w:val="en-US"/>
+        </w:rPr>
+        <w:t xml:space="preserve">` </w:t>
+      </w:r>
+      <w:proofErr w:type="spellStart"/>
+      <w:proofErr w:type="gramStart"/>
+      <w:r>
+        <w:rPr>
+          <w:rFonts w:ascii="Arial" w:hAnsi="Arial" w:cs="Arial"/>
+          <w:lang w:val="en-US"/>
+        </w:rPr>
+        <w:t>bigint</w:t>
+      </w:r>
+      <w:proofErr w:type="spellEnd"/>
+      <w:r>
+        <w:rPr>
+          <w:rFonts w:ascii="Arial" w:hAnsi="Arial" w:cs="Arial"/>
+          <w:lang w:val="en-US"/>
+        </w:rPr>
+        <w:t>(</w:t>
+      </w:r>
+      <w:proofErr w:type="gramEnd"/>
+      <w:r>
+        <w:rPr>
+          <w:rFonts w:ascii="Arial" w:hAnsi="Arial" w:cs="Arial"/>
+          <w:lang w:val="en-US"/>
+        </w:rPr>
+        <w:t>20) unsigned NOT NULL,</w:t>
+      </w:r>
+    </w:p>
+    <w:p>
+      <w:pPr>
+        <w:rPr>
+          <w:rFonts w:ascii="Arial" w:hAnsi="Arial" w:cs="Arial"/>
+          <w:lang w:val="en-US"/>
+        </w:rPr>
+      </w:pPr>
+      <w:r>
+        <w:rPr>
+          <w:rFonts w:ascii="Arial" w:hAnsi="Arial" w:cs="Arial"/>
+          <w:lang w:val="en-US"/>
+        </w:rPr>
+        <w:t xml:space="preserve">  `</w:t>
+      </w:r>
+      <w:proofErr w:type="spellStart"/>
+      <w:r>
+        <w:rPr>
+          <w:rFonts w:ascii="Arial" w:hAnsi="Arial" w:cs="Arial"/>
+          <w:lang w:val="en-US"/>
+        </w:rPr>
+        <w:t>policy_number</w:t>
+      </w:r>
+      <w:proofErr w:type="spellEnd"/>
+      <w:r>
+        <w:rPr>
+          <w:rFonts w:ascii="Arial" w:hAnsi="Arial" w:cs="Arial"/>
+          <w:lang w:val="en-US"/>
+        </w:rPr>
+        <w:t xml:space="preserve">` </w:t>
+      </w:r>
+      <w:proofErr w:type="gramStart"/>
+      <w:r>
+        <w:rPr>
+          <w:rFonts w:ascii="Arial" w:hAnsi="Arial" w:cs="Arial"/>
+          <w:lang w:val="en-US"/>
+        </w:rPr>
+        <w:t>varchar(</w:t>
+      </w:r>
+      <w:proofErr w:type="gramEnd"/>
+      <w:r>
+        <w:rPr>
+          <w:rFonts w:ascii="Arial" w:hAnsi="Arial" w:cs="Arial"/>
+          <w:lang w:val="en-US"/>
+        </w:rPr>
+        <w:t>255) NOT NULL,</w:t>
+      </w:r>
+    </w:p>
+    <w:p>
+      <w:pPr>
+        <w:rPr>
+          <w:rFonts w:ascii="Arial" w:hAnsi="Arial" w:cs="Arial"/>
+          <w:lang w:val="en-US"/>
+        </w:rPr>
+      </w:pPr>
+      <w:r>
+        <w:rPr>
+          <w:rFonts w:ascii="Arial" w:hAnsi="Arial" w:cs="Arial"/>
+          <w:lang w:val="en-US"/>
+        </w:rPr>
+        <w:t xml:space="preserve">  `</w:t>
+      </w:r>
+      <w:proofErr w:type="spellStart"/>
+      <w:r>
+        <w:rPr>
+          <w:rFonts w:ascii="Arial" w:hAnsi="Arial" w:cs="Arial"/>
+          <w:lang w:val="en-US"/>
+        </w:rPr>
+        <w:t>premium_amount</w:t>
+      </w:r>
+      <w:proofErr w:type="spellEnd"/>
+      <w:r>
+        <w:rPr>
+          <w:rFonts w:ascii="Arial" w:hAnsi="Arial" w:cs="Arial"/>
+          <w:lang w:val="en-US"/>
+        </w:rPr>
+        <w:t xml:space="preserve">` </w:t>
+      </w:r>
+      <w:proofErr w:type="gramStart"/>
+      <w:r>
+        <w:rPr>
+          <w:rFonts w:ascii="Arial" w:hAnsi="Arial" w:cs="Arial"/>
+          <w:lang w:val="en-US"/>
+        </w:rPr>
+        <w:t>decimal(</w:t>
+      </w:r>
+      <w:proofErr w:type="gramEnd"/>
+      <w:r>
+        <w:rPr>
+          <w:rFonts w:ascii="Arial" w:hAnsi="Arial" w:cs="Arial"/>
+          <w:lang w:val="en-US"/>
+        </w:rPr>
+        <w:t>10,2) NOT NULL,</w:t>
+      </w:r>
+    </w:p>
+    <w:p>
+      <w:pPr>
+        <w:rPr>
+          <w:rFonts w:ascii="Arial" w:hAnsi="Arial" w:cs="Arial"/>
+          <w:lang w:val="en-US"/>
+        </w:rPr>
+      </w:pPr>
+      <w:r>
+        <w:rPr>
+          <w:rFonts w:ascii="Arial" w:hAnsi="Arial" w:cs="Arial"/>
+          <w:lang w:val="en-US"/>
+        </w:rPr>
+        <w:t xml:space="preserve">  `</w:t>
+      </w:r>
+      <w:proofErr w:type="spellStart"/>
+      <w:r>
+        <w:rPr>
+          <w:rFonts w:ascii="Arial" w:hAnsi="Arial" w:cs="Arial"/>
+          <w:lang w:val="en-US"/>
+        </w:rPr>
+        <w:t>start_date</w:t>
+      </w:r>
+      <w:proofErr w:type="spellEnd"/>
+      <w:r>
+        <w:rPr>
+          <w:rFonts w:ascii="Arial" w:hAnsi="Arial" w:cs="Arial"/>
+          <w:lang w:val="en-US"/>
+        </w:rPr>
+        <w:t>` date NOT NULL,</w:t>
+      </w:r>
+    </w:p>
+    <w:p>
+      <w:pPr>
+        <w:rPr>
+          <w:rFonts w:ascii="Arial" w:hAnsi="Arial" w:cs="Arial"/>
+          <w:lang w:val="en-US"/>
+        </w:rPr>
+      </w:pPr>
+      <w:r>
+        <w:rPr>
+          <w:rFonts w:ascii="Arial" w:hAnsi="Arial" w:cs="Arial"/>
+          <w:lang w:val="en-US"/>
+        </w:rPr>
+        <w:t xml:space="preserve">  `</w:t>
+      </w:r>
+      <w:proofErr w:type="spellStart"/>
+      <w:r>
+        <w:rPr>
+          <w:rFonts w:ascii="Arial" w:hAnsi="Arial" w:cs="Arial"/>
+          <w:lang w:val="en-US"/>
+        </w:rPr>
+        <w:t>end_date</w:t>
+      </w:r>
+      <w:proofErr w:type="spellEnd"/>
+      <w:r>
+        <w:rPr>
+          <w:rFonts w:ascii="Arial" w:hAnsi="Arial" w:cs="Arial"/>
+          <w:lang w:val="en-US"/>
+        </w:rPr>
+        <w:t>` date NOT NULL,</w:t>
+      </w:r>
+    </w:p>
+    <w:p>
+      <w:pPr>
+        <w:rPr>
+          <w:rFonts w:ascii="Arial" w:hAnsi="Arial" w:cs="Arial"/>
+          <w:lang w:val="en-US"/>
+        </w:rPr>
+      </w:pPr>
+      <w:r>
+        <w:rPr>
+          <w:rFonts w:ascii="Arial" w:hAnsi="Arial" w:cs="Arial"/>
+          <w:lang w:val="en-US"/>
+        </w:rPr>
+        <w:t xml:space="preserve">  `status` </w:t>
+      </w:r>
+      <w:proofErr w:type="spellStart"/>
+      <w:r>
+        <w:rPr>
+          <w:rFonts w:ascii="Arial" w:hAnsi="Arial" w:cs="Arial"/>
+          <w:lang w:val="en-US"/>
+        </w:rPr>
+        <w:t>enum</w:t>
+      </w:r>
+      <w:proofErr w:type="spellEnd"/>
+      <w:r>
+        <w:rPr>
+          <w:rFonts w:ascii="Arial" w:hAnsi="Arial" w:cs="Arial"/>
+          <w:lang w:val="en-US"/>
+        </w:rPr>
+        <w:t>('</w:t>
+      </w:r>
+      <w:proofErr w:type="spellStart"/>
+      <w:r>
+        <w:rPr>
+          <w:rFonts w:ascii="Arial" w:hAnsi="Arial" w:cs="Arial"/>
+          <w:lang w:val="en-US"/>
+        </w:rPr>
+        <w:t>Active','Expired','Cancelled</w:t>
+      </w:r>
+      <w:proofErr w:type="spellEnd"/>
+      <w:r>
+        <w:rPr>
+          <w:rFonts w:ascii="Arial" w:hAnsi="Arial" w:cs="Arial"/>
+          <w:lang w:val="en-US"/>
+        </w:rPr>
+        <w:t>') NOT NULL DEFAULT 'Active',</w:t>
+      </w:r>
+    </w:p>
+    <w:p>
+      <w:pPr>
+        <w:rPr>
+          <w:rFonts w:ascii="Arial" w:hAnsi="Arial" w:cs="Arial"/>
+          <w:lang w:val="en-US"/>
+        </w:rPr>
+      </w:pPr>
+      <w:r>
+        <w:rPr>
+          <w:rFonts w:ascii="Arial" w:hAnsi="Arial" w:cs="Arial"/>
+          <w:lang w:val="en-US"/>
+        </w:rPr>
+        <w:t xml:space="preserve">  `</w:t>
+      </w:r>
+      <w:proofErr w:type="spellStart"/>
+      <w:r>
+        <w:rPr>
+          <w:rFonts w:ascii="Arial" w:hAnsi="Arial" w:cs="Arial"/>
+          <w:lang w:val="en-US"/>
+        </w:rPr>
+        <w:t>effective_date</w:t>
+      </w:r>
+      <w:proofErr w:type="spellEnd"/>
+      <w:r>
+        <w:rPr>
+          <w:rFonts w:ascii="Arial" w:hAnsi="Arial" w:cs="Arial"/>
+          <w:lang w:val="en-US"/>
+        </w:rPr>
+        <w:t>` date NOT NULL,</w:t>
+      </w:r>
+    </w:p>
+    <w:p>
+      <w:pPr>
+        <w:rPr>
+          <w:rFonts w:ascii="Arial" w:hAnsi="Arial" w:cs="Arial"/>
+          <w:lang w:val="en-US"/>
+        </w:rPr>
+      </w:pPr>
+      <w:r>
+        <w:rPr>
+          <w:rFonts w:ascii="Arial" w:hAnsi="Arial" w:cs="Arial"/>
+          <w:lang w:val="en-US"/>
+        </w:rPr>
+        <w:t xml:space="preserve">  `</w:t>
+      </w:r>
+      <w:proofErr w:type="spellStart"/>
+      <w:r>
+        <w:rPr>
+          <w:rFonts w:ascii="Arial" w:hAnsi="Arial" w:cs="Arial"/>
+          <w:lang w:val="en-US"/>
+        </w:rPr>
+        <w:t>created_at</w:t>
+      </w:r>
+      <w:proofErr w:type="spellEnd"/>
+      <w:r>
+        <w:rPr>
+          <w:rFonts w:ascii="Arial" w:hAnsi="Arial" w:cs="Arial"/>
+          <w:lang w:val="en-US"/>
+        </w:rPr>
+        <w:t>` timestamp NULL DEFAULT NULL,</w:t>
+      </w:r>
+    </w:p>
+    <w:p>
+      <w:pPr>
+        <w:rPr>
+          <w:rFonts w:ascii="Arial" w:hAnsi="Arial" w:cs="Arial"/>
+          <w:lang w:val="en-US"/>
+        </w:rPr>
+      </w:pPr>
+      <w:r>
+        <w:rPr>
+          <w:rFonts w:ascii="Arial" w:hAnsi="Arial" w:cs="Arial"/>
+          <w:lang w:val="en-US"/>
+        </w:rPr>
+        <w:t xml:space="preserve">  `</w:t>
+      </w:r>
+      <w:proofErr w:type="spellStart"/>
+      <w:r>
+        <w:rPr>
+          <w:rFonts w:ascii="Arial" w:hAnsi="Arial" w:cs="Arial"/>
+          <w:lang w:val="en-US"/>
+        </w:rPr>
+        <w:t>updated_at</w:t>
+      </w:r>
+      <w:proofErr w:type="spellEnd"/>
+      <w:r>
+        <w:rPr>
+          <w:rFonts w:ascii="Arial" w:hAnsi="Arial" w:cs="Arial"/>
+          <w:lang w:val="en-US"/>
+        </w:rPr>
+        <w:t>` timestamp NULL DEFAULT NULL,</w:t>
+      </w:r>
+    </w:p>
+    <w:p>
+      <w:pPr>
+        <w:rPr>
+          <w:rFonts w:ascii="Arial" w:hAnsi="Arial" w:cs="Arial"/>
+          <w:lang w:val="en-US"/>
+        </w:rPr>
+      </w:pPr>
+      <w:r>
+        <w:rPr>
+          <w:rFonts w:ascii="Arial" w:hAnsi="Arial" w:cs="Arial"/>
+          <w:lang w:val="en-US"/>
+        </w:rPr>
+        <w:t xml:space="preserve">  PRIMARY KEY (`id`),</w:t>
+      </w:r>
+    </w:p>
+    <w:p>
+      <w:pPr>
+        <w:rPr>
+          <w:rFonts w:ascii="Arial" w:hAnsi="Arial" w:cs="Arial"/>
+          <w:lang w:val="en-US"/>
+        </w:rPr>
+      </w:pPr>
+      <w:r>
+        <w:rPr>
+          <w:rFonts w:ascii="Arial" w:hAnsi="Arial" w:cs="Arial"/>
+          <w:lang w:val="en-US"/>
+        </w:rPr>
+        <w:t xml:space="preserve">  UNIQUE KEY `</w:t>
+      </w:r>
+      <w:proofErr w:type="spellStart"/>
+      <w:r>
+        <w:rPr>
+          <w:rFonts w:ascii="Arial" w:hAnsi="Arial" w:cs="Arial"/>
+          <w:lang w:val="en-US"/>
+        </w:rPr>
+        <w:t>policies_policy_number_unique</w:t>
+      </w:r>
+      <w:proofErr w:type="spellEnd"/>
+      <w:r>
+        <w:rPr>
+          <w:rFonts w:ascii="Arial" w:hAnsi="Arial" w:cs="Arial"/>
+          <w:lang w:val="en-US"/>
+        </w:rPr>
+        <w:t>` (`</w:t>
+      </w:r>
+      <w:proofErr w:type="spellStart"/>
+      <w:r>
+        <w:rPr>
+          <w:rFonts w:ascii="Arial" w:hAnsi="Arial" w:cs="Arial"/>
+          <w:lang w:val="en-US"/>
+        </w:rPr>
+        <w:t>policy_number</w:t>
+      </w:r>
+      <w:proofErr w:type="spellEnd"/>
+      <w:r>
+        <w:rPr>
+          <w:rFonts w:ascii="Arial" w:hAnsi="Arial" w:cs="Arial"/>
+          <w:lang w:val="en-US"/>
+        </w:rPr>
+        <w:t>`),</w:t>
+      </w:r>
+    </w:p>
+    <w:p>
+      <w:pPr>
+        <w:rPr>
+          <w:rFonts w:ascii="Arial" w:hAnsi="Arial" w:cs="Arial"/>
+          <w:lang w:val="en-US"/>
+        </w:rPr>
+      </w:pPr>
+      <w:r>
+        <w:rPr>
+          <w:rFonts w:ascii="Arial" w:hAnsi="Arial" w:cs="Arial"/>
+          <w:lang w:val="en-US"/>
+        </w:rPr>
+        <w:t xml:space="preserve">  KEY `</w:t>
+      </w:r>
+      <w:proofErr w:type="spellStart"/>
+      <w:r>
+        <w:rPr>
+          <w:rFonts w:ascii="Arial" w:hAnsi="Arial" w:cs="Arial"/>
+          <w:lang w:val="en-US"/>
+        </w:rPr>
+        <w:t>policies_user_id_foreign</w:t>
+      </w:r>
+      <w:proofErr w:type="spellEnd"/>
+      <w:r>
+        <w:rPr>
+          <w:rFonts w:ascii="Arial" w:hAnsi="Arial" w:cs="Arial"/>
+          <w:lang w:val="en-US"/>
+        </w:rPr>
+        <w:t>` (`</w:t>
+      </w:r>
+      <w:proofErr w:type="spellStart"/>
+      <w:r>
+        <w:rPr>
+          <w:rFonts w:ascii="Arial" w:hAnsi="Arial" w:cs="Arial"/>
+          <w:lang w:val="en-US"/>
+        </w:rPr>
+        <w:t>user_id</w:t>
+      </w:r>
+      <w:proofErr w:type="spellEnd"/>
+      <w:r>
+        <w:rPr>
+          <w:rFonts w:ascii="Arial" w:hAnsi="Arial" w:cs="Arial"/>
+          <w:lang w:val="en-US"/>
+        </w:rPr>
+        <w:t>`),</w:t>
+      </w:r>
+    </w:p>
+    <w:p>
+      <w:pPr>
+        <w:rPr>
+          <w:rFonts w:ascii="Arial" w:hAnsi="Arial" w:cs="Arial"/>
+          <w:lang w:val="en-US"/>
+        </w:rPr>
+      </w:pPr>
+      <w:r>
+        <w:rPr>
+          <w:rFonts w:ascii="Arial" w:hAnsi="Arial" w:cs="Arial"/>
+          <w:lang w:val="en-US"/>
+        </w:rPr>
+        <w:t xml:space="preserve">  KEY `</w:t>
+      </w:r>
+      <w:proofErr w:type="spellStart"/>
+      <w:r>
+        <w:rPr>
+          <w:rFonts w:ascii="Arial" w:hAnsi="Arial" w:cs="Arial"/>
+          <w:lang w:val="en-US"/>
+        </w:rPr>
+        <w:t>policies_quote_id_foreign</w:t>
+      </w:r>
+      <w:proofErr w:type="spellEnd"/>
+      <w:r>
+        <w:rPr>
+          <w:rFonts w:ascii="Arial" w:hAnsi="Arial" w:cs="Arial"/>
+          <w:lang w:val="en-US"/>
+        </w:rPr>
+        <w:t>` (`</w:t>
+      </w:r>
+      <w:proofErr w:type="spellStart"/>
+      <w:r>
+        <w:rPr>
+          <w:rFonts w:ascii="Arial" w:hAnsi="Arial" w:cs="Arial"/>
+          <w:lang w:val="en-US"/>
+        </w:rPr>
+        <w:t>quote_id</w:t>
+      </w:r>
+      <w:proofErr w:type="spellEnd"/>
+      <w:r>
+        <w:rPr>
+          <w:rFonts w:ascii="Arial" w:hAnsi="Arial" w:cs="Arial"/>
+          <w:lang w:val="en-US"/>
+        </w:rPr>
+        <w:t>`),</w:t>
+      </w:r>
+    </w:p>
+    <w:p>
+      <w:pPr>
+        <w:rPr>
+          <w:rFonts w:ascii="Arial" w:hAnsi="Arial" w:cs="Arial"/>
+          <w:lang w:val="en-US"/>
+        </w:rPr>
+      </w:pPr>
+      <w:r>
+        <w:rPr>
+          <w:rFonts w:ascii="Arial" w:hAnsi="Arial" w:cs="Arial"/>
+          <w:lang w:val="en-US"/>
+        </w:rPr>
+        <w:t xml:space="preserve">  KEY `</w:t>
+      </w:r>
+      <w:proofErr w:type="spellStart"/>
+      <w:r>
+        <w:rPr>
+          <w:rFonts w:ascii="Arial" w:hAnsi="Arial" w:cs="Arial"/>
+          <w:lang w:val="en-US"/>
+        </w:rPr>
+        <w:t>policies_insurance_product_id_foreign</w:t>
+      </w:r>
+      <w:proofErr w:type="spellEnd"/>
+      <w:r>
+        <w:rPr>
+          <w:rFonts w:ascii="Arial" w:hAnsi="Arial" w:cs="Arial"/>
+          <w:lang w:val="en-US"/>
+        </w:rPr>
+        <w:t>` (`</w:t>
+      </w:r>
+      <w:proofErr w:type="spellStart"/>
+      <w:r>
+        <w:rPr>
+          <w:rFonts w:ascii="Arial" w:hAnsi="Arial" w:cs="Arial"/>
+          <w:lang w:val="en-US"/>
+        </w:rPr>
+        <w:t>insurance_product_id</w:t>
+      </w:r>
+      <w:proofErr w:type="spellEnd"/>
+      <w:r>
+        <w:rPr>
+          <w:rFonts w:ascii="Arial" w:hAnsi="Arial" w:cs="Arial"/>
+          <w:lang w:val="en-US"/>
+        </w:rPr>
+        <w:t>`),</w:t>
+      </w:r>
+    </w:p>
+    <w:p>
+      <w:pPr>
+        <w:rPr>
+          <w:rFonts w:ascii="Arial" w:hAnsi="Arial" w:cs="Arial"/>
+          <w:lang w:val="en-US"/>
+        </w:rPr>
+      </w:pPr>
+      <w:r>
+        <w:rPr>
+          <w:rFonts w:ascii="Arial" w:hAnsi="Arial" w:cs="Arial"/>
+          <w:lang w:val="en-US"/>
+        </w:rPr>
+        <w:t xml:space="preserve">  CONSTRAINT `</w:t>
+      </w:r>
+      <w:proofErr w:type="spellStart"/>
+      <w:r>
+        <w:rPr>
+          <w:rFonts w:ascii="Arial" w:hAnsi="Arial" w:cs="Arial"/>
+          <w:lang w:val="en-US"/>
+        </w:rPr>
+        <w:t>policies_insurance_product_id_foreign</w:t>
+      </w:r>
+      <w:proofErr w:type="spellEnd"/>
+      <w:r>
+        <w:rPr>
+          <w:rFonts w:ascii="Arial" w:hAnsi="Arial" w:cs="Arial"/>
+          <w:lang w:val="en-US"/>
+        </w:rPr>
+        <w:t>` FOREIGN KEY (`</w:t>
+      </w:r>
+      <w:proofErr w:type="spellStart"/>
+      <w:r>
+        <w:rPr>
+          <w:rFonts w:ascii="Arial" w:hAnsi="Arial" w:cs="Arial"/>
+          <w:lang w:val="en-US"/>
+        </w:rPr>
+        <w:t>insurance_product_id</w:t>
+      </w:r>
+      <w:proofErr w:type="spellEnd"/>
+      <w:r>
+        <w:rPr>
+          <w:rFonts w:ascii="Arial" w:hAnsi="Arial" w:cs="Arial"/>
+          <w:lang w:val="en-US"/>
+        </w:rPr>
+        <w:t>`) REFERENCES `</w:t>
+      </w:r>
+      <w:proofErr w:type="spellStart"/>
+      <w:r>
+        <w:rPr>
+          <w:rFonts w:ascii="Arial" w:hAnsi="Arial" w:cs="Arial"/>
+          <w:lang w:val="en-US"/>
+        </w:rPr>
+        <w:t>insurance_products</w:t>
+      </w:r>
+      <w:proofErr w:type="spellEnd"/>
+      <w:r>
+        <w:rPr>
+          <w:rFonts w:ascii="Arial" w:hAnsi="Arial" w:cs="Arial"/>
+          <w:lang w:val="en-US"/>
+        </w:rPr>
+        <w:t>` (`id`) ON DELETE CASCADE,</w:t>
+      </w:r>
+    </w:p>
+    <w:p>
+      <w:pPr>
+        <w:rPr>
+          <w:rFonts w:ascii="Arial" w:hAnsi="Arial" w:cs="Arial"/>
+          <w:lang w:val="en-US"/>
+        </w:rPr>
+      </w:pPr>
+      <w:r>
+        <w:rPr>
+          <w:rFonts w:ascii="Arial" w:hAnsi="Arial" w:cs="Arial"/>
+          <w:lang w:val="en-US"/>
+        </w:rPr>
+        <w:t xml:space="preserve">  CONSTRAINT `</w:t>
+      </w:r>
+      <w:proofErr w:type="spellStart"/>
+      <w:r>
+        <w:rPr>
+          <w:rFonts w:ascii="Arial" w:hAnsi="Arial" w:cs="Arial"/>
+          <w:lang w:val="en-US"/>
+        </w:rPr>
+        <w:t>policies_quote_id_foreign</w:t>
+      </w:r>
+      <w:proofErr w:type="spellEnd"/>
+      <w:r>
+        <w:rPr>
+          <w:rFonts w:ascii="Arial" w:hAnsi="Arial" w:cs="Arial"/>
+          <w:lang w:val="en-US"/>
+        </w:rPr>
+        <w:t>` FOREIGN KEY (`</w:t>
+      </w:r>
+      <w:proofErr w:type="spellStart"/>
+      <w:r>
+        <w:rPr>
+          <w:rFonts w:ascii="Arial" w:hAnsi="Arial" w:cs="Arial"/>
+          <w:lang w:val="en-US"/>
+        </w:rPr>
+        <w:t>quote_id</w:t>
+      </w:r>
+      <w:proofErr w:type="spellEnd"/>
+      <w:r>
+        <w:rPr>
+          <w:rFonts w:ascii="Arial" w:hAnsi="Arial" w:cs="Arial"/>
+          <w:lang w:val="en-US"/>
+        </w:rPr>
+        <w:t>`) REFERENCES `quotes` (`id`) ON DELETE CASCADE,</w:t>
+      </w:r>
+    </w:p>
+    <w:p>
+      <w:pPr>
+        <w:rPr>
+          <w:rFonts w:ascii="Arial" w:hAnsi="Arial" w:cs="Arial"/>
+          <w:lang w:val="en-US"/>
+        </w:rPr>
+      </w:pPr>
+      <w:r>
+        <w:rPr>
+          <w:rFonts w:ascii="Arial" w:hAnsi="Arial" w:cs="Arial"/>
+          <w:lang w:val="en-US"/>
+        </w:rPr>
+        <w:t xml:space="preserve">  CONSTRAINT `</w:t>
+      </w:r>
+      <w:proofErr w:type="spellStart"/>
+      <w:r>
+        <w:rPr>
+          <w:rFonts w:ascii="Arial" w:hAnsi="Arial" w:cs="Arial"/>
+          <w:lang w:val="en-US"/>
+        </w:rPr>
+        <w:t>policies_user_id_foreign</w:t>
+      </w:r>
+      <w:proofErr w:type="spellEnd"/>
+      <w:r>
+        <w:rPr>
+          <w:rFonts w:ascii="Arial" w:hAnsi="Arial" w:cs="Arial"/>
+          <w:lang w:val="en-US"/>
+        </w:rPr>
+        <w:t>` FOREIGN KEY (`</w:t>
+      </w:r>
+      <w:proofErr w:type="spellStart"/>
+      <w:r>
+        <w:rPr>
+          <w:rFonts w:ascii="Arial" w:hAnsi="Arial" w:cs="Arial"/>
+          <w:lang w:val="en-US"/>
+        </w:rPr>
+        <w:t>user_id</w:t>
+      </w:r>
+      <w:proofErr w:type="spellEnd"/>
+      <w:r>
+        <w:rPr>
+          <w:rFonts w:ascii="Arial" w:hAnsi="Arial" w:cs="Arial"/>
+          <w:lang w:val="en-US"/>
+        </w:rPr>
+        <w:t>`) REFERENCES `users` (`id`) ON DELETE CASCADE</w:t>
       </w:r>
     </w:p>
     <w:p>
@@ -1511,202 +4519,533 @@
           <w:rFonts w:ascii="Arial" w:hAnsi="Arial" w:cs="Arial"/>
           <w:lang w:val="en-US"/>
         </w:rPr>
-        <w:t>CREATE TABLE `claims` (</w:t>
-      </w:r>
-    </w:p>
-    <w:p>
-      <w:pPr>
-        <w:rPr>
-          <w:rFonts w:ascii="Arial" w:hAnsi="Arial" w:cs="Arial"/>
-          <w:lang w:val="en-US"/>
-        </w:rPr>
-      </w:pPr>
-      <w:r>
-        <w:rPr>
-          <w:rFonts w:ascii="Arial" w:hAnsi="Arial" w:cs="Arial"/>
-          <w:lang w:val="en-US"/>
-        </w:rPr>
-        <w:t xml:space="preserve">  `id` bigint(20) unsigned NOT NULL AUTO_INCREMENT,</w:t>
-      </w:r>
-    </w:p>
-    <w:p>
-      <w:pPr>
-        <w:rPr>
-          <w:rFonts w:ascii="Arial" w:hAnsi="Arial" w:cs="Arial"/>
-          <w:lang w:val="en-US"/>
-        </w:rPr>
-      </w:pPr>
-      <w:r>
-        <w:rPr>
-          <w:rFonts w:ascii="Arial" w:hAnsi="Arial" w:cs="Arial"/>
-          <w:lang w:val="en-US"/>
-        </w:rPr>
-        <w:t xml:space="preserve">  `user_id` bigint(20) unsigned NOT NULL,</w:t>
-      </w:r>
-    </w:p>
-    <w:p>
-      <w:pPr>
-        <w:rPr>
-          <w:rFonts w:ascii="Arial" w:hAnsi="Arial" w:cs="Arial"/>
-          <w:lang w:val="en-US"/>
-        </w:rPr>
-      </w:pPr>
-      <w:r>
-        <w:rPr>
-          <w:rFonts w:ascii="Arial" w:hAnsi="Arial" w:cs="Arial"/>
-          <w:lang w:val="en-US"/>
-        </w:rPr>
-        <w:t xml:space="preserve">  `policy_id` bigint(20) unsigned NOT NULL,</w:t>
-      </w:r>
-    </w:p>
-    <w:p>
-      <w:pPr>
-        <w:rPr>
-          <w:rFonts w:ascii="Arial" w:hAnsi="Arial" w:cs="Arial"/>
-          <w:lang w:val="en-US"/>
-        </w:rPr>
-      </w:pPr>
-      <w:r>
-        <w:rPr>
-          <w:rFonts w:ascii="Arial" w:hAnsi="Arial" w:cs="Arial"/>
-          <w:lang w:val="en-US"/>
-        </w:rPr>
-        <w:t xml:space="preserve">  `claim_number` varchar(255) NOT NULL,</w:t>
-      </w:r>
-    </w:p>
-    <w:p>
-      <w:pPr>
-        <w:rPr>
-          <w:rFonts w:ascii="Arial" w:hAnsi="Arial" w:cs="Arial"/>
-          <w:lang w:val="en-US"/>
-        </w:rPr>
-      </w:pPr>
-      <w:r>
-        <w:rPr>
-          <w:rFonts w:ascii="Arial" w:hAnsi="Arial" w:cs="Arial"/>
-          <w:lang w:val="en-US"/>
-        </w:rPr>
-        <w:t xml:space="preserve">  `incident_date` date NOT NULL,</w:t>
-      </w:r>
-    </w:p>
-    <w:p>
-      <w:pPr>
-        <w:rPr>
-          <w:rFonts w:ascii="Arial" w:hAnsi="Arial" w:cs="Arial"/>
-          <w:lang w:val="en-US"/>
-        </w:rPr>
-      </w:pPr>
-      <w:r>
-        <w:rPr>
-          <w:rFonts w:ascii="Arial" w:hAnsi="Arial" w:cs="Arial"/>
-          <w:lang w:val="en-US"/>
-        </w:rPr>
-        <w:t xml:space="preserve">  `description` text NOT NULL,</w:t>
-      </w:r>
-    </w:p>
-    <w:p>
-      <w:pPr>
-        <w:rPr>
-          <w:rFonts w:ascii="Arial" w:hAnsi="Arial" w:cs="Arial"/>
-          <w:lang w:val="en-US"/>
-        </w:rPr>
-      </w:pPr>
-      <w:r>
-        <w:rPr>
-          <w:rFonts w:ascii="Arial" w:hAnsi="Arial" w:cs="Arial"/>
-          <w:lang w:val="en-US"/>
-        </w:rPr>
-        <w:t xml:space="preserve">  `claim_amount` decimal(10,2) NOT NULL,</w:t>
-      </w:r>
-    </w:p>
-    <w:p>
-      <w:pPr>
-        <w:rPr>
-          <w:rFonts w:ascii="Arial" w:hAnsi="Arial" w:cs="Arial"/>
-          <w:lang w:val="en-US"/>
-        </w:rPr>
-      </w:pPr>
-      <w:r>
-        <w:rPr>
-          <w:rFonts w:ascii="Arial" w:hAnsi="Arial" w:cs="Arial"/>
-          <w:lang w:val="en-US"/>
-        </w:rPr>
-        <w:t xml:space="preserve">  `approved_amount` decimal(10,2) DEFAULT NULL,</w:t>
-      </w:r>
-    </w:p>
-    <w:p>
-      <w:pPr>
-        <w:rPr>
-          <w:rFonts w:ascii="Arial" w:hAnsi="Arial" w:cs="Arial"/>
-          <w:lang w:val="en-US"/>
-        </w:rPr>
-      </w:pPr>
-      <w:r>
-        <w:rPr>
-          <w:rFonts w:ascii="Arial" w:hAnsi="Arial" w:cs="Arial"/>
-          <w:lang w:val="en-US"/>
-        </w:rPr>
-        <w:t xml:space="preserve">  `status` enum('Submitted','Under Review','Approved','Rejected','Paid') NOT NULL DEFAULT 'Submitted',</w:t>
-      </w:r>
-    </w:p>
-    <w:p>
-      <w:pPr>
-        <w:rPr>
-          <w:rFonts w:ascii="Arial" w:hAnsi="Arial" w:cs="Arial"/>
-          <w:lang w:val="en-US"/>
-        </w:rPr>
-      </w:pPr>
-      <w:r>
-        <w:rPr>
-          <w:rFonts w:ascii="Arial" w:hAnsi="Arial" w:cs="Arial"/>
-          <w:lang w:val="en-US"/>
-        </w:rPr>
-        <w:t xml:space="preserve">  `documents` text DEFAULT NULL,</w:t>
-      </w:r>
-    </w:p>
-    <w:p>
-      <w:pPr>
-        <w:rPr>
-          <w:rFonts w:ascii="Arial" w:hAnsi="Arial" w:cs="Arial"/>
-          <w:lang w:val="en-US"/>
-        </w:rPr>
-      </w:pPr>
-      <w:r>
-        <w:rPr>
-          <w:rFonts w:ascii="Arial" w:hAnsi="Arial" w:cs="Arial"/>
-          <w:lang w:val="en-US"/>
-        </w:rPr>
-        <w:t xml:space="preserve">  `resolution_date` date DEFAULT NULL,</w:t>
-      </w:r>
-    </w:p>
-    <w:p>
-      <w:pPr>
-        <w:rPr>
-          <w:rFonts w:ascii="Arial" w:hAnsi="Arial" w:cs="Arial"/>
-          <w:lang w:val="en-US"/>
-        </w:rPr>
-      </w:pPr>
-      <w:r>
-        <w:rPr>
-          <w:rFonts w:ascii="Arial" w:hAnsi="Arial" w:cs="Arial"/>
-          <w:lang w:val="en-US"/>
-        </w:rPr>
-        <w:t xml:space="preserve">  `created_at` timestamp NULL DEFAULT NULL,</w:t>
-      </w:r>
-    </w:p>
-    <w:p>
-      <w:pPr>
-        <w:rPr>
-          <w:rFonts w:ascii="Arial" w:hAnsi="Arial" w:cs="Arial"/>
-          <w:lang w:val="en-US"/>
-        </w:rPr>
-      </w:pPr>
-      <w:r>
-        <w:rPr>
-          <w:rFonts w:ascii="Arial" w:hAnsi="Arial" w:cs="Arial"/>
-          <w:lang w:val="en-US"/>
-        </w:rPr>
-        <w:t xml:space="preserve">  `updated_at` timestamp NULL DEFAULT NULL,</w:t>
+        <w:t>CREATE TABLE `quotes` (</w:t>
+      </w:r>
+    </w:p>
+    <w:p>
+      <w:pPr>
+        <w:rPr>
+          <w:rFonts w:ascii="Arial" w:hAnsi="Arial" w:cs="Arial"/>
+          <w:lang w:val="en-US"/>
+        </w:rPr>
+      </w:pPr>
+      <w:r>
+        <w:rPr>
+          <w:rFonts w:ascii="Arial" w:hAnsi="Arial" w:cs="Arial"/>
+          <w:lang w:val="en-US"/>
+        </w:rPr>
+        <w:t xml:space="preserve">  `id` </w:t>
+      </w:r>
+      <w:proofErr w:type="spellStart"/>
+      <w:proofErr w:type="gramStart"/>
+      <w:r>
+        <w:rPr>
+          <w:rFonts w:ascii="Arial" w:hAnsi="Arial" w:cs="Arial"/>
+          <w:lang w:val="en-US"/>
+        </w:rPr>
+        <w:t>bigint</w:t>
+      </w:r>
+      <w:proofErr w:type="spellEnd"/>
+      <w:r>
+        <w:rPr>
+          <w:rFonts w:ascii="Arial" w:hAnsi="Arial" w:cs="Arial"/>
+          <w:lang w:val="en-US"/>
+        </w:rPr>
+        <w:t>(</w:t>
+      </w:r>
+      <w:proofErr w:type="gramEnd"/>
+      <w:r>
+        <w:rPr>
+          <w:rFonts w:ascii="Arial" w:hAnsi="Arial" w:cs="Arial"/>
+          <w:lang w:val="en-US"/>
+        </w:rPr>
+        <w:t>20) unsigned NOT NULL AUTO_INCREMENT,</w:t>
+      </w:r>
+    </w:p>
+    <w:p>
+      <w:pPr>
+        <w:rPr>
+          <w:rFonts w:ascii="Arial" w:hAnsi="Arial" w:cs="Arial"/>
+          <w:lang w:val="en-US"/>
+        </w:rPr>
+      </w:pPr>
+      <w:r>
+        <w:rPr>
+          <w:rFonts w:ascii="Arial" w:hAnsi="Arial" w:cs="Arial"/>
+          <w:lang w:val="en-US"/>
+        </w:rPr>
+        <w:t xml:space="preserve">  `</w:t>
+      </w:r>
+      <w:proofErr w:type="spellStart"/>
+      <w:r>
+        <w:rPr>
+          <w:rFonts w:ascii="Arial" w:hAnsi="Arial" w:cs="Arial"/>
+          <w:lang w:val="en-US"/>
+        </w:rPr>
+        <w:t>quote_number</w:t>
+      </w:r>
+      <w:proofErr w:type="spellEnd"/>
+      <w:r>
+        <w:rPr>
+          <w:rFonts w:ascii="Arial" w:hAnsi="Arial" w:cs="Arial"/>
+          <w:lang w:val="en-US"/>
+        </w:rPr>
+        <w:t xml:space="preserve">` </w:t>
+      </w:r>
+      <w:proofErr w:type="gramStart"/>
+      <w:r>
+        <w:rPr>
+          <w:rFonts w:ascii="Arial" w:hAnsi="Arial" w:cs="Arial"/>
+          <w:lang w:val="en-US"/>
+        </w:rPr>
+        <w:t>varchar(</w:t>
+      </w:r>
+      <w:proofErr w:type="gramEnd"/>
+      <w:r>
+        <w:rPr>
+          <w:rFonts w:ascii="Arial" w:hAnsi="Arial" w:cs="Arial"/>
+          <w:lang w:val="en-US"/>
+        </w:rPr>
+        <w:t>255) DEFAULT NULL,</w:t>
+      </w:r>
+    </w:p>
+    <w:p>
+      <w:pPr>
+        <w:rPr>
+          <w:rFonts w:ascii="Arial" w:hAnsi="Arial" w:cs="Arial"/>
+          <w:lang w:val="en-US"/>
+        </w:rPr>
+      </w:pPr>
+      <w:r>
+        <w:rPr>
+          <w:rFonts w:ascii="Arial" w:hAnsi="Arial" w:cs="Arial"/>
+          <w:lang w:val="en-US"/>
+        </w:rPr>
+        <w:t xml:space="preserve">  `</w:t>
+      </w:r>
+      <w:proofErr w:type="spellStart"/>
+      <w:r>
+        <w:rPr>
+          <w:rFonts w:ascii="Arial" w:hAnsi="Arial" w:cs="Arial"/>
+          <w:lang w:val="en-US"/>
+        </w:rPr>
+        <w:t>user_id</w:t>
+      </w:r>
+      <w:proofErr w:type="spellEnd"/>
+      <w:r>
+        <w:rPr>
+          <w:rFonts w:ascii="Arial" w:hAnsi="Arial" w:cs="Arial"/>
+          <w:lang w:val="en-US"/>
+        </w:rPr>
+        <w:t xml:space="preserve">` </w:t>
+      </w:r>
+      <w:proofErr w:type="spellStart"/>
+      <w:proofErr w:type="gramStart"/>
+      <w:r>
+        <w:rPr>
+          <w:rFonts w:ascii="Arial" w:hAnsi="Arial" w:cs="Arial"/>
+          <w:lang w:val="en-US"/>
+        </w:rPr>
+        <w:t>bigint</w:t>
+      </w:r>
+      <w:proofErr w:type="spellEnd"/>
+      <w:r>
+        <w:rPr>
+          <w:rFonts w:ascii="Arial" w:hAnsi="Arial" w:cs="Arial"/>
+          <w:lang w:val="en-US"/>
+        </w:rPr>
+        <w:t>(</w:t>
+      </w:r>
+      <w:proofErr w:type="gramEnd"/>
+      <w:r>
+        <w:rPr>
+          <w:rFonts w:ascii="Arial" w:hAnsi="Arial" w:cs="Arial"/>
+          <w:lang w:val="en-US"/>
+        </w:rPr>
+        <w:t>20) unsigned NOT NULL,</w:t>
+      </w:r>
+    </w:p>
+    <w:p>
+      <w:pPr>
+        <w:rPr>
+          <w:rFonts w:ascii="Arial" w:hAnsi="Arial" w:cs="Arial"/>
+          <w:lang w:val="en-US"/>
+        </w:rPr>
+      </w:pPr>
+      <w:r>
+        <w:rPr>
+          <w:rFonts w:ascii="Arial" w:hAnsi="Arial" w:cs="Arial"/>
+          <w:lang w:val="en-US"/>
+        </w:rPr>
+        <w:t xml:space="preserve">  `</w:t>
+      </w:r>
+      <w:proofErr w:type="spellStart"/>
+      <w:r>
+        <w:rPr>
+          <w:rFonts w:ascii="Arial" w:hAnsi="Arial" w:cs="Arial"/>
+          <w:lang w:val="en-US"/>
+        </w:rPr>
+        <w:t>insurance_product_id</w:t>
+      </w:r>
+      <w:proofErr w:type="spellEnd"/>
+      <w:r>
+        <w:rPr>
+          <w:rFonts w:ascii="Arial" w:hAnsi="Arial" w:cs="Arial"/>
+          <w:lang w:val="en-US"/>
+        </w:rPr>
+        <w:t xml:space="preserve">` </w:t>
+      </w:r>
+      <w:proofErr w:type="spellStart"/>
+      <w:proofErr w:type="gramStart"/>
+      <w:r>
+        <w:rPr>
+          <w:rFonts w:ascii="Arial" w:hAnsi="Arial" w:cs="Arial"/>
+          <w:lang w:val="en-US"/>
+        </w:rPr>
+        <w:t>bigint</w:t>
+      </w:r>
+      <w:proofErr w:type="spellEnd"/>
+      <w:r>
+        <w:rPr>
+          <w:rFonts w:ascii="Arial" w:hAnsi="Arial" w:cs="Arial"/>
+          <w:lang w:val="en-US"/>
+        </w:rPr>
+        <w:t>(</w:t>
+      </w:r>
+      <w:proofErr w:type="gramEnd"/>
+      <w:r>
+        <w:rPr>
+          <w:rFonts w:ascii="Arial" w:hAnsi="Arial" w:cs="Arial"/>
+          <w:lang w:val="en-US"/>
+        </w:rPr>
+        <w:t>20) unsigned NOT NULL,</w:t>
+      </w:r>
+    </w:p>
+    <w:p>
+      <w:pPr>
+        <w:rPr>
+          <w:rFonts w:ascii="Arial" w:hAnsi="Arial" w:cs="Arial"/>
+          <w:lang w:val="en-US"/>
+        </w:rPr>
+      </w:pPr>
+      <w:r>
+        <w:rPr>
+          <w:rFonts w:ascii="Arial" w:hAnsi="Arial" w:cs="Arial"/>
+          <w:lang w:val="en-US"/>
+        </w:rPr>
+        <w:t xml:space="preserve">  `</w:t>
+      </w:r>
+      <w:proofErr w:type="spellStart"/>
+      <w:r>
+        <w:rPr>
+          <w:rFonts w:ascii="Arial" w:hAnsi="Arial" w:cs="Arial"/>
+          <w:lang w:val="en-US"/>
+        </w:rPr>
+        <w:t>coverage_amount</w:t>
+      </w:r>
+      <w:proofErr w:type="spellEnd"/>
+      <w:r>
+        <w:rPr>
+          <w:rFonts w:ascii="Arial" w:hAnsi="Arial" w:cs="Arial"/>
+          <w:lang w:val="en-US"/>
+        </w:rPr>
+        <w:t xml:space="preserve">` </w:t>
+      </w:r>
+      <w:proofErr w:type="gramStart"/>
+      <w:r>
+        <w:rPr>
+          <w:rFonts w:ascii="Arial" w:hAnsi="Arial" w:cs="Arial"/>
+          <w:lang w:val="en-US"/>
+        </w:rPr>
+        <w:t>decimal(</w:t>
+      </w:r>
+      <w:proofErr w:type="gramEnd"/>
+      <w:r>
+        <w:rPr>
+          <w:rFonts w:ascii="Arial" w:hAnsi="Arial" w:cs="Arial"/>
+          <w:lang w:val="en-US"/>
+        </w:rPr>
+        <w:t>10,2) DEFAULT NULL,</w:t>
+      </w:r>
+    </w:p>
+    <w:p>
+      <w:pPr>
+        <w:rPr>
+          <w:rFonts w:ascii="Arial" w:hAnsi="Arial" w:cs="Arial"/>
+          <w:lang w:val="en-US"/>
+        </w:rPr>
+      </w:pPr>
+      <w:r>
+        <w:rPr>
+          <w:rFonts w:ascii="Arial" w:hAnsi="Arial" w:cs="Arial"/>
+          <w:lang w:val="en-US"/>
+        </w:rPr>
+        <w:t xml:space="preserve">  `deductible` </w:t>
+      </w:r>
+      <w:proofErr w:type="gramStart"/>
+      <w:r>
+        <w:rPr>
+          <w:rFonts w:ascii="Arial" w:hAnsi="Arial" w:cs="Arial"/>
+          <w:lang w:val="en-US"/>
+        </w:rPr>
+        <w:t>decimal(</w:t>
+      </w:r>
+      <w:proofErr w:type="gramEnd"/>
+      <w:r>
+        <w:rPr>
+          <w:rFonts w:ascii="Arial" w:hAnsi="Arial" w:cs="Arial"/>
+          <w:lang w:val="en-US"/>
+        </w:rPr>
+        <w:t>10,2) DEFAULT NULL,</w:t>
+      </w:r>
+    </w:p>
+    <w:p>
+      <w:pPr>
+        <w:rPr>
+          <w:rFonts w:ascii="Arial" w:hAnsi="Arial" w:cs="Arial"/>
+          <w:lang w:val="en-US"/>
+        </w:rPr>
+      </w:pPr>
+      <w:r>
+        <w:rPr>
+          <w:rFonts w:ascii="Arial" w:hAnsi="Arial" w:cs="Arial"/>
+          <w:lang w:val="en-US"/>
+        </w:rPr>
+        <w:t xml:space="preserve">  `</w:t>
+      </w:r>
+      <w:proofErr w:type="spellStart"/>
+      <w:r>
+        <w:rPr>
+          <w:rFonts w:ascii="Arial" w:hAnsi="Arial" w:cs="Arial"/>
+          <w:lang w:val="en-US"/>
+        </w:rPr>
+        <w:t>additional_options</w:t>
+      </w:r>
+      <w:proofErr w:type="spellEnd"/>
+      <w:r>
+        <w:rPr>
+          <w:rFonts w:ascii="Arial" w:hAnsi="Arial" w:cs="Arial"/>
+          <w:lang w:val="en-US"/>
+        </w:rPr>
+        <w:t>` text DEFAULT NULL,</w:t>
+      </w:r>
+    </w:p>
+    <w:p>
+      <w:pPr>
+        <w:rPr>
+          <w:rFonts w:ascii="Arial" w:hAnsi="Arial" w:cs="Arial"/>
+          <w:lang w:val="en-US"/>
+        </w:rPr>
+      </w:pPr>
+      <w:r>
+        <w:rPr>
+          <w:rFonts w:ascii="Arial" w:hAnsi="Arial" w:cs="Arial"/>
+          <w:lang w:val="en-US"/>
+        </w:rPr>
+        <w:t xml:space="preserve">  `</w:t>
+      </w:r>
+      <w:proofErr w:type="spellStart"/>
+      <w:r>
+        <w:rPr>
+          <w:rFonts w:ascii="Arial" w:hAnsi="Arial" w:cs="Arial"/>
+          <w:lang w:val="en-US"/>
+        </w:rPr>
+        <w:t>estimated_premium</w:t>
+      </w:r>
+      <w:proofErr w:type="spellEnd"/>
+      <w:r>
+        <w:rPr>
+          <w:rFonts w:ascii="Arial" w:hAnsi="Arial" w:cs="Arial"/>
+          <w:lang w:val="en-US"/>
+        </w:rPr>
+        <w:t xml:space="preserve">` </w:t>
+      </w:r>
+      <w:proofErr w:type="gramStart"/>
+      <w:r>
+        <w:rPr>
+          <w:rFonts w:ascii="Arial" w:hAnsi="Arial" w:cs="Arial"/>
+          <w:lang w:val="en-US"/>
+        </w:rPr>
+        <w:t>decimal(</w:t>
+      </w:r>
+      <w:proofErr w:type="gramEnd"/>
+      <w:r>
+        <w:rPr>
+          <w:rFonts w:ascii="Arial" w:hAnsi="Arial" w:cs="Arial"/>
+          <w:lang w:val="en-US"/>
+        </w:rPr>
+        <w:t>10,2) NOT NULL,</w:t>
+      </w:r>
+    </w:p>
+    <w:p>
+      <w:pPr>
+        <w:rPr>
+          <w:rFonts w:ascii="Arial" w:hAnsi="Arial" w:cs="Arial"/>
+          <w:lang w:val="en-US"/>
+        </w:rPr>
+      </w:pPr>
+      <w:r>
+        <w:rPr>
+          <w:rFonts w:ascii="Arial" w:hAnsi="Arial" w:cs="Arial"/>
+          <w:lang w:val="en-US"/>
+        </w:rPr>
+        <w:t xml:space="preserve">  `</w:t>
+      </w:r>
+      <w:proofErr w:type="spellStart"/>
+      <w:r>
+        <w:rPr>
+          <w:rFonts w:ascii="Arial" w:hAnsi="Arial" w:cs="Arial"/>
+          <w:lang w:val="en-US"/>
+        </w:rPr>
+        <w:t>calculated_price</w:t>
+      </w:r>
+      <w:proofErr w:type="spellEnd"/>
+      <w:r>
+        <w:rPr>
+          <w:rFonts w:ascii="Arial" w:hAnsi="Arial" w:cs="Arial"/>
+          <w:lang w:val="en-US"/>
+        </w:rPr>
+        <w:t xml:space="preserve">` </w:t>
+      </w:r>
+      <w:proofErr w:type="gramStart"/>
+      <w:r>
+        <w:rPr>
+          <w:rFonts w:ascii="Arial" w:hAnsi="Arial" w:cs="Arial"/>
+          <w:lang w:val="en-US"/>
+        </w:rPr>
+        <w:t>decimal(</w:t>
+      </w:r>
+      <w:proofErr w:type="gramEnd"/>
+      <w:r>
+        <w:rPr>
+          <w:rFonts w:ascii="Arial" w:hAnsi="Arial" w:cs="Arial"/>
+          <w:lang w:val="en-US"/>
+        </w:rPr>
+        <w:t>10,2) DEFAULT NULL,</w:t>
+      </w:r>
+    </w:p>
+    <w:p>
+      <w:pPr>
+        <w:rPr>
+          <w:rFonts w:ascii="Arial" w:hAnsi="Arial" w:cs="Arial"/>
+          <w:lang w:val="en-US"/>
+        </w:rPr>
+      </w:pPr>
+      <w:r>
+        <w:rPr>
+          <w:rFonts w:ascii="Arial" w:hAnsi="Arial" w:cs="Arial"/>
+          <w:lang w:val="en-US"/>
+        </w:rPr>
+        <w:t xml:space="preserve">  `status` </w:t>
+      </w:r>
+      <w:proofErr w:type="gramStart"/>
+      <w:r>
+        <w:rPr>
+          <w:rFonts w:ascii="Arial" w:hAnsi="Arial" w:cs="Arial"/>
+          <w:lang w:val="en-US"/>
+        </w:rPr>
+        <w:t>varchar(</w:t>
+      </w:r>
+      <w:proofErr w:type="gramEnd"/>
+      <w:r>
+        <w:rPr>
+          <w:rFonts w:ascii="Arial" w:hAnsi="Arial" w:cs="Arial"/>
+          <w:lang w:val="en-US"/>
+        </w:rPr>
+        <w:t>255) NOT NULL DEFAULT 'pending',</w:t>
+      </w:r>
+    </w:p>
+    <w:p>
+      <w:pPr>
+        <w:rPr>
+          <w:rFonts w:ascii="Arial" w:hAnsi="Arial" w:cs="Arial"/>
+          <w:lang w:val="en-US"/>
+        </w:rPr>
+      </w:pPr>
+      <w:r>
+        <w:rPr>
+          <w:rFonts w:ascii="Arial" w:hAnsi="Arial" w:cs="Arial"/>
+          <w:lang w:val="en-US"/>
+        </w:rPr>
+        <w:t xml:space="preserve">  `</w:t>
+      </w:r>
+      <w:proofErr w:type="spellStart"/>
+      <w:r>
+        <w:rPr>
+          <w:rFonts w:ascii="Arial" w:hAnsi="Arial" w:cs="Arial"/>
+          <w:lang w:val="en-US"/>
+        </w:rPr>
+        <w:t>expires_at</w:t>
+      </w:r>
+      <w:proofErr w:type="spellEnd"/>
+      <w:r>
+        <w:rPr>
+          <w:rFonts w:ascii="Arial" w:hAnsi="Arial" w:cs="Arial"/>
+          <w:lang w:val="en-US"/>
+        </w:rPr>
+        <w:t>` timestamp NULL DEFAULT NULL,</w:t>
+      </w:r>
+    </w:p>
+    <w:p>
+      <w:pPr>
+        <w:rPr>
+          <w:rFonts w:ascii="Arial" w:hAnsi="Arial" w:cs="Arial"/>
+          <w:lang w:val="en-US"/>
+        </w:rPr>
+      </w:pPr>
+      <w:r>
+        <w:rPr>
+          <w:rFonts w:ascii="Arial" w:hAnsi="Arial" w:cs="Arial"/>
+          <w:lang w:val="en-US"/>
+        </w:rPr>
+        <w:t xml:space="preserve">  `</w:t>
+      </w:r>
+      <w:proofErr w:type="spellStart"/>
+      <w:r>
+        <w:rPr>
+          <w:rFonts w:ascii="Arial" w:hAnsi="Arial" w:cs="Arial"/>
+          <w:lang w:val="en-US"/>
+        </w:rPr>
+        <w:t>created_at</w:t>
+      </w:r>
+      <w:proofErr w:type="spellEnd"/>
+      <w:r>
+        <w:rPr>
+          <w:rFonts w:ascii="Arial" w:hAnsi="Arial" w:cs="Arial"/>
+          <w:lang w:val="en-US"/>
+        </w:rPr>
+        <w:t>` timestamp NULL DEFAULT NULL,</w:t>
+      </w:r>
+    </w:p>
+    <w:p>
+      <w:pPr>
+        <w:rPr>
+          <w:rFonts w:ascii="Arial" w:hAnsi="Arial" w:cs="Arial"/>
+          <w:lang w:val="en-US"/>
+        </w:rPr>
+      </w:pPr>
+      <w:r>
+        <w:rPr>
+          <w:rFonts w:ascii="Arial" w:hAnsi="Arial" w:cs="Arial"/>
+          <w:lang w:val="en-US"/>
+        </w:rPr>
+        <w:t xml:space="preserve">  `</w:t>
+      </w:r>
+      <w:proofErr w:type="spellStart"/>
+      <w:r>
+        <w:rPr>
+          <w:rFonts w:ascii="Arial" w:hAnsi="Arial" w:cs="Arial"/>
+          <w:lang w:val="en-US"/>
+        </w:rPr>
+        <w:t>updated_at</w:t>
+      </w:r>
+      <w:proofErr w:type="spellEnd"/>
+      <w:r>
+        <w:rPr>
+          <w:rFonts w:ascii="Arial" w:hAnsi="Arial" w:cs="Arial"/>
+          <w:lang w:val="en-US"/>
+        </w:rPr>
+        <w:t>` timestamp NULL DEFAULT NULL,</w:t>
       </w:r>
     </w:p>
     <w:p>
@@ -1736,68 +5075,243 @@
           <w:rFonts w:ascii="Arial" w:hAnsi="Arial" w:cs="Arial"/>
           <w:lang w:val="en-US"/>
         </w:rPr>
-        <w:t xml:space="preserve">  UNIQUE KEY `claims_claim_number_unique` (`claim_number`),</w:t>
-      </w:r>
-    </w:p>
-    <w:p>
-      <w:pPr>
-        <w:rPr>
-          <w:rFonts w:ascii="Arial" w:hAnsi="Arial" w:cs="Arial"/>
-          <w:lang w:val="en-US"/>
-        </w:rPr>
-      </w:pPr>
-      <w:r>
-        <w:rPr>
-          <w:rFonts w:ascii="Arial" w:hAnsi="Arial" w:cs="Arial"/>
-          <w:lang w:val="en-US"/>
-        </w:rPr>
-        <w:t xml:space="preserve">  KEY `claims_user_id_foreign` (`user_id`),</w:t>
-      </w:r>
-    </w:p>
-    <w:p>
-      <w:pPr>
-        <w:rPr>
-          <w:rFonts w:ascii="Arial" w:hAnsi="Arial" w:cs="Arial"/>
-          <w:lang w:val="en-US"/>
-        </w:rPr>
-      </w:pPr>
-      <w:r>
-        <w:rPr>
-          <w:rFonts w:ascii="Arial" w:hAnsi="Arial" w:cs="Arial"/>
-          <w:lang w:val="en-US"/>
-        </w:rPr>
-        <w:t xml:space="preserve">  KEY `claims_policy_id_foreign` (`policy_id`),</w:t>
-      </w:r>
-    </w:p>
-    <w:p>
-      <w:pPr>
-        <w:rPr>
-          <w:rFonts w:ascii="Arial" w:hAnsi="Arial" w:cs="Arial"/>
-          <w:lang w:val="en-US"/>
-        </w:rPr>
-      </w:pPr>
-      <w:r>
-        <w:rPr>
-          <w:rFonts w:ascii="Arial" w:hAnsi="Arial" w:cs="Arial"/>
-          <w:lang w:val="en-US"/>
-        </w:rPr>
-        <w:lastRenderedPageBreak/>
-        <w:t xml:space="preserve">  CONSTRAINT `claims_policy_id_foreign` FOREIGN KEY (`policy_id`) REFERENCES `policies` (`id`) ON DELETE CASCADE,</w:t>
-      </w:r>
-    </w:p>
-    <w:p>
-      <w:pPr>
-        <w:rPr>
-          <w:rFonts w:ascii="Arial" w:hAnsi="Arial" w:cs="Arial"/>
-          <w:lang w:val="en-US"/>
-        </w:rPr>
-      </w:pPr>
-      <w:r>
-        <w:rPr>
-          <w:rFonts w:ascii="Arial" w:hAnsi="Arial" w:cs="Arial"/>
-          <w:lang w:val="en-US"/>
-        </w:rPr>
-        <w:t xml:space="preserve">  CONSTRAINT `claims_user_id_foreign` FOREIGN KEY (`user_id`) REFERENCES `users` (`id`) ON DELETE CASCADE</w:t>
+        <w:t xml:space="preserve">  UNIQUE KEY `</w:t>
+      </w:r>
+      <w:proofErr w:type="spellStart"/>
+      <w:r>
+        <w:rPr>
+          <w:rFonts w:ascii="Arial" w:hAnsi="Arial" w:cs="Arial"/>
+          <w:lang w:val="en-US"/>
+        </w:rPr>
+        <w:t>quotes_quote_number_unique</w:t>
+      </w:r>
+      <w:proofErr w:type="spellEnd"/>
+      <w:r>
+        <w:rPr>
+          <w:rFonts w:ascii="Arial" w:hAnsi="Arial" w:cs="Arial"/>
+          <w:lang w:val="en-US"/>
+        </w:rPr>
+        <w:t>` (`</w:t>
+      </w:r>
+      <w:proofErr w:type="spellStart"/>
+      <w:r>
+        <w:rPr>
+          <w:rFonts w:ascii="Arial" w:hAnsi="Arial" w:cs="Arial"/>
+          <w:lang w:val="en-US"/>
+        </w:rPr>
+        <w:t>quote_number</w:t>
+      </w:r>
+      <w:proofErr w:type="spellEnd"/>
+      <w:r>
+        <w:rPr>
+          <w:rFonts w:ascii="Arial" w:hAnsi="Arial" w:cs="Arial"/>
+          <w:lang w:val="en-US"/>
+        </w:rPr>
+        <w:t>`),</w:t>
+      </w:r>
+    </w:p>
+    <w:p>
+      <w:pPr>
+        <w:rPr>
+          <w:rFonts w:ascii="Arial" w:hAnsi="Arial" w:cs="Arial"/>
+          <w:lang w:val="en-US"/>
+        </w:rPr>
+      </w:pPr>
+      <w:r>
+        <w:rPr>
+          <w:rFonts w:ascii="Arial" w:hAnsi="Arial" w:cs="Arial"/>
+          <w:lang w:val="en-US"/>
+        </w:rPr>
+        <w:t xml:space="preserve">  KEY `</w:t>
+      </w:r>
+      <w:proofErr w:type="spellStart"/>
+      <w:r>
+        <w:rPr>
+          <w:rFonts w:ascii="Arial" w:hAnsi="Arial" w:cs="Arial"/>
+          <w:lang w:val="en-US"/>
+        </w:rPr>
+        <w:t>quotes_user_id_foreign</w:t>
+      </w:r>
+      <w:proofErr w:type="spellEnd"/>
+      <w:r>
+        <w:rPr>
+          <w:rFonts w:ascii="Arial" w:hAnsi="Arial" w:cs="Arial"/>
+          <w:lang w:val="en-US"/>
+        </w:rPr>
+        <w:t>` (`</w:t>
+      </w:r>
+      <w:proofErr w:type="spellStart"/>
+      <w:r>
+        <w:rPr>
+          <w:rFonts w:ascii="Arial" w:hAnsi="Arial" w:cs="Arial"/>
+          <w:lang w:val="en-US"/>
+        </w:rPr>
+        <w:t>user_id</w:t>
+      </w:r>
+      <w:proofErr w:type="spellEnd"/>
+      <w:r>
+        <w:rPr>
+          <w:rFonts w:ascii="Arial" w:hAnsi="Arial" w:cs="Arial"/>
+          <w:lang w:val="en-US"/>
+        </w:rPr>
+        <w:t>`),</w:t>
+      </w:r>
+    </w:p>
+    <w:p>
+      <w:pPr>
+        <w:rPr>
+          <w:rFonts w:ascii="Arial" w:hAnsi="Arial" w:cs="Arial"/>
+          <w:lang w:val="en-US"/>
+        </w:rPr>
+      </w:pPr>
+      <w:r>
+        <w:rPr>
+          <w:rFonts w:ascii="Arial" w:hAnsi="Arial" w:cs="Arial"/>
+          <w:lang w:val="en-US"/>
+        </w:rPr>
+        <w:t xml:space="preserve">  KEY `</w:t>
+      </w:r>
+      <w:proofErr w:type="spellStart"/>
+      <w:r>
+        <w:rPr>
+          <w:rFonts w:ascii="Arial" w:hAnsi="Arial" w:cs="Arial"/>
+          <w:lang w:val="en-US"/>
+        </w:rPr>
+        <w:t>quotes_insurance_product_id_foreign</w:t>
+      </w:r>
+      <w:proofErr w:type="spellEnd"/>
+      <w:r>
+        <w:rPr>
+          <w:rFonts w:ascii="Arial" w:hAnsi="Arial" w:cs="Arial"/>
+          <w:lang w:val="en-US"/>
+        </w:rPr>
+        <w:t>` (`</w:t>
+      </w:r>
+      <w:proofErr w:type="spellStart"/>
+      <w:r>
+        <w:rPr>
+          <w:rFonts w:ascii="Arial" w:hAnsi="Arial" w:cs="Arial"/>
+          <w:lang w:val="en-US"/>
+        </w:rPr>
+        <w:t>insurance_product_id</w:t>
+      </w:r>
+      <w:proofErr w:type="spellEnd"/>
+      <w:r>
+        <w:rPr>
+          <w:rFonts w:ascii="Arial" w:hAnsi="Arial" w:cs="Arial"/>
+          <w:lang w:val="en-US"/>
+        </w:rPr>
+        <w:t>`),</w:t>
+      </w:r>
+    </w:p>
+    <w:p>
+      <w:pPr>
+        <w:rPr>
+          <w:rFonts w:ascii="Arial" w:hAnsi="Arial" w:cs="Arial"/>
+          <w:lang w:val="en-US"/>
+        </w:rPr>
+      </w:pPr>
+      <w:r>
+        <w:rPr>
+          <w:rFonts w:ascii="Arial" w:hAnsi="Arial" w:cs="Arial"/>
+          <w:lang w:val="en-US"/>
+        </w:rPr>
+        <w:t xml:space="preserve">  CONSTRAINT `</w:t>
+      </w:r>
+      <w:proofErr w:type="spellStart"/>
+      <w:r>
+        <w:rPr>
+          <w:rFonts w:ascii="Arial" w:hAnsi="Arial" w:cs="Arial"/>
+          <w:lang w:val="en-US"/>
+        </w:rPr>
+        <w:t>quotes_insurance_product_id_foreign</w:t>
+      </w:r>
+      <w:proofErr w:type="spellEnd"/>
+      <w:r>
+        <w:rPr>
+          <w:rFonts w:ascii="Arial" w:hAnsi="Arial" w:cs="Arial"/>
+          <w:lang w:val="en-US"/>
+        </w:rPr>
+        <w:t>` FOREIGN KEY (`</w:t>
+      </w:r>
+      <w:proofErr w:type="spellStart"/>
+      <w:r>
+        <w:rPr>
+          <w:rFonts w:ascii="Arial" w:hAnsi="Arial" w:cs="Arial"/>
+          <w:lang w:val="en-US"/>
+        </w:rPr>
+        <w:t>insurance_product_id</w:t>
+      </w:r>
+      <w:proofErr w:type="spellEnd"/>
+      <w:r>
+        <w:rPr>
+          <w:rFonts w:ascii="Arial" w:hAnsi="Arial" w:cs="Arial"/>
+          <w:lang w:val="en-US"/>
+        </w:rPr>
+        <w:t>`) REFERENCES `</w:t>
+      </w:r>
+      <w:proofErr w:type="spellStart"/>
+      <w:r>
+        <w:rPr>
+          <w:rFonts w:ascii="Arial" w:hAnsi="Arial" w:cs="Arial"/>
+          <w:lang w:val="en-US"/>
+        </w:rPr>
+        <w:t>insurance_products</w:t>
+      </w:r>
+      <w:proofErr w:type="spellEnd"/>
+      <w:r>
+        <w:rPr>
+          <w:rFonts w:ascii="Arial" w:hAnsi="Arial" w:cs="Arial"/>
+          <w:lang w:val="en-US"/>
+        </w:rPr>
+        <w:t>` (`id`) ON DELETE CASCADE,</w:t>
+      </w:r>
+    </w:p>
+    <w:p>
+      <w:pPr>
+        <w:rPr>
+          <w:rFonts w:ascii="Arial" w:hAnsi="Arial" w:cs="Arial"/>
+          <w:lang w:val="en-US"/>
+        </w:rPr>
+      </w:pPr>
+      <w:r>
+        <w:rPr>
+          <w:rFonts w:ascii="Arial" w:hAnsi="Arial" w:cs="Arial"/>
+          <w:lang w:val="en-US"/>
+        </w:rPr>
+        <w:t xml:space="preserve">  CONSTRAINT `</w:t>
+      </w:r>
+      <w:proofErr w:type="spellStart"/>
+      <w:r>
+        <w:rPr>
+          <w:rFonts w:ascii="Arial" w:hAnsi="Arial" w:cs="Arial"/>
+          <w:lang w:val="en-US"/>
+        </w:rPr>
+        <w:t>quotes_user_id_foreign</w:t>
+      </w:r>
+      <w:proofErr w:type="spellEnd"/>
+      <w:r>
+        <w:rPr>
+          <w:rFonts w:ascii="Arial" w:hAnsi="Arial" w:cs="Arial"/>
+          <w:lang w:val="en-US"/>
+        </w:rPr>
+        <w:t>` FOREIGN KEY (`</w:t>
+      </w:r>
+      <w:proofErr w:type="spellStart"/>
+      <w:r>
+        <w:rPr>
+          <w:rFonts w:ascii="Arial" w:hAnsi="Arial" w:cs="Arial"/>
+          <w:lang w:val="en-US"/>
+        </w:rPr>
+        <w:t>user_id</w:t>
+      </w:r>
+      <w:proofErr w:type="spellEnd"/>
+      <w:r>
+        <w:rPr>
+          <w:rFonts w:ascii="Arial" w:hAnsi="Arial" w:cs="Arial"/>
+          <w:lang w:val="en-US"/>
+        </w:rPr>
+        <w:t>`) REFERENCES `users` (`id`) ON DELETE CASCADE</w:t>
       </w:r>
     </w:p>
     <w:p>
@@ -1838,862 +5352,6 @@
           <w:lang w:val="en-US"/>
         </w:rPr>
       </w:pPr>
-    </w:p>
-    <w:p>
-      <w:pPr>
-        <w:rPr>
-          <w:rFonts w:ascii="Arial" w:hAnsi="Arial" w:cs="Arial"/>
-          <w:lang w:val="en-US"/>
-        </w:rPr>
-      </w:pPr>
-      <w:r>
-        <w:rPr>
-          <w:rFonts w:ascii="Arial" w:hAnsi="Arial" w:cs="Arial"/>
-          <w:lang w:val="en-US"/>
-        </w:rPr>
-        <w:t>CREATE TABLE `insurance_products` (</w:t>
-      </w:r>
-    </w:p>
-    <w:p>
-      <w:pPr>
-        <w:rPr>
-          <w:rFonts w:ascii="Arial" w:hAnsi="Arial" w:cs="Arial"/>
-          <w:lang w:val="en-US"/>
-        </w:rPr>
-      </w:pPr>
-      <w:r>
-        <w:rPr>
-          <w:rFonts w:ascii="Arial" w:hAnsi="Arial" w:cs="Arial"/>
-          <w:lang w:val="en-US"/>
-        </w:rPr>
-        <w:t xml:space="preserve">  `id` bigint(20) unsigned NOT NULL AUTO_INCREMENT,</w:t>
-      </w:r>
-    </w:p>
-    <w:p>
-      <w:pPr>
-        <w:rPr>
-          <w:rFonts w:ascii="Arial" w:hAnsi="Arial" w:cs="Arial"/>
-          <w:lang w:val="en-US"/>
-        </w:rPr>
-      </w:pPr>
-      <w:r>
-        <w:rPr>
-          <w:rFonts w:ascii="Arial" w:hAnsi="Arial" w:cs="Arial"/>
-          <w:lang w:val="en-US"/>
-        </w:rPr>
-        <w:t xml:space="preserve">  `name` varchar(255) NOT NULL,</w:t>
-      </w:r>
-    </w:p>
-    <w:p>
-      <w:pPr>
-        <w:rPr>
-          <w:rFonts w:ascii="Arial" w:hAnsi="Arial" w:cs="Arial"/>
-          <w:lang w:val="en-US"/>
-        </w:rPr>
-      </w:pPr>
-      <w:r>
-        <w:rPr>
-          <w:rFonts w:ascii="Arial" w:hAnsi="Arial" w:cs="Arial"/>
-          <w:lang w:val="en-US"/>
-        </w:rPr>
-        <w:t xml:space="preserve">  `description` text NOT NULL,</w:t>
-      </w:r>
-    </w:p>
-    <w:p>
-      <w:pPr>
-        <w:rPr>
-          <w:rFonts w:ascii="Arial" w:hAnsi="Arial" w:cs="Arial"/>
-          <w:lang w:val="en-US"/>
-        </w:rPr>
-      </w:pPr>
-      <w:r>
-        <w:rPr>
-          <w:rFonts w:ascii="Arial" w:hAnsi="Arial" w:cs="Arial"/>
-          <w:lang w:val="en-US"/>
-        </w:rPr>
-        <w:t xml:space="preserve">  `base_price` decimal(10,2) NOT NULL,</w:t>
-      </w:r>
-    </w:p>
-    <w:p>
-      <w:pPr>
-        <w:rPr>
-          <w:rFonts w:ascii="Arial" w:hAnsi="Arial" w:cs="Arial"/>
-          <w:lang w:val="en-US"/>
-        </w:rPr>
-      </w:pPr>
-      <w:r>
-        <w:rPr>
-          <w:rFonts w:ascii="Arial" w:hAnsi="Arial" w:cs="Arial"/>
-          <w:lang w:val="en-US"/>
-        </w:rPr>
-        <w:t xml:space="preserve">  `created_at` timestamp NULL DEFAULT NULL,</w:t>
-      </w:r>
-    </w:p>
-    <w:p>
-      <w:pPr>
-        <w:rPr>
-          <w:rFonts w:ascii="Arial" w:hAnsi="Arial" w:cs="Arial"/>
-          <w:lang w:val="en-US"/>
-        </w:rPr>
-      </w:pPr>
-      <w:r>
-        <w:rPr>
-          <w:rFonts w:ascii="Arial" w:hAnsi="Arial" w:cs="Arial"/>
-          <w:lang w:val="en-US"/>
-        </w:rPr>
-        <w:t xml:space="preserve">  `updated_at` timestamp NULL DEFAULT NULL,</w:t>
-      </w:r>
-    </w:p>
-    <w:p>
-      <w:pPr>
-        <w:rPr>
-          <w:rFonts w:ascii="Arial" w:hAnsi="Arial" w:cs="Arial"/>
-          <w:lang w:val="en-US"/>
-        </w:rPr>
-      </w:pPr>
-      <w:r>
-        <w:rPr>
-          <w:rFonts w:ascii="Arial" w:hAnsi="Arial" w:cs="Arial"/>
-          <w:lang w:val="en-US"/>
-        </w:rPr>
-        <w:t xml:space="preserve">  PRIMARY KEY (`id`)</w:t>
-      </w:r>
-    </w:p>
-    <w:p>
-      <w:pPr>
-        <w:rPr>
-          <w:rFonts w:ascii="Arial" w:hAnsi="Arial" w:cs="Arial"/>
-          <w:lang w:val="en-US"/>
-        </w:rPr>
-      </w:pPr>
-      <w:r>
-        <w:rPr>
-          <w:rFonts w:ascii="Arial" w:hAnsi="Arial" w:cs="Arial"/>
-          <w:lang w:val="en-US"/>
-        </w:rPr>
-        <w:t xml:space="preserve">) </w:t>
-      </w:r>
-    </w:p>
-    <w:p>
-      <w:pPr>
-        <w:rPr>
-          <w:rFonts w:ascii="Arial" w:hAnsi="Arial" w:cs="Arial"/>
-          <w:lang w:val="en-US"/>
-        </w:rPr>
-      </w:pPr>
-    </w:p>
-    <w:p>
-      <w:pPr>
-        <w:rPr>
-          <w:rFonts w:ascii="Arial" w:hAnsi="Arial" w:cs="Arial"/>
-          <w:lang w:val="en-US"/>
-        </w:rPr>
-      </w:pPr>
-    </w:p>
-    <w:p>
-      <w:pPr>
-        <w:rPr>
-          <w:rFonts w:ascii="Arial" w:hAnsi="Arial" w:cs="Arial"/>
-          <w:lang w:val="en-US"/>
-        </w:rPr>
-      </w:pPr>
-    </w:p>
-    <w:p>
-      <w:pPr>
-        <w:rPr>
-          <w:rFonts w:ascii="Arial" w:hAnsi="Arial" w:cs="Arial"/>
-          <w:lang w:val="en-US"/>
-        </w:rPr>
-      </w:pPr>
-      <w:r>
-        <w:rPr>
-          <w:rFonts w:ascii="Arial" w:hAnsi="Arial" w:cs="Arial"/>
-          <w:lang w:val="en-US"/>
-        </w:rPr>
-        <w:t>CREATE TABLE `policies` (</w:t>
-      </w:r>
-    </w:p>
-    <w:p>
-      <w:pPr>
-        <w:rPr>
-          <w:rFonts w:ascii="Arial" w:hAnsi="Arial" w:cs="Arial"/>
-          <w:lang w:val="en-US"/>
-        </w:rPr>
-      </w:pPr>
-      <w:r>
-        <w:rPr>
-          <w:rFonts w:ascii="Arial" w:hAnsi="Arial" w:cs="Arial"/>
-          <w:lang w:val="en-US"/>
-        </w:rPr>
-        <w:t xml:space="preserve">  `id` bigint(20) unsigned NOT NULL AUTO_INCREMENT,</w:t>
-      </w:r>
-    </w:p>
-    <w:p>
-      <w:pPr>
-        <w:rPr>
-          <w:rFonts w:ascii="Arial" w:hAnsi="Arial" w:cs="Arial"/>
-          <w:lang w:val="en-US"/>
-        </w:rPr>
-      </w:pPr>
-      <w:r>
-        <w:rPr>
-          <w:rFonts w:ascii="Arial" w:hAnsi="Arial" w:cs="Arial"/>
-          <w:lang w:val="en-US"/>
-        </w:rPr>
-        <w:t xml:space="preserve">  `user_id` bigint(20) unsigned NOT NULL,</w:t>
-      </w:r>
-    </w:p>
-    <w:p>
-      <w:pPr>
-        <w:rPr>
-          <w:rFonts w:ascii="Arial" w:hAnsi="Arial" w:cs="Arial"/>
-          <w:lang w:val="en-US"/>
-        </w:rPr>
-      </w:pPr>
-      <w:r>
-        <w:rPr>
-          <w:rFonts w:ascii="Arial" w:hAnsi="Arial" w:cs="Arial"/>
-          <w:lang w:val="en-US"/>
-        </w:rPr>
-        <w:t xml:space="preserve">  `quote_id` bigint(20) unsigned NOT NULL,</w:t>
-      </w:r>
-    </w:p>
-    <w:p>
-      <w:pPr>
-        <w:rPr>
-          <w:rFonts w:ascii="Arial" w:hAnsi="Arial" w:cs="Arial"/>
-          <w:lang w:val="en-US"/>
-        </w:rPr>
-      </w:pPr>
-      <w:r>
-        <w:rPr>
-          <w:rFonts w:ascii="Arial" w:hAnsi="Arial" w:cs="Arial"/>
-          <w:lang w:val="en-US"/>
-        </w:rPr>
-        <w:t xml:space="preserve">  `insurance_product_id` bigint(20) unsigned NOT NULL,</w:t>
-      </w:r>
-    </w:p>
-    <w:p>
-      <w:pPr>
-        <w:rPr>
-          <w:rFonts w:ascii="Arial" w:hAnsi="Arial" w:cs="Arial"/>
-          <w:lang w:val="en-US"/>
-        </w:rPr>
-      </w:pPr>
-      <w:r>
-        <w:rPr>
-          <w:rFonts w:ascii="Arial" w:hAnsi="Arial" w:cs="Arial"/>
-          <w:lang w:val="en-US"/>
-        </w:rPr>
-        <w:t xml:space="preserve">  `policy_number` varchar(255) NOT NULL,</w:t>
-      </w:r>
-    </w:p>
-    <w:p>
-      <w:pPr>
-        <w:rPr>
-          <w:rFonts w:ascii="Arial" w:hAnsi="Arial" w:cs="Arial"/>
-          <w:lang w:val="en-US"/>
-        </w:rPr>
-      </w:pPr>
-      <w:r>
-        <w:rPr>
-          <w:rFonts w:ascii="Arial" w:hAnsi="Arial" w:cs="Arial"/>
-          <w:lang w:val="en-US"/>
-        </w:rPr>
-        <w:t xml:space="preserve">  `premium_amount` decimal(10,2) NOT NULL,</w:t>
-      </w:r>
-    </w:p>
-    <w:p>
-      <w:pPr>
-        <w:rPr>
-          <w:rFonts w:ascii="Arial" w:hAnsi="Arial" w:cs="Arial"/>
-          <w:lang w:val="en-US"/>
-        </w:rPr>
-      </w:pPr>
-      <w:r>
-        <w:rPr>
-          <w:rFonts w:ascii="Arial" w:hAnsi="Arial" w:cs="Arial"/>
-          <w:lang w:val="en-US"/>
-        </w:rPr>
-        <w:t xml:space="preserve">  `start_date` date NOT NULL,</w:t>
-      </w:r>
-    </w:p>
-    <w:p>
-      <w:pPr>
-        <w:rPr>
-          <w:rFonts w:ascii="Arial" w:hAnsi="Arial" w:cs="Arial"/>
-          <w:lang w:val="en-US"/>
-        </w:rPr>
-      </w:pPr>
-      <w:r>
-        <w:rPr>
-          <w:rFonts w:ascii="Arial" w:hAnsi="Arial" w:cs="Arial"/>
-          <w:lang w:val="en-US"/>
-        </w:rPr>
-        <w:t xml:space="preserve">  `end_date` date NOT NULL,</w:t>
-      </w:r>
-    </w:p>
-    <w:p>
-      <w:pPr>
-        <w:rPr>
-          <w:rFonts w:ascii="Arial" w:hAnsi="Arial" w:cs="Arial"/>
-          <w:lang w:val="en-US"/>
-        </w:rPr>
-      </w:pPr>
-      <w:r>
-        <w:rPr>
-          <w:rFonts w:ascii="Arial" w:hAnsi="Arial" w:cs="Arial"/>
-          <w:lang w:val="en-US"/>
-        </w:rPr>
-        <w:lastRenderedPageBreak/>
-        <w:t xml:space="preserve">  `status` enum('Active','Expired','Cancelled') NOT NULL DEFAULT 'Active',</w:t>
-      </w:r>
-    </w:p>
-    <w:p>
-      <w:pPr>
-        <w:rPr>
-          <w:rFonts w:ascii="Arial" w:hAnsi="Arial" w:cs="Arial"/>
-          <w:lang w:val="en-US"/>
-        </w:rPr>
-      </w:pPr>
-      <w:r>
-        <w:rPr>
-          <w:rFonts w:ascii="Arial" w:hAnsi="Arial" w:cs="Arial"/>
-          <w:lang w:val="en-US"/>
-        </w:rPr>
-        <w:t xml:space="preserve">  `effective_date` date NOT NULL,</w:t>
-      </w:r>
-    </w:p>
-    <w:p>
-      <w:pPr>
-        <w:rPr>
-          <w:rFonts w:ascii="Arial" w:hAnsi="Arial" w:cs="Arial"/>
-          <w:lang w:val="en-US"/>
-        </w:rPr>
-      </w:pPr>
-      <w:r>
-        <w:rPr>
-          <w:rFonts w:ascii="Arial" w:hAnsi="Arial" w:cs="Arial"/>
-          <w:lang w:val="en-US"/>
-        </w:rPr>
-        <w:t xml:space="preserve">  `created_at` timestamp NULL DEFAULT NULL,</w:t>
-      </w:r>
-    </w:p>
-    <w:p>
-      <w:pPr>
-        <w:rPr>
-          <w:rFonts w:ascii="Arial" w:hAnsi="Arial" w:cs="Arial"/>
-          <w:lang w:val="en-US"/>
-        </w:rPr>
-      </w:pPr>
-      <w:r>
-        <w:rPr>
-          <w:rFonts w:ascii="Arial" w:hAnsi="Arial" w:cs="Arial"/>
-          <w:lang w:val="en-US"/>
-        </w:rPr>
-        <w:t xml:space="preserve">  `updated_at` timestamp NULL DEFAULT NULL,</w:t>
-      </w:r>
-    </w:p>
-    <w:p>
-      <w:pPr>
-        <w:rPr>
-          <w:rFonts w:ascii="Arial" w:hAnsi="Arial" w:cs="Arial"/>
-          <w:lang w:val="en-US"/>
-        </w:rPr>
-      </w:pPr>
-      <w:r>
-        <w:rPr>
-          <w:rFonts w:ascii="Arial" w:hAnsi="Arial" w:cs="Arial"/>
-          <w:lang w:val="en-US"/>
-        </w:rPr>
-        <w:t xml:space="preserve">  PRIMARY KEY (`id`),</w:t>
-      </w:r>
-    </w:p>
-    <w:p>
-      <w:pPr>
-        <w:rPr>
-          <w:rFonts w:ascii="Arial" w:hAnsi="Arial" w:cs="Arial"/>
-          <w:lang w:val="en-US"/>
-        </w:rPr>
-      </w:pPr>
-      <w:r>
-        <w:rPr>
-          <w:rFonts w:ascii="Arial" w:hAnsi="Arial" w:cs="Arial"/>
-          <w:lang w:val="en-US"/>
-        </w:rPr>
-        <w:t xml:space="preserve">  UNIQUE KEY `policies_policy_number_unique` (`policy_number`),</w:t>
-      </w:r>
-    </w:p>
-    <w:p>
-      <w:pPr>
-        <w:rPr>
-          <w:rFonts w:ascii="Arial" w:hAnsi="Arial" w:cs="Arial"/>
-          <w:lang w:val="en-US"/>
-        </w:rPr>
-      </w:pPr>
-      <w:r>
-        <w:rPr>
-          <w:rFonts w:ascii="Arial" w:hAnsi="Arial" w:cs="Arial"/>
-          <w:lang w:val="en-US"/>
-        </w:rPr>
-        <w:t xml:space="preserve">  KEY `policies_user_id_foreign` (`user_id`),</w:t>
-      </w:r>
-    </w:p>
-    <w:p>
-      <w:pPr>
-        <w:rPr>
-          <w:rFonts w:ascii="Arial" w:hAnsi="Arial" w:cs="Arial"/>
-          <w:lang w:val="en-US"/>
-        </w:rPr>
-      </w:pPr>
-      <w:r>
-        <w:rPr>
-          <w:rFonts w:ascii="Arial" w:hAnsi="Arial" w:cs="Arial"/>
-          <w:lang w:val="en-US"/>
-        </w:rPr>
-        <w:t xml:space="preserve">  KEY `policies_quote_id_foreign` (`quote_id`),</w:t>
-      </w:r>
-    </w:p>
-    <w:p>
-      <w:pPr>
-        <w:rPr>
-          <w:rFonts w:ascii="Arial" w:hAnsi="Arial" w:cs="Arial"/>
-          <w:lang w:val="en-US"/>
-        </w:rPr>
-      </w:pPr>
-      <w:r>
-        <w:rPr>
-          <w:rFonts w:ascii="Arial" w:hAnsi="Arial" w:cs="Arial"/>
-          <w:lang w:val="en-US"/>
-        </w:rPr>
-        <w:t xml:space="preserve">  KEY `policies_insurance_product_id_foreign` (`insurance_product_id`),</w:t>
-      </w:r>
-    </w:p>
-    <w:p>
-      <w:pPr>
-        <w:rPr>
-          <w:rFonts w:ascii="Arial" w:hAnsi="Arial" w:cs="Arial"/>
-          <w:lang w:val="en-US"/>
-        </w:rPr>
-      </w:pPr>
-      <w:r>
-        <w:rPr>
-          <w:rFonts w:ascii="Arial" w:hAnsi="Arial" w:cs="Arial"/>
-          <w:lang w:val="en-US"/>
-        </w:rPr>
-        <w:t xml:space="preserve">  CONSTRAINT `policies_insurance_product_id_foreign` FOREIGN KEY (`insurance_product_id`) REFERENCES `insurance_products` (`id`) ON DELETE CASCADE,</w:t>
-      </w:r>
-    </w:p>
-    <w:p>
-      <w:pPr>
-        <w:rPr>
-          <w:rFonts w:ascii="Arial" w:hAnsi="Arial" w:cs="Arial"/>
-          <w:lang w:val="en-US"/>
-        </w:rPr>
-      </w:pPr>
-      <w:r>
-        <w:rPr>
-          <w:rFonts w:ascii="Arial" w:hAnsi="Arial" w:cs="Arial"/>
-          <w:lang w:val="en-US"/>
-        </w:rPr>
-        <w:t xml:space="preserve">  CONSTRAINT `policies_quote_id_foreign` FOREIGN KEY (`quote_id`) REFERENCES `quotes` (`id`) ON DELETE CASCADE,</w:t>
-      </w:r>
-    </w:p>
-    <w:p>
-      <w:pPr>
-        <w:rPr>
-          <w:rFonts w:ascii="Arial" w:hAnsi="Arial" w:cs="Arial"/>
-          <w:lang w:val="en-US"/>
-        </w:rPr>
-      </w:pPr>
-      <w:r>
-        <w:rPr>
-          <w:rFonts w:ascii="Arial" w:hAnsi="Arial" w:cs="Arial"/>
-          <w:lang w:val="en-US"/>
-        </w:rPr>
-        <w:t xml:space="preserve">  CONSTRAINT `policies_user_id_foreign` FOREIGN KEY (`user_id`) REFERENCES `users` (`id`) ON DELETE CASCADE</w:t>
-      </w:r>
-    </w:p>
-    <w:p>
-      <w:pPr>
-        <w:rPr>
-          <w:rFonts w:ascii="Arial" w:hAnsi="Arial" w:cs="Arial"/>
-          <w:lang w:val="en-US"/>
-        </w:rPr>
-      </w:pPr>
-      <w:r>
-        <w:rPr>
-          <w:rFonts w:ascii="Arial" w:hAnsi="Arial" w:cs="Arial"/>
-          <w:lang w:val="en-US"/>
-        </w:rPr>
-        <w:t>)</w:t>
-      </w:r>
-    </w:p>
-    <w:p>
-      <w:pPr>
-        <w:rPr>
-          <w:rFonts w:ascii="Arial" w:hAnsi="Arial" w:cs="Arial"/>
-          <w:lang w:val="en-US"/>
-        </w:rPr>
-      </w:pPr>
-    </w:p>
-    <w:p>
-      <w:pPr>
-        <w:rPr>
-          <w:rFonts w:ascii="Arial" w:hAnsi="Arial" w:cs="Arial"/>
-          <w:lang w:val="en-US"/>
-        </w:rPr>
-      </w:pPr>
-    </w:p>
-    <w:p>
-      <w:pPr>
-        <w:rPr>
-          <w:rFonts w:ascii="Arial" w:hAnsi="Arial" w:cs="Arial"/>
-          <w:lang w:val="en-US"/>
-        </w:rPr>
-      </w:pPr>
-    </w:p>
-    <w:p>
-      <w:pPr>
-        <w:rPr>
-          <w:rFonts w:ascii="Arial" w:hAnsi="Arial" w:cs="Arial"/>
-          <w:lang w:val="en-US"/>
-        </w:rPr>
-      </w:pPr>
-      <w:r>
-        <w:rPr>
-          <w:rFonts w:ascii="Arial" w:hAnsi="Arial" w:cs="Arial"/>
-          <w:lang w:val="en-US"/>
-        </w:rPr>
-        <w:t>CREATE TABLE `quotes` (</w:t>
-      </w:r>
-    </w:p>
-    <w:p>
-      <w:pPr>
-        <w:rPr>
-          <w:rFonts w:ascii="Arial" w:hAnsi="Arial" w:cs="Arial"/>
-          <w:lang w:val="en-US"/>
-        </w:rPr>
-      </w:pPr>
-      <w:r>
-        <w:rPr>
-          <w:rFonts w:ascii="Arial" w:hAnsi="Arial" w:cs="Arial"/>
-          <w:lang w:val="en-US"/>
-        </w:rPr>
-        <w:t xml:space="preserve">  `id` bigint(20) unsigned NOT NULL AUTO_INCREMENT,</w:t>
-      </w:r>
-    </w:p>
-    <w:p>
-      <w:pPr>
-        <w:rPr>
-          <w:rFonts w:ascii="Arial" w:hAnsi="Arial" w:cs="Arial"/>
-          <w:lang w:val="en-US"/>
-        </w:rPr>
-      </w:pPr>
-      <w:r>
-        <w:rPr>
-          <w:rFonts w:ascii="Arial" w:hAnsi="Arial" w:cs="Arial"/>
-          <w:lang w:val="en-US"/>
-        </w:rPr>
-        <w:t xml:space="preserve">  `quote_number` varchar(255) DEFAULT NULL,</w:t>
-      </w:r>
-    </w:p>
-    <w:p>
-      <w:pPr>
-        <w:rPr>
-          <w:rFonts w:ascii="Arial" w:hAnsi="Arial" w:cs="Arial"/>
-          <w:lang w:val="en-US"/>
-        </w:rPr>
-      </w:pPr>
-      <w:r>
-        <w:rPr>
-          <w:rFonts w:ascii="Arial" w:hAnsi="Arial" w:cs="Arial"/>
-          <w:lang w:val="en-US"/>
-        </w:rPr>
-        <w:t xml:space="preserve">  `user_id` bigint(20) unsigned NOT NULL,</w:t>
-      </w:r>
-    </w:p>
-    <w:p>
-      <w:pPr>
-        <w:rPr>
-          <w:rFonts w:ascii="Arial" w:hAnsi="Arial" w:cs="Arial"/>
-          <w:lang w:val="en-US"/>
-        </w:rPr>
-      </w:pPr>
-      <w:r>
-        <w:rPr>
-          <w:rFonts w:ascii="Arial" w:hAnsi="Arial" w:cs="Arial"/>
-          <w:lang w:val="en-US"/>
-        </w:rPr>
-        <w:t xml:space="preserve">  `insurance_product_id` bigint(20) unsigned NOT NULL,</w:t>
-      </w:r>
-    </w:p>
-    <w:p>
-      <w:pPr>
-        <w:rPr>
-          <w:rFonts w:ascii="Arial" w:hAnsi="Arial" w:cs="Arial"/>
-          <w:lang w:val="en-US"/>
-        </w:rPr>
-      </w:pPr>
-      <w:r>
-        <w:rPr>
-          <w:rFonts w:ascii="Arial" w:hAnsi="Arial" w:cs="Arial"/>
-          <w:lang w:val="en-US"/>
-        </w:rPr>
-        <w:t xml:space="preserve">  `coverage_amount` decimal(10,2) DEFAULT NULL,</w:t>
-      </w:r>
-    </w:p>
-    <w:p>
-      <w:pPr>
-        <w:rPr>
-          <w:rFonts w:ascii="Arial" w:hAnsi="Arial" w:cs="Arial"/>
-          <w:lang w:val="en-US"/>
-        </w:rPr>
-      </w:pPr>
-      <w:r>
-        <w:rPr>
-          <w:rFonts w:ascii="Arial" w:hAnsi="Arial" w:cs="Arial"/>
-          <w:lang w:val="en-US"/>
-        </w:rPr>
-        <w:t xml:space="preserve">  `deductible` decimal(10,2) DEFAULT NULL,</w:t>
-      </w:r>
-    </w:p>
-    <w:p>
-      <w:pPr>
-        <w:rPr>
-          <w:rFonts w:ascii="Arial" w:hAnsi="Arial" w:cs="Arial"/>
-          <w:lang w:val="en-US"/>
-        </w:rPr>
-      </w:pPr>
-      <w:r>
-        <w:rPr>
-          <w:rFonts w:ascii="Arial" w:hAnsi="Arial" w:cs="Arial"/>
-          <w:lang w:val="en-US"/>
-        </w:rPr>
-        <w:t xml:space="preserve">  `additional_options` text DEFAULT NULL,</w:t>
-      </w:r>
-    </w:p>
-    <w:p>
-      <w:pPr>
-        <w:rPr>
-          <w:rFonts w:ascii="Arial" w:hAnsi="Arial" w:cs="Arial"/>
-          <w:lang w:val="en-US"/>
-        </w:rPr>
-      </w:pPr>
-      <w:r>
-        <w:rPr>
-          <w:rFonts w:ascii="Arial" w:hAnsi="Arial" w:cs="Arial"/>
-          <w:lang w:val="en-US"/>
-        </w:rPr>
-        <w:t xml:space="preserve">  `estimated_premium` decimal(10,2) NOT NULL,</w:t>
-      </w:r>
-    </w:p>
-    <w:p>
-      <w:pPr>
-        <w:rPr>
-          <w:rFonts w:ascii="Arial" w:hAnsi="Arial" w:cs="Arial"/>
-          <w:lang w:val="en-US"/>
-        </w:rPr>
-      </w:pPr>
-      <w:r>
-        <w:rPr>
-          <w:rFonts w:ascii="Arial" w:hAnsi="Arial" w:cs="Arial"/>
-          <w:lang w:val="en-US"/>
-        </w:rPr>
-        <w:t xml:space="preserve">  `calculated_price` decimal(10,2) DEFAULT NULL,</w:t>
-      </w:r>
-    </w:p>
-    <w:p>
-      <w:pPr>
-        <w:rPr>
-          <w:rFonts w:ascii="Arial" w:hAnsi="Arial" w:cs="Arial"/>
-          <w:lang w:val="en-US"/>
-        </w:rPr>
-      </w:pPr>
-      <w:r>
-        <w:rPr>
-          <w:rFonts w:ascii="Arial" w:hAnsi="Arial" w:cs="Arial"/>
-          <w:lang w:val="en-US"/>
-        </w:rPr>
-        <w:lastRenderedPageBreak/>
-        <w:t xml:space="preserve">  `status` varchar(255) NOT NULL DEFAULT 'pending',</w:t>
-      </w:r>
-    </w:p>
-    <w:p>
-      <w:pPr>
-        <w:rPr>
-          <w:rFonts w:ascii="Arial" w:hAnsi="Arial" w:cs="Arial"/>
-          <w:lang w:val="en-US"/>
-        </w:rPr>
-      </w:pPr>
-      <w:r>
-        <w:rPr>
-          <w:rFonts w:ascii="Arial" w:hAnsi="Arial" w:cs="Arial"/>
-          <w:lang w:val="en-US"/>
-        </w:rPr>
-        <w:t xml:space="preserve">  `expires_at` timestamp NULL DEFAULT NULL,</w:t>
-      </w:r>
-    </w:p>
-    <w:p>
-      <w:pPr>
-        <w:rPr>
-          <w:rFonts w:ascii="Arial" w:hAnsi="Arial" w:cs="Arial"/>
-          <w:lang w:val="en-US"/>
-        </w:rPr>
-      </w:pPr>
-      <w:r>
-        <w:rPr>
-          <w:rFonts w:ascii="Arial" w:hAnsi="Arial" w:cs="Arial"/>
-          <w:lang w:val="en-US"/>
-        </w:rPr>
-        <w:t xml:space="preserve">  `created_at` timestamp NULL DEFAULT NULL,</w:t>
-      </w:r>
-    </w:p>
-    <w:p>
-      <w:pPr>
-        <w:rPr>
-          <w:rFonts w:ascii="Arial" w:hAnsi="Arial" w:cs="Arial"/>
-          <w:lang w:val="en-US"/>
-        </w:rPr>
-      </w:pPr>
-      <w:r>
-        <w:rPr>
-          <w:rFonts w:ascii="Arial" w:hAnsi="Arial" w:cs="Arial"/>
-          <w:lang w:val="en-US"/>
-        </w:rPr>
-        <w:t xml:space="preserve">  `updated_at` timestamp NULL DEFAULT NULL,</w:t>
-      </w:r>
-    </w:p>
-    <w:p>
-      <w:pPr>
-        <w:rPr>
-          <w:rFonts w:ascii="Arial" w:hAnsi="Arial" w:cs="Arial"/>
-          <w:lang w:val="en-US"/>
-        </w:rPr>
-      </w:pPr>
-      <w:r>
-        <w:rPr>
-          <w:rFonts w:ascii="Arial" w:hAnsi="Arial" w:cs="Arial"/>
-          <w:lang w:val="en-US"/>
-        </w:rPr>
-        <w:t xml:space="preserve">  PRIMARY KEY (`id`),</w:t>
-      </w:r>
-    </w:p>
-    <w:p>
-      <w:pPr>
-        <w:rPr>
-          <w:rFonts w:ascii="Arial" w:hAnsi="Arial" w:cs="Arial"/>
-          <w:lang w:val="en-US"/>
-        </w:rPr>
-      </w:pPr>
-      <w:r>
-        <w:rPr>
-          <w:rFonts w:ascii="Arial" w:hAnsi="Arial" w:cs="Arial"/>
-          <w:lang w:val="en-US"/>
-        </w:rPr>
-        <w:t xml:space="preserve">  UNIQUE KEY `quotes_quote_number_unique` (`quote_number`),</w:t>
-      </w:r>
-    </w:p>
-    <w:p>
-      <w:pPr>
-        <w:rPr>
-          <w:rFonts w:ascii="Arial" w:hAnsi="Arial" w:cs="Arial"/>
-          <w:lang w:val="en-US"/>
-        </w:rPr>
-      </w:pPr>
-      <w:r>
-        <w:rPr>
-          <w:rFonts w:ascii="Arial" w:hAnsi="Arial" w:cs="Arial"/>
-          <w:lang w:val="en-US"/>
-        </w:rPr>
-        <w:t xml:space="preserve">  KEY `quotes_user_id_foreign` (`user_id`),</w:t>
-      </w:r>
-    </w:p>
-    <w:p>
-      <w:pPr>
-        <w:rPr>
-          <w:rFonts w:ascii="Arial" w:hAnsi="Arial" w:cs="Arial"/>
-          <w:lang w:val="en-US"/>
-        </w:rPr>
-      </w:pPr>
-      <w:r>
-        <w:rPr>
-          <w:rFonts w:ascii="Arial" w:hAnsi="Arial" w:cs="Arial"/>
-          <w:lang w:val="en-US"/>
-        </w:rPr>
-        <w:t xml:space="preserve">  KEY `quotes_insurance_product_id_foreign` (`insurance_product_id`),</w:t>
-      </w:r>
-    </w:p>
-    <w:p>
-      <w:pPr>
-        <w:rPr>
-          <w:rFonts w:ascii="Arial" w:hAnsi="Arial" w:cs="Arial"/>
-          <w:lang w:val="en-US"/>
-        </w:rPr>
-      </w:pPr>
-      <w:r>
-        <w:rPr>
-          <w:rFonts w:ascii="Arial" w:hAnsi="Arial" w:cs="Arial"/>
-          <w:lang w:val="en-US"/>
-        </w:rPr>
-        <w:t xml:space="preserve">  CONSTRAINT `quotes_insurance_product_id_foreign` FOREIGN KEY (`insurance_product_id`) REFERENCES `insurance_products` (`id`) ON DELETE CASCADE,</w:t>
-      </w:r>
-    </w:p>
-    <w:p>
-      <w:pPr>
-        <w:rPr>
-          <w:rFonts w:ascii="Arial" w:hAnsi="Arial" w:cs="Arial"/>
-          <w:lang w:val="en-US"/>
-        </w:rPr>
-      </w:pPr>
-      <w:r>
-        <w:rPr>
-          <w:rFonts w:ascii="Arial" w:hAnsi="Arial" w:cs="Arial"/>
-          <w:lang w:val="en-US"/>
-        </w:rPr>
-        <w:t xml:space="preserve">  CONSTRAINT `quotes_user_id_foreign` FOREIGN KEY (`user_id`) REFERENCES `users` (`id`) ON DELETE CASCADE</w:t>
-      </w:r>
-    </w:p>
-    <w:p>
-      <w:pPr>
-        <w:rPr>
-          <w:rFonts w:ascii="Arial" w:hAnsi="Arial" w:cs="Arial"/>
-          <w:lang w:val="en-US"/>
-        </w:rPr>
-      </w:pPr>
-      <w:r>
-        <w:rPr>
-          <w:rFonts w:ascii="Arial" w:hAnsi="Arial" w:cs="Arial"/>
-          <w:lang w:val="en-US"/>
-        </w:rPr>
-        <w:t xml:space="preserve">) </w:t>
-      </w:r>
-    </w:p>
-    <w:p>
-      <w:pPr>
-        <w:rPr>
-          <w:rFonts w:ascii="Arial" w:hAnsi="Arial" w:cs="Arial"/>
-          <w:lang w:val="en-US"/>
-        </w:rPr>
-      </w:pPr>
-    </w:p>
-    <w:p>
-      <w:pPr>
-        <w:rPr>
-          <w:rFonts w:ascii="Arial" w:hAnsi="Arial" w:cs="Arial"/>
-          <w:lang w:val="en-US"/>
-        </w:rPr>
-      </w:pPr>
-    </w:p>
-    <w:p>
-      <w:pPr>
-        <w:rPr>
-          <w:rFonts w:ascii="Arial" w:hAnsi="Arial" w:cs="Arial"/>
-          <w:lang w:val="en-US"/>
-        </w:rPr>
-      </w:pPr>
-      <w:bookmarkStart w:id="0" w:name="_GoBack"/>
-      <w:bookmarkEnd w:id="0"/>
     </w:p>
     <w:sectPr>
       <w:pgSz w:w="11906" w:h="16838"/>
